--- a/TranscriptAnalysis/results/correlation_conventional/_VzHpLjKeZ8/_VzHpLjKeZ8_correlation_topics_n0_p15_m6.docx
+++ b/TranscriptAnalysis/results/correlation_conventional/_VzHpLjKeZ8/_VzHpLjKeZ8_correlation_topics_n0_p15_m6.docx
@@ -127,7 +127,38 @@
           </w:tcPr>
           <w:p>
             <w:r>
-              <w:t>frame_0000.jpg</w:t>
+              <w:drawing>
+                <wp:inline xmlns:a="http://schemas.openxmlformats.org/drawingml/2006/main" xmlns:pic="http://schemas.openxmlformats.org/drawingml/2006/picture">
+                  <wp:extent cx="1097280" cy="617220"/>
+                  <wp:docPr id="1" name="Picture 1"/>
+                  <wp:cNvGraphicFramePr>
+                    <a:graphicFrameLocks noChangeAspect="1"/>
+                  </wp:cNvGraphicFramePr>
+                  <a:graphic>
+                    <a:graphicData uri="http://schemas.openxmlformats.org/drawingml/2006/picture">
+                      <pic:pic>
+                        <pic:nvPicPr>
+                          <pic:cNvPr id="0" name="frame_0000.jpg"/>
+                          <pic:cNvPicPr/>
+                        </pic:nvPicPr>
+                        <pic:blipFill>
+                          <a:blip r:embed="rId9"/>
+                          <a:stretch>
+                            <a:fillRect/>
+                          </a:stretch>
+                        </pic:blipFill>
+                        <pic:spPr>
+                          <a:xfrm>
+                            <a:off x="0" y="0"/>
+                            <a:ext cx="1097280" cy="617220"/>
+                          </a:xfrm>
+                          <a:prstGeom prst="rect"/>
+                        </pic:spPr>
+                      </pic:pic>
+                    </a:graphicData>
+                  </a:graphic>
+                </wp:inline>
+              </w:drawing>
             </w:r>
           </w:p>
         </w:tc>
@@ -137,7 +168,38 @@
           </w:tcPr>
           <w:p>
             <w:r>
-              <w:t>frame_0886.jpg</w:t>
+              <w:drawing>
+                <wp:inline xmlns:a="http://schemas.openxmlformats.org/drawingml/2006/main" xmlns:pic="http://schemas.openxmlformats.org/drawingml/2006/picture">
+                  <wp:extent cx="1097280" cy="617220"/>
+                  <wp:docPr id="2" name="Picture 2"/>
+                  <wp:cNvGraphicFramePr>
+                    <a:graphicFrameLocks noChangeAspect="1"/>
+                  </wp:cNvGraphicFramePr>
+                  <a:graphic>
+                    <a:graphicData uri="http://schemas.openxmlformats.org/drawingml/2006/picture">
+                      <pic:pic>
+                        <pic:nvPicPr>
+                          <pic:cNvPr id="0" name="frame_0886.jpg"/>
+                          <pic:cNvPicPr/>
+                        </pic:nvPicPr>
+                        <pic:blipFill>
+                          <a:blip r:embed="rId10"/>
+                          <a:stretch>
+                            <a:fillRect/>
+                          </a:stretch>
+                        </pic:blipFill>
+                        <pic:spPr>
+                          <a:xfrm>
+                            <a:off x="0" y="0"/>
+                            <a:ext cx="1097280" cy="617220"/>
+                          </a:xfrm>
+                          <a:prstGeom prst="rect"/>
+                        </pic:spPr>
+                      </pic:pic>
+                    </a:graphicData>
+                  </a:graphic>
+                </wp:inline>
+              </w:drawing>
             </w:r>
           </w:p>
         </w:tc>
@@ -147,7 +209,38 @@
           </w:tcPr>
           <w:p>
             <w:r>
-              <w:t>frame_1772.jpg</w:t>
+              <w:drawing>
+                <wp:inline xmlns:a="http://schemas.openxmlformats.org/drawingml/2006/main" xmlns:pic="http://schemas.openxmlformats.org/drawingml/2006/picture">
+                  <wp:extent cx="1097280" cy="617220"/>
+                  <wp:docPr id="3" name="Picture 3"/>
+                  <wp:cNvGraphicFramePr>
+                    <a:graphicFrameLocks noChangeAspect="1"/>
+                  </wp:cNvGraphicFramePr>
+                  <a:graphic>
+                    <a:graphicData uri="http://schemas.openxmlformats.org/drawingml/2006/picture">
+                      <pic:pic>
+                        <pic:nvPicPr>
+                          <pic:cNvPr id="0" name="frame_1772.jpg"/>
+                          <pic:cNvPicPr/>
+                        </pic:nvPicPr>
+                        <pic:blipFill>
+                          <a:blip r:embed="rId11"/>
+                          <a:stretch>
+                            <a:fillRect/>
+                          </a:stretch>
+                        </pic:blipFill>
+                        <pic:spPr>
+                          <a:xfrm>
+                            <a:off x="0" y="0"/>
+                            <a:ext cx="1097280" cy="617220"/>
+                          </a:xfrm>
+                          <a:prstGeom prst="rect"/>
+                        </pic:spPr>
+                      </pic:pic>
+                    </a:graphicData>
+                  </a:graphic>
+                </wp:inline>
+              </w:drawing>
             </w:r>
           </w:p>
         </w:tc>
@@ -186,7 +279,38 @@
           </w:tcPr>
           <w:p>
             <w:r>
-              <w:t>frame_0000.jpg</w:t>
+              <w:drawing>
+                <wp:inline xmlns:a="http://schemas.openxmlformats.org/drawingml/2006/main" xmlns:pic="http://schemas.openxmlformats.org/drawingml/2006/picture">
+                  <wp:extent cx="1097280" cy="617220"/>
+                  <wp:docPr id="4" name="Picture 4"/>
+                  <wp:cNvGraphicFramePr>
+                    <a:graphicFrameLocks noChangeAspect="1"/>
+                  </wp:cNvGraphicFramePr>
+                  <a:graphic>
+                    <a:graphicData uri="http://schemas.openxmlformats.org/drawingml/2006/picture">
+                      <pic:pic>
+                        <pic:nvPicPr>
+                          <pic:cNvPr id="0" name="frame_0000.jpg"/>
+                          <pic:cNvPicPr/>
+                        </pic:nvPicPr>
+                        <pic:blipFill>
+                          <a:blip r:embed="rId9"/>
+                          <a:stretch>
+                            <a:fillRect/>
+                          </a:stretch>
+                        </pic:blipFill>
+                        <pic:spPr>
+                          <a:xfrm>
+                            <a:off x="0" y="0"/>
+                            <a:ext cx="1097280" cy="617220"/>
+                          </a:xfrm>
+                          <a:prstGeom prst="rect"/>
+                        </pic:spPr>
+                      </pic:pic>
+                    </a:graphicData>
+                  </a:graphic>
+                </wp:inline>
+              </w:drawing>
             </w:r>
           </w:p>
         </w:tc>
@@ -196,7 +320,38 @@
           </w:tcPr>
           <w:p>
             <w:r>
-              <w:t>frame_0886.jpg</w:t>
+              <w:drawing>
+                <wp:inline xmlns:a="http://schemas.openxmlformats.org/drawingml/2006/main" xmlns:pic="http://schemas.openxmlformats.org/drawingml/2006/picture">
+                  <wp:extent cx="1097280" cy="617220"/>
+                  <wp:docPr id="5" name="Picture 5"/>
+                  <wp:cNvGraphicFramePr>
+                    <a:graphicFrameLocks noChangeAspect="1"/>
+                  </wp:cNvGraphicFramePr>
+                  <a:graphic>
+                    <a:graphicData uri="http://schemas.openxmlformats.org/drawingml/2006/picture">
+                      <pic:pic>
+                        <pic:nvPicPr>
+                          <pic:cNvPr id="0" name="frame_0886.jpg"/>
+                          <pic:cNvPicPr/>
+                        </pic:nvPicPr>
+                        <pic:blipFill>
+                          <a:blip r:embed="rId10"/>
+                          <a:stretch>
+                            <a:fillRect/>
+                          </a:stretch>
+                        </pic:blipFill>
+                        <pic:spPr>
+                          <a:xfrm>
+                            <a:off x="0" y="0"/>
+                            <a:ext cx="1097280" cy="617220"/>
+                          </a:xfrm>
+                          <a:prstGeom prst="rect"/>
+                        </pic:spPr>
+                      </pic:pic>
+                    </a:graphicData>
+                  </a:graphic>
+                </wp:inline>
+              </w:drawing>
             </w:r>
           </w:p>
         </w:tc>
@@ -206,7 +361,38 @@
           </w:tcPr>
           <w:p>
             <w:r>
-              <w:t>frame_1772.jpg</w:t>
+              <w:drawing>
+                <wp:inline xmlns:a="http://schemas.openxmlformats.org/drawingml/2006/main" xmlns:pic="http://schemas.openxmlformats.org/drawingml/2006/picture">
+                  <wp:extent cx="1097280" cy="617220"/>
+                  <wp:docPr id="6" name="Picture 6"/>
+                  <wp:cNvGraphicFramePr>
+                    <a:graphicFrameLocks noChangeAspect="1"/>
+                  </wp:cNvGraphicFramePr>
+                  <a:graphic>
+                    <a:graphicData uri="http://schemas.openxmlformats.org/drawingml/2006/picture">
+                      <pic:pic>
+                        <pic:nvPicPr>
+                          <pic:cNvPr id="0" name="frame_1772.jpg"/>
+                          <pic:cNvPicPr/>
+                        </pic:nvPicPr>
+                        <pic:blipFill>
+                          <a:blip r:embed="rId11"/>
+                          <a:stretch>
+                            <a:fillRect/>
+                          </a:stretch>
+                        </pic:blipFill>
+                        <pic:spPr>
+                          <a:xfrm>
+                            <a:off x="0" y="0"/>
+                            <a:ext cx="1097280" cy="617220"/>
+                          </a:xfrm>
+                          <a:prstGeom prst="rect"/>
+                        </pic:spPr>
+                      </pic:pic>
+                    </a:graphicData>
+                  </a:graphic>
+                </wp:inline>
+              </w:drawing>
             </w:r>
           </w:p>
         </w:tc>
@@ -245,7 +431,38 @@
           </w:tcPr>
           <w:p>
             <w:r>
-              <w:t>frame_0000.jpg</w:t>
+              <w:drawing>
+                <wp:inline xmlns:a="http://schemas.openxmlformats.org/drawingml/2006/main" xmlns:pic="http://schemas.openxmlformats.org/drawingml/2006/picture">
+                  <wp:extent cx="1097280" cy="617220"/>
+                  <wp:docPr id="7" name="Picture 7"/>
+                  <wp:cNvGraphicFramePr>
+                    <a:graphicFrameLocks noChangeAspect="1"/>
+                  </wp:cNvGraphicFramePr>
+                  <a:graphic>
+                    <a:graphicData uri="http://schemas.openxmlformats.org/drawingml/2006/picture">
+                      <pic:pic>
+                        <pic:nvPicPr>
+                          <pic:cNvPr id="0" name="frame_0000.jpg"/>
+                          <pic:cNvPicPr/>
+                        </pic:nvPicPr>
+                        <pic:blipFill>
+                          <a:blip r:embed="rId9"/>
+                          <a:stretch>
+                            <a:fillRect/>
+                          </a:stretch>
+                        </pic:blipFill>
+                        <pic:spPr>
+                          <a:xfrm>
+                            <a:off x="0" y="0"/>
+                            <a:ext cx="1097280" cy="617220"/>
+                          </a:xfrm>
+                          <a:prstGeom prst="rect"/>
+                        </pic:spPr>
+                      </pic:pic>
+                    </a:graphicData>
+                  </a:graphic>
+                </wp:inline>
+              </w:drawing>
             </w:r>
           </w:p>
         </w:tc>
@@ -255,7 +472,38 @@
           </w:tcPr>
           <w:p>
             <w:r>
-              <w:t>frame_0886.jpg</w:t>
+              <w:drawing>
+                <wp:inline xmlns:a="http://schemas.openxmlformats.org/drawingml/2006/main" xmlns:pic="http://schemas.openxmlformats.org/drawingml/2006/picture">
+                  <wp:extent cx="1097280" cy="617220"/>
+                  <wp:docPr id="8" name="Picture 8"/>
+                  <wp:cNvGraphicFramePr>
+                    <a:graphicFrameLocks noChangeAspect="1"/>
+                  </wp:cNvGraphicFramePr>
+                  <a:graphic>
+                    <a:graphicData uri="http://schemas.openxmlformats.org/drawingml/2006/picture">
+                      <pic:pic>
+                        <pic:nvPicPr>
+                          <pic:cNvPr id="0" name="frame_0886.jpg"/>
+                          <pic:cNvPicPr/>
+                        </pic:nvPicPr>
+                        <pic:blipFill>
+                          <a:blip r:embed="rId10"/>
+                          <a:stretch>
+                            <a:fillRect/>
+                          </a:stretch>
+                        </pic:blipFill>
+                        <pic:spPr>
+                          <a:xfrm>
+                            <a:off x="0" y="0"/>
+                            <a:ext cx="1097280" cy="617220"/>
+                          </a:xfrm>
+                          <a:prstGeom prst="rect"/>
+                        </pic:spPr>
+                      </pic:pic>
+                    </a:graphicData>
+                  </a:graphic>
+                </wp:inline>
+              </w:drawing>
             </w:r>
           </w:p>
         </w:tc>
@@ -265,7 +513,38 @@
           </w:tcPr>
           <w:p>
             <w:r>
-              <w:t>frame_1772.jpg</w:t>
+              <w:drawing>
+                <wp:inline xmlns:a="http://schemas.openxmlformats.org/drawingml/2006/main" xmlns:pic="http://schemas.openxmlformats.org/drawingml/2006/picture">
+                  <wp:extent cx="1097280" cy="617220"/>
+                  <wp:docPr id="9" name="Picture 9"/>
+                  <wp:cNvGraphicFramePr>
+                    <a:graphicFrameLocks noChangeAspect="1"/>
+                  </wp:cNvGraphicFramePr>
+                  <a:graphic>
+                    <a:graphicData uri="http://schemas.openxmlformats.org/drawingml/2006/picture">
+                      <pic:pic>
+                        <pic:nvPicPr>
+                          <pic:cNvPr id="0" name="frame_1772.jpg"/>
+                          <pic:cNvPicPr/>
+                        </pic:nvPicPr>
+                        <pic:blipFill>
+                          <a:blip r:embed="rId11"/>
+                          <a:stretch>
+                            <a:fillRect/>
+                          </a:stretch>
+                        </pic:blipFill>
+                        <pic:spPr>
+                          <a:xfrm>
+                            <a:off x="0" y="0"/>
+                            <a:ext cx="1097280" cy="617220"/>
+                          </a:xfrm>
+                          <a:prstGeom prst="rect"/>
+                        </pic:spPr>
+                      </pic:pic>
+                    </a:graphicData>
+                  </a:graphic>
+                </wp:inline>
+              </w:drawing>
             </w:r>
           </w:p>
         </w:tc>
@@ -304,7 +583,38 @@
           </w:tcPr>
           <w:p>
             <w:r>
-              <w:t>frame_0000.jpg</w:t>
+              <w:drawing>
+                <wp:inline xmlns:a="http://schemas.openxmlformats.org/drawingml/2006/main" xmlns:pic="http://schemas.openxmlformats.org/drawingml/2006/picture">
+                  <wp:extent cx="1097280" cy="617220"/>
+                  <wp:docPr id="10" name="Picture 10"/>
+                  <wp:cNvGraphicFramePr>
+                    <a:graphicFrameLocks noChangeAspect="1"/>
+                  </wp:cNvGraphicFramePr>
+                  <a:graphic>
+                    <a:graphicData uri="http://schemas.openxmlformats.org/drawingml/2006/picture">
+                      <pic:pic>
+                        <pic:nvPicPr>
+                          <pic:cNvPr id="0" name="frame_0000.jpg"/>
+                          <pic:cNvPicPr/>
+                        </pic:nvPicPr>
+                        <pic:blipFill>
+                          <a:blip r:embed="rId9"/>
+                          <a:stretch>
+                            <a:fillRect/>
+                          </a:stretch>
+                        </pic:blipFill>
+                        <pic:spPr>
+                          <a:xfrm>
+                            <a:off x="0" y="0"/>
+                            <a:ext cx="1097280" cy="617220"/>
+                          </a:xfrm>
+                          <a:prstGeom prst="rect"/>
+                        </pic:spPr>
+                      </pic:pic>
+                    </a:graphicData>
+                  </a:graphic>
+                </wp:inline>
+              </w:drawing>
             </w:r>
           </w:p>
         </w:tc>
@@ -314,7 +624,38 @@
           </w:tcPr>
           <w:p>
             <w:r>
-              <w:t>frame_0886.jpg</w:t>
+              <w:drawing>
+                <wp:inline xmlns:a="http://schemas.openxmlformats.org/drawingml/2006/main" xmlns:pic="http://schemas.openxmlformats.org/drawingml/2006/picture">
+                  <wp:extent cx="1097280" cy="617220"/>
+                  <wp:docPr id="11" name="Picture 11"/>
+                  <wp:cNvGraphicFramePr>
+                    <a:graphicFrameLocks noChangeAspect="1"/>
+                  </wp:cNvGraphicFramePr>
+                  <a:graphic>
+                    <a:graphicData uri="http://schemas.openxmlformats.org/drawingml/2006/picture">
+                      <pic:pic>
+                        <pic:nvPicPr>
+                          <pic:cNvPr id="0" name="frame_0886.jpg"/>
+                          <pic:cNvPicPr/>
+                        </pic:nvPicPr>
+                        <pic:blipFill>
+                          <a:blip r:embed="rId10"/>
+                          <a:stretch>
+                            <a:fillRect/>
+                          </a:stretch>
+                        </pic:blipFill>
+                        <pic:spPr>
+                          <a:xfrm>
+                            <a:off x="0" y="0"/>
+                            <a:ext cx="1097280" cy="617220"/>
+                          </a:xfrm>
+                          <a:prstGeom prst="rect"/>
+                        </pic:spPr>
+                      </pic:pic>
+                    </a:graphicData>
+                  </a:graphic>
+                </wp:inline>
+              </w:drawing>
             </w:r>
           </w:p>
         </w:tc>
@@ -324,7 +665,38 @@
           </w:tcPr>
           <w:p>
             <w:r>
-              <w:t>frame_1772.jpg</w:t>
+              <w:drawing>
+                <wp:inline xmlns:a="http://schemas.openxmlformats.org/drawingml/2006/main" xmlns:pic="http://schemas.openxmlformats.org/drawingml/2006/picture">
+                  <wp:extent cx="1097280" cy="617220"/>
+                  <wp:docPr id="12" name="Picture 12"/>
+                  <wp:cNvGraphicFramePr>
+                    <a:graphicFrameLocks noChangeAspect="1"/>
+                  </wp:cNvGraphicFramePr>
+                  <a:graphic>
+                    <a:graphicData uri="http://schemas.openxmlformats.org/drawingml/2006/picture">
+                      <pic:pic>
+                        <pic:nvPicPr>
+                          <pic:cNvPr id="0" name="frame_1772.jpg"/>
+                          <pic:cNvPicPr/>
+                        </pic:nvPicPr>
+                        <pic:blipFill>
+                          <a:blip r:embed="rId11"/>
+                          <a:stretch>
+                            <a:fillRect/>
+                          </a:stretch>
+                        </pic:blipFill>
+                        <pic:spPr>
+                          <a:xfrm>
+                            <a:off x="0" y="0"/>
+                            <a:ext cx="1097280" cy="617220"/>
+                          </a:xfrm>
+                          <a:prstGeom prst="rect"/>
+                        </pic:spPr>
+                      </pic:pic>
+                    </a:graphicData>
+                  </a:graphic>
+                </wp:inline>
+              </w:drawing>
             </w:r>
           </w:p>
         </w:tc>
@@ -363,7 +735,38 @@
           </w:tcPr>
           <w:p>
             <w:r>
-              <w:t>frame_0000.jpg</w:t>
+              <w:drawing>
+                <wp:inline xmlns:a="http://schemas.openxmlformats.org/drawingml/2006/main" xmlns:pic="http://schemas.openxmlformats.org/drawingml/2006/picture">
+                  <wp:extent cx="1097280" cy="617220"/>
+                  <wp:docPr id="13" name="Picture 13"/>
+                  <wp:cNvGraphicFramePr>
+                    <a:graphicFrameLocks noChangeAspect="1"/>
+                  </wp:cNvGraphicFramePr>
+                  <a:graphic>
+                    <a:graphicData uri="http://schemas.openxmlformats.org/drawingml/2006/picture">
+                      <pic:pic>
+                        <pic:nvPicPr>
+                          <pic:cNvPr id="0" name="frame_0000.jpg"/>
+                          <pic:cNvPicPr/>
+                        </pic:nvPicPr>
+                        <pic:blipFill>
+                          <a:blip r:embed="rId9"/>
+                          <a:stretch>
+                            <a:fillRect/>
+                          </a:stretch>
+                        </pic:blipFill>
+                        <pic:spPr>
+                          <a:xfrm>
+                            <a:off x="0" y="0"/>
+                            <a:ext cx="1097280" cy="617220"/>
+                          </a:xfrm>
+                          <a:prstGeom prst="rect"/>
+                        </pic:spPr>
+                      </pic:pic>
+                    </a:graphicData>
+                  </a:graphic>
+                </wp:inline>
+              </w:drawing>
             </w:r>
           </w:p>
         </w:tc>
@@ -373,7 +776,38 @@
           </w:tcPr>
           <w:p>
             <w:r>
-              <w:t>frame_0886.jpg</w:t>
+              <w:drawing>
+                <wp:inline xmlns:a="http://schemas.openxmlformats.org/drawingml/2006/main" xmlns:pic="http://schemas.openxmlformats.org/drawingml/2006/picture">
+                  <wp:extent cx="1097280" cy="617220"/>
+                  <wp:docPr id="14" name="Picture 14"/>
+                  <wp:cNvGraphicFramePr>
+                    <a:graphicFrameLocks noChangeAspect="1"/>
+                  </wp:cNvGraphicFramePr>
+                  <a:graphic>
+                    <a:graphicData uri="http://schemas.openxmlformats.org/drawingml/2006/picture">
+                      <pic:pic>
+                        <pic:nvPicPr>
+                          <pic:cNvPr id="0" name="frame_0886.jpg"/>
+                          <pic:cNvPicPr/>
+                        </pic:nvPicPr>
+                        <pic:blipFill>
+                          <a:blip r:embed="rId10"/>
+                          <a:stretch>
+                            <a:fillRect/>
+                          </a:stretch>
+                        </pic:blipFill>
+                        <pic:spPr>
+                          <a:xfrm>
+                            <a:off x="0" y="0"/>
+                            <a:ext cx="1097280" cy="617220"/>
+                          </a:xfrm>
+                          <a:prstGeom prst="rect"/>
+                        </pic:spPr>
+                      </pic:pic>
+                    </a:graphicData>
+                  </a:graphic>
+                </wp:inline>
+              </w:drawing>
             </w:r>
           </w:p>
         </w:tc>
@@ -383,7 +817,38 @@
           </w:tcPr>
           <w:p>
             <w:r>
-              <w:t>frame_1772.jpg</w:t>
+              <w:drawing>
+                <wp:inline xmlns:a="http://schemas.openxmlformats.org/drawingml/2006/main" xmlns:pic="http://schemas.openxmlformats.org/drawingml/2006/picture">
+                  <wp:extent cx="1097280" cy="617220"/>
+                  <wp:docPr id="15" name="Picture 15"/>
+                  <wp:cNvGraphicFramePr>
+                    <a:graphicFrameLocks noChangeAspect="1"/>
+                  </wp:cNvGraphicFramePr>
+                  <a:graphic>
+                    <a:graphicData uri="http://schemas.openxmlformats.org/drawingml/2006/picture">
+                      <pic:pic>
+                        <pic:nvPicPr>
+                          <pic:cNvPr id="0" name="frame_1772.jpg"/>
+                          <pic:cNvPicPr/>
+                        </pic:nvPicPr>
+                        <pic:blipFill>
+                          <a:blip r:embed="rId11"/>
+                          <a:stretch>
+                            <a:fillRect/>
+                          </a:stretch>
+                        </pic:blipFill>
+                        <pic:spPr>
+                          <a:xfrm>
+                            <a:off x="0" y="0"/>
+                            <a:ext cx="1097280" cy="617220"/>
+                          </a:xfrm>
+                          <a:prstGeom prst="rect"/>
+                        </pic:spPr>
+                      </pic:pic>
+                    </a:graphicData>
+                  </a:graphic>
+                </wp:inline>
+              </w:drawing>
             </w:r>
           </w:p>
         </w:tc>
@@ -422,7 +887,38 @@
           </w:tcPr>
           <w:p>
             <w:r>
-              <w:t>frame_0000.jpg</w:t>
+              <w:drawing>
+                <wp:inline xmlns:a="http://schemas.openxmlformats.org/drawingml/2006/main" xmlns:pic="http://schemas.openxmlformats.org/drawingml/2006/picture">
+                  <wp:extent cx="1097280" cy="617220"/>
+                  <wp:docPr id="16" name="Picture 16"/>
+                  <wp:cNvGraphicFramePr>
+                    <a:graphicFrameLocks noChangeAspect="1"/>
+                  </wp:cNvGraphicFramePr>
+                  <a:graphic>
+                    <a:graphicData uri="http://schemas.openxmlformats.org/drawingml/2006/picture">
+                      <pic:pic>
+                        <pic:nvPicPr>
+                          <pic:cNvPr id="0" name="frame_0000.jpg"/>
+                          <pic:cNvPicPr/>
+                        </pic:nvPicPr>
+                        <pic:blipFill>
+                          <a:blip r:embed="rId9"/>
+                          <a:stretch>
+                            <a:fillRect/>
+                          </a:stretch>
+                        </pic:blipFill>
+                        <pic:spPr>
+                          <a:xfrm>
+                            <a:off x="0" y="0"/>
+                            <a:ext cx="1097280" cy="617220"/>
+                          </a:xfrm>
+                          <a:prstGeom prst="rect"/>
+                        </pic:spPr>
+                      </pic:pic>
+                    </a:graphicData>
+                  </a:graphic>
+                </wp:inline>
+              </w:drawing>
             </w:r>
           </w:p>
         </w:tc>
@@ -432,7 +928,38 @@
           </w:tcPr>
           <w:p>
             <w:r>
-              <w:t>frame_0886.jpg</w:t>
+              <w:drawing>
+                <wp:inline xmlns:a="http://schemas.openxmlformats.org/drawingml/2006/main" xmlns:pic="http://schemas.openxmlformats.org/drawingml/2006/picture">
+                  <wp:extent cx="1097280" cy="617220"/>
+                  <wp:docPr id="17" name="Picture 17"/>
+                  <wp:cNvGraphicFramePr>
+                    <a:graphicFrameLocks noChangeAspect="1"/>
+                  </wp:cNvGraphicFramePr>
+                  <a:graphic>
+                    <a:graphicData uri="http://schemas.openxmlformats.org/drawingml/2006/picture">
+                      <pic:pic>
+                        <pic:nvPicPr>
+                          <pic:cNvPr id="0" name="frame_0886.jpg"/>
+                          <pic:cNvPicPr/>
+                        </pic:nvPicPr>
+                        <pic:blipFill>
+                          <a:blip r:embed="rId10"/>
+                          <a:stretch>
+                            <a:fillRect/>
+                          </a:stretch>
+                        </pic:blipFill>
+                        <pic:spPr>
+                          <a:xfrm>
+                            <a:off x="0" y="0"/>
+                            <a:ext cx="1097280" cy="617220"/>
+                          </a:xfrm>
+                          <a:prstGeom prst="rect"/>
+                        </pic:spPr>
+                      </pic:pic>
+                    </a:graphicData>
+                  </a:graphic>
+                </wp:inline>
+              </w:drawing>
             </w:r>
           </w:p>
         </w:tc>
@@ -442,7 +969,38 @@
           </w:tcPr>
           <w:p>
             <w:r>
-              <w:t>frame_1772.jpg</w:t>
+              <w:drawing>
+                <wp:inline xmlns:a="http://schemas.openxmlformats.org/drawingml/2006/main" xmlns:pic="http://schemas.openxmlformats.org/drawingml/2006/picture">
+                  <wp:extent cx="1097280" cy="617220"/>
+                  <wp:docPr id="18" name="Picture 18"/>
+                  <wp:cNvGraphicFramePr>
+                    <a:graphicFrameLocks noChangeAspect="1"/>
+                  </wp:cNvGraphicFramePr>
+                  <a:graphic>
+                    <a:graphicData uri="http://schemas.openxmlformats.org/drawingml/2006/picture">
+                      <pic:pic>
+                        <pic:nvPicPr>
+                          <pic:cNvPr id="0" name="frame_1772.jpg"/>
+                          <pic:cNvPicPr/>
+                        </pic:nvPicPr>
+                        <pic:blipFill>
+                          <a:blip r:embed="rId11"/>
+                          <a:stretch>
+                            <a:fillRect/>
+                          </a:stretch>
+                        </pic:blipFill>
+                        <pic:spPr>
+                          <a:xfrm>
+                            <a:off x="0" y="0"/>
+                            <a:ext cx="1097280" cy="617220"/>
+                          </a:xfrm>
+                          <a:prstGeom prst="rect"/>
+                        </pic:spPr>
+                      </pic:pic>
+                    </a:graphicData>
+                  </a:graphic>
+                </wp:inline>
+              </w:drawing>
             </w:r>
           </w:p>
         </w:tc>
@@ -481,7 +1039,38 @@
           </w:tcPr>
           <w:p>
             <w:r>
-              <w:t>frame_0000.jpg</w:t>
+              <w:drawing>
+                <wp:inline xmlns:a="http://schemas.openxmlformats.org/drawingml/2006/main" xmlns:pic="http://schemas.openxmlformats.org/drawingml/2006/picture">
+                  <wp:extent cx="1097280" cy="617220"/>
+                  <wp:docPr id="19" name="Picture 19"/>
+                  <wp:cNvGraphicFramePr>
+                    <a:graphicFrameLocks noChangeAspect="1"/>
+                  </wp:cNvGraphicFramePr>
+                  <a:graphic>
+                    <a:graphicData uri="http://schemas.openxmlformats.org/drawingml/2006/picture">
+                      <pic:pic>
+                        <pic:nvPicPr>
+                          <pic:cNvPr id="0" name="frame_0000.jpg"/>
+                          <pic:cNvPicPr/>
+                        </pic:nvPicPr>
+                        <pic:blipFill>
+                          <a:blip r:embed="rId9"/>
+                          <a:stretch>
+                            <a:fillRect/>
+                          </a:stretch>
+                        </pic:blipFill>
+                        <pic:spPr>
+                          <a:xfrm>
+                            <a:off x="0" y="0"/>
+                            <a:ext cx="1097280" cy="617220"/>
+                          </a:xfrm>
+                          <a:prstGeom prst="rect"/>
+                        </pic:spPr>
+                      </pic:pic>
+                    </a:graphicData>
+                  </a:graphic>
+                </wp:inline>
+              </w:drawing>
             </w:r>
           </w:p>
         </w:tc>
@@ -491,7 +1080,38 @@
           </w:tcPr>
           <w:p>
             <w:r>
-              <w:t>frame_0886.jpg</w:t>
+              <w:drawing>
+                <wp:inline xmlns:a="http://schemas.openxmlformats.org/drawingml/2006/main" xmlns:pic="http://schemas.openxmlformats.org/drawingml/2006/picture">
+                  <wp:extent cx="1097280" cy="617220"/>
+                  <wp:docPr id="20" name="Picture 20"/>
+                  <wp:cNvGraphicFramePr>
+                    <a:graphicFrameLocks noChangeAspect="1"/>
+                  </wp:cNvGraphicFramePr>
+                  <a:graphic>
+                    <a:graphicData uri="http://schemas.openxmlformats.org/drawingml/2006/picture">
+                      <pic:pic>
+                        <pic:nvPicPr>
+                          <pic:cNvPr id="0" name="frame_0886.jpg"/>
+                          <pic:cNvPicPr/>
+                        </pic:nvPicPr>
+                        <pic:blipFill>
+                          <a:blip r:embed="rId10"/>
+                          <a:stretch>
+                            <a:fillRect/>
+                          </a:stretch>
+                        </pic:blipFill>
+                        <pic:spPr>
+                          <a:xfrm>
+                            <a:off x="0" y="0"/>
+                            <a:ext cx="1097280" cy="617220"/>
+                          </a:xfrm>
+                          <a:prstGeom prst="rect"/>
+                        </pic:spPr>
+                      </pic:pic>
+                    </a:graphicData>
+                  </a:graphic>
+                </wp:inline>
+              </w:drawing>
             </w:r>
           </w:p>
         </w:tc>
@@ -501,7 +1121,38 @@
           </w:tcPr>
           <w:p>
             <w:r>
-              <w:t>frame_1772.jpg</w:t>
+              <w:drawing>
+                <wp:inline xmlns:a="http://schemas.openxmlformats.org/drawingml/2006/main" xmlns:pic="http://schemas.openxmlformats.org/drawingml/2006/picture">
+                  <wp:extent cx="1097280" cy="617220"/>
+                  <wp:docPr id="21" name="Picture 21"/>
+                  <wp:cNvGraphicFramePr>
+                    <a:graphicFrameLocks noChangeAspect="1"/>
+                  </wp:cNvGraphicFramePr>
+                  <a:graphic>
+                    <a:graphicData uri="http://schemas.openxmlformats.org/drawingml/2006/picture">
+                      <pic:pic>
+                        <pic:nvPicPr>
+                          <pic:cNvPr id="0" name="frame_1772.jpg"/>
+                          <pic:cNvPicPr/>
+                        </pic:nvPicPr>
+                        <pic:blipFill>
+                          <a:blip r:embed="rId11"/>
+                          <a:stretch>
+                            <a:fillRect/>
+                          </a:stretch>
+                        </pic:blipFill>
+                        <pic:spPr>
+                          <a:xfrm>
+                            <a:off x="0" y="0"/>
+                            <a:ext cx="1097280" cy="617220"/>
+                          </a:xfrm>
+                          <a:prstGeom prst="rect"/>
+                        </pic:spPr>
+                      </pic:pic>
+                    </a:graphicData>
+                  </a:graphic>
+                </wp:inline>
+              </w:drawing>
             </w:r>
           </w:p>
         </w:tc>
@@ -540,7 +1191,38 @@
           </w:tcPr>
           <w:p>
             <w:r>
-              <w:t>frame_0000.jpg</w:t>
+              <w:drawing>
+                <wp:inline xmlns:a="http://schemas.openxmlformats.org/drawingml/2006/main" xmlns:pic="http://schemas.openxmlformats.org/drawingml/2006/picture">
+                  <wp:extent cx="1097280" cy="617220"/>
+                  <wp:docPr id="22" name="Picture 22"/>
+                  <wp:cNvGraphicFramePr>
+                    <a:graphicFrameLocks noChangeAspect="1"/>
+                  </wp:cNvGraphicFramePr>
+                  <a:graphic>
+                    <a:graphicData uri="http://schemas.openxmlformats.org/drawingml/2006/picture">
+                      <pic:pic>
+                        <pic:nvPicPr>
+                          <pic:cNvPr id="0" name="frame_0000.jpg"/>
+                          <pic:cNvPicPr/>
+                        </pic:nvPicPr>
+                        <pic:blipFill>
+                          <a:blip r:embed="rId9"/>
+                          <a:stretch>
+                            <a:fillRect/>
+                          </a:stretch>
+                        </pic:blipFill>
+                        <pic:spPr>
+                          <a:xfrm>
+                            <a:off x="0" y="0"/>
+                            <a:ext cx="1097280" cy="617220"/>
+                          </a:xfrm>
+                          <a:prstGeom prst="rect"/>
+                        </pic:spPr>
+                      </pic:pic>
+                    </a:graphicData>
+                  </a:graphic>
+                </wp:inline>
+              </w:drawing>
             </w:r>
           </w:p>
         </w:tc>
@@ -550,7 +1232,38 @@
           </w:tcPr>
           <w:p>
             <w:r>
-              <w:t>frame_0886.jpg</w:t>
+              <w:drawing>
+                <wp:inline xmlns:a="http://schemas.openxmlformats.org/drawingml/2006/main" xmlns:pic="http://schemas.openxmlformats.org/drawingml/2006/picture">
+                  <wp:extent cx="1097280" cy="617220"/>
+                  <wp:docPr id="23" name="Picture 23"/>
+                  <wp:cNvGraphicFramePr>
+                    <a:graphicFrameLocks noChangeAspect="1"/>
+                  </wp:cNvGraphicFramePr>
+                  <a:graphic>
+                    <a:graphicData uri="http://schemas.openxmlformats.org/drawingml/2006/picture">
+                      <pic:pic>
+                        <pic:nvPicPr>
+                          <pic:cNvPr id="0" name="frame_0886.jpg"/>
+                          <pic:cNvPicPr/>
+                        </pic:nvPicPr>
+                        <pic:blipFill>
+                          <a:blip r:embed="rId10"/>
+                          <a:stretch>
+                            <a:fillRect/>
+                          </a:stretch>
+                        </pic:blipFill>
+                        <pic:spPr>
+                          <a:xfrm>
+                            <a:off x="0" y="0"/>
+                            <a:ext cx="1097280" cy="617220"/>
+                          </a:xfrm>
+                          <a:prstGeom prst="rect"/>
+                        </pic:spPr>
+                      </pic:pic>
+                    </a:graphicData>
+                  </a:graphic>
+                </wp:inline>
+              </w:drawing>
             </w:r>
           </w:p>
         </w:tc>
@@ -560,7 +1273,38 @@
           </w:tcPr>
           <w:p>
             <w:r>
-              <w:t>frame_1772.jpg</w:t>
+              <w:drawing>
+                <wp:inline xmlns:a="http://schemas.openxmlformats.org/drawingml/2006/main" xmlns:pic="http://schemas.openxmlformats.org/drawingml/2006/picture">
+                  <wp:extent cx="1097280" cy="617220"/>
+                  <wp:docPr id="24" name="Picture 24"/>
+                  <wp:cNvGraphicFramePr>
+                    <a:graphicFrameLocks noChangeAspect="1"/>
+                  </wp:cNvGraphicFramePr>
+                  <a:graphic>
+                    <a:graphicData uri="http://schemas.openxmlformats.org/drawingml/2006/picture">
+                      <pic:pic>
+                        <pic:nvPicPr>
+                          <pic:cNvPr id="0" name="frame_1772.jpg"/>
+                          <pic:cNvPicPr/>
+                        </pic:nvPicPr>
+                        <pic:blipFill>
+                          <a:blip r:embed="rId11"/>
+                          <a:stretch>
+                            <a:fillRect/>
+                          </a:stretch>
+                        </pic:blipFill>
+                        <pic:spPr>
+                          <a:xfrm>
+                            <a:off x="0" y="0"/>
+                            <a:ext cx="1097280" cy="617220"/>
+                          </a:xfrm>
+                          <a:prstGeom prst="rect"/>
+                        </pic:spPr>
+                      </pic:pic>
+                    </a:graphicData>
+                  </a:graphic>
+                </wp:inline>
+              </w:drawing>
             </w:r>
           </w:p>
         </w:tc>
@@ -599,7 +1343,38 @@
           </w:tcPr>
           <w:p>
             <w:r>
-              <w:t>frame_0000.jpg</w:t>
+              <w:drawing>
+                <wp:inline xmlns:a="http://schemas.openxmlformats.org/drawingml/2006/main" xmlns:pic="http://schemas.openxmlformats.org/drawingml/2006/picture">
+                  <wp:extent cx="1097280" cy="617220"/>
+                  <wp:docPr id="25" name="Picture 25"/>
+                  <wp:cNvGraphicFramePr>
+                    <a:graphicFrameLocks noChangeAspect="1"/>
+                  </wp:cNvGraphicFramePr>
+                  <a:graphic>
+                    <a:graphicData uri="http://schemas.openxmlformats.org/drawingml/2006/picture">
+                      <pic:pic>
+                        <pic:nvPicPr>
+                          <pic:cNvPr id="0" name="frame_0000.jpg"/>
+                          <pic:cNvPicPr/>
+                        </pic:nvPicPr>
+                        <pic:blipFill>
+                          <a:blip r:embed="rId9"/>
+                          <a:stretch>
+                            <a:fillRect/>
+                          </a:stretch>
+                        </pic:blipFill>
+                        <pic:spPr>
+                          <a:xfrm>
+                            <a:off x="0" y="0"/>
+                            <a:ext cx="1097280" cy="617220"/>
+                          </a:xfrm>
+                          <a:prstGeom prst="rect"/>
+                        </pic:spPr>
+                      </pic:pic>
+                    </a:graphicData>
+                  </a:graphic>
+                </wp:inline>
+              </w:drawing>
             </w:r>
           </w:p>
         </w:tc>
@@ -609,7 +1384,38 @@
           </w:tcPr>
           <w:p>
             <w:r>
-              <w:t>frame_0886.jpg</w:t>
+              <w:drawing>
+                <wp:inline xmlns:a="http://schemas.openxmlformats.org/drawingml/2006/main" xmlns:pic="http://schemas.openxmlformats.org/drawingml/2006/picture">
+                  <wp:extent cx="1097280" cy="617220"/>
+                  <wp:docPr id="26" name="Picture 26"/>
+                  <wp:cNvGraphicFramePr>
+                    <a:graphicFrameLocks noChangeAspect="1"/>
+                  </wp:cNvGraphicFramePr>
+                  <a:graphic>
+                    <a:graphicData uri="http://schemas.openxmlformats.org/drawingml/2006/picture">
+                      <pic:pic>
+                        <pic:nvPicPr>
+                          <pic:cNvPr id="0" name="frame_0886.jpg"/>
+                          <pic:cNvPicPr/>
+                        </pic:nvPicPr>
+                        <pic:blipFill>
+                          <a:blip r:embed="rId10"/>
+                          <a:stretch>
+                            <a:fillRect/>
+                          </a:stretch>
+                        </pic:blipFill>
+                        <pic:spPr>
+                          <a:xfrm>
+                            <a:off x="0" y="0"/>
+                            <a:ext cx="1097280" cy="617220"/>
+                          </a:xfrm>
+                          <a:prstGeom prst="rect"/>
+                        </pic:spPr>
+                      </pic:pic>
+                    </a:graphicData>
+                  </a:graphic>
+                </wp:inline>
+              </w:drawing>
             </w:r>
           </w:p>
         </w:tc>
@@ -619,7 +1425,38 @@
           </w:tcPr>
           <w:p>
             <w:r>
-              <w:t>frame_1772.jpg</w:t>
+              <w:drawing>
+                <wp:inline xmlns:a="http://schemas.openxmlformats.org/drawingml/2006/main" xmlns:pic="http://schemas.openxmlformats.org/drawingml/2006/picture">
+                  <wp:extent cx="1097280" cy="617220"/>
+                  <wp:docPr id="27" name="Picture 27"/>
+                  <wp:cNvGraphicFramePr>
+                    <a:graphicFrameLocks noChangeAspect="1"/>
+                  </wp:cNvGraphicFramePr>
+                  <a:graphic>
+                    <a:graphicData uri="http://schemas.openxmlformats.org/drawingml/2006/picture">
+                      <pic:pic>
+                        <pic:nvPicPr>
+                          <pic:cNvPr id="0" name="frame_1772.jpg"/>
+                          <pic:cNvPicPr/>
+                        </pic:nvPicPr>
+                        <pic:blipFill>
+                          <a:blip r:embed="rId11"/>
+                          <a:stretch>
+                            <a:fillRect/>
+                          </a:stretch>
+                        </pic:blipFill>
+                        <pic:spPr>
+                          <a:xfrm>
+                            <a:off x="0" y="0"/>
+                            <a:ext cx="1097280" cy="617220"/>
+                          </a:xfrm>
+                          <a:prstGeom prst="rect"/>
+                        </pic:spPr>
+                      </pic:pic>
+                    </a:graphicData>
+                  </a:graphic>
+                </wp:inline>
+              </w:drawing>
             </w:r>
           </w:p>
         </w:tc>
@@ -658,7 +1495,38 @@
           </w:tcPr>
           <w:p>
             <w:r>
-              <w:t>frame_0000.jpg</w:t>
+              <w:drawing>
+                <wp:inline xmlns:a="http://schemas.openxmlformats.org/drawingml/2006/main" xmlns:pic="http://schemas.openxmlformats.org/drawingml/2006/picture">
+                  <wp:extent cx="1097280" cy="617220"/>
+                  <wp:docPr id="28" name="Picture 28"/>
+                  <wp:cNvGraphicFramePr>
+                    <a:graphicFrameLocks noChangeAspect="1"/>
+                  </wp:cNvGraphicFramePr>
+                  <a:graphic>
+                    <a:graphicData uri="http://schemas.openxmlformats.org/drawingml/2006/picture">
+                      <pic:pic>
+                        <pic:nvPicPr>
+                          <pic:cNvPr id="0" name="frame_0000.jpg"/>
+                          <pic:cNvPicPr/>
+                        </pic:nvPicPr>
+                        <pic:blipFill>
+                          <a:blip r:embed="rId9"/>
+                          <a:stretch>
+                            <a:fillRect/>
+                          </a:stretch>
+                        </pic:blipFill>
+                        <pic:spPr>
+                          <a:xfrm>
+                            <a:off x="0" y="0"/>
+                            <a:ext cx="1097280" cy="617220"/>
+                          </a:xfrm>
+                          <a:prstGeom prst="rect"/>
+                        </pic:spPr>
+                      </pic:pic>
+                    </a:graphicData>
+                  </a:graphic>
+                </wp:inline>
+              </w:drawing>
             </w:r>
           </w:p>
         </w:tc>
@@ -668,7 +1536,38 @@
           </w:tcPr>
           <w:p>
             <w:r>
-              <w:t>frame_0886.jpg</w:t>
+              <w:drawing>
+                <wp:inline xmlns:a="http://schemas.openxmlformats.org/drawingml/2006/main" xmlns:pic="http://schemas.openxmlformats.org/drawingml/2006/picture">
+                  <wp:extent cx="1097280" cy="617220"/>
+                  <wp:docPr id="29" name="Picture 29"/>
+                  <wp:cNvGraphicFramePr>
+                    <a:graphicFrameLocks noChangeAspect="1"/>
+                  </wp:cNvGraphicFramePr>
+                  <a:graphic>
+                    <a:graphicData uri="http://schemas.openxmlformats.org/drawingml/2006/picture">
+                      <pic:pic>
+                        <pic:nvPicPr>
+                          <pic:cNvPr id="0" name="frame_0886.jpg"/>
+                          <pic:cNvPicPr/>
+                        </pic:nvPicPr>
+                        <pic:blipFill>
+                          <a:blip r:embed="rId10"/>
+                          <a:stretch>
+                            <a:fillRect/>
+                          </a:stretch>
+                        </pic:blipFill>
+                        <pic:spPr>
+                          <a:xfrm>
+                            <a:off x="0" y="0"/>
+                            <a:ext cx="1097280" cy="617220"/>
+                          </a:xfrm>
+                          <a:prstGeom prst="rect"/>
+                        </pic:spPr>
+                      </pic:pic>
+                    </a:graphicData>
+                  </a:graphic>
+                </wp:inline>
+              </w:drawing>
             </w:r>
           </w:p>
         </w:tc>
@@ -678,7 +1577,38 @@
           </w:tcPr>
           <w:p>
             <w:r>
-              <w:t>frame_1772.jpg</w:t>
+              <w:drawing>
+                <wp:inline xmlns:a="http://schemas.openxmlformats.org/drawingml/2006/main" xmlns:pic="http://schemas.openxmlformats.org/drawingml/2006/picture">
+                  <wp:extent cx="1097280" cy="617220"/>
+                  <wp:docPr id="30" name="Picture 30"/>
+                  <wp:cNvGraphicFramePr>
+                    <a:graphicFrameLocks noChangeAspect="1"/>
+                  </wp:cNvGraphicFramePr>
+                  <a:graphic>
+                    <a:graphicData uri="http://schemas.openxmlformats.org/drawingml/2006/picture">
+                      <pic:pic>
+                        <pic:nvPicPr>
+                          <pic:cNvPr id="0" name="frame_1772.jpg"/>
+                          <pic:cNvPicPr/>
+                        </pic:nvPicPr>
+                        <pic:blipFill>
+                          <a:blip r:embed="rId11"/>
+                          <a:stretch>
+                            <a:fillRect/>
+                          </a:stretch>
+                        </pic:blipFill>
+                        <pic:spPr>
+                          <a:xfrm>
+                            <a:off x="0" y="0"/>
+                            <a:ext cx="1097280" cy="617220"/>
+                          </a:xfrm>
+                          <a:prstGeom prst="rect"/>
+                        </pic:spPr>
+                      </pic:pic>
+                    </a:graphicData>
+                  </a:graphic>
+                </wp:inline>
+              </w:drawing>
             </w:r>
           </w:p>
         </w:tc>
@@ -722,7 +1652,38 @@
           </w:tcPr>
           <w:p>
             <w:r>
-              <w:t>frame_0000.jpg</w:t>
+              <w:drawing>
+                <wp:inline xmlns:a="http://schemas.openxmlformats.org/drawingml/2006/main" xmlns:pic="http://schemas.openxmlformats.org/drawingml/2006/picture">
+                  <wp:extent cx="1097280" cy="617220"/>
+                  <wp:docPr id="31" name="Picture 31"/>
+                  <wp:cNvGraphicFramePr>
+                    <a:graphicFrameLocks noChangeAspect="1"/>
+                  </wp:cNvGraphicFramePr>
+                  <a:graphic>
+                    <a:graphicData uri="http://schemas.openxmlformats.org/drawingml/2006/picture">
+                      <pic:pic>
+                        <pic:nvPicPr>
+                          <pic:cNvPr id="0" name="frame_0000.jpg"/>
+                          <pic:cNvPicPr/>
+                        </pic:nvPicPr>
+                        <pic:blipFill>
+                          <a:blip r:embed="rId9"/>
+                          <a:stretch>
+                            <a:fillRect/>
+                          </a:stretch>
+                        </pic:blipFill>
+                        <pic:spPr>
+                          <a:xfrm>
+                            <a:off x="0" y="0"/>
+                            <a:ext cx="1097280" cy="617220"/>
+                          </a:xfrm>
+                          <a:prstGeom prst="rect"/>
+                        </pic:spPr>
+                      </pic:pic>
+                    </a:graphicData>
+                  </a:graphic>
+                </wp:inline>
+              </w:drawing>
             </w:r>
           </w:p>
         </w:tc>
@@ -732,7 +1693,38 @@
           </w:tcPr>
           <w:p>
             <w:r>
-              <w:t>frame_0886.jpg</w:t>
+              <w:drawing>
+                <wp:inline xmlns:a="http://schemas.openxmlformats.org/drawingml/2006/main" xmlns:pic="http://schemas.openxmlformats.org/drawingml/2006/picture">
+                  <wp:extent cx="1097280" cy="617220"/>
+                  <wp:docPr id="32" name="Picture 32"/>
+                  <wp:cNvGraphicFramePr>
+                    <a:graphicFrameLocks noChangeAspect="1"/>
+                  </wp:cNvGraphicFramePr>
+                  <a:graphic>
+                    <a:graphicData uri="http://schemas.openxmlformats.org/drawingml/2006/picture">
+                      <pic:pic>
+                        <pic:nvPicPr>
+                          <pic:cNvPr id="0" name="frame_0886.jpg"/>
+                          <pic:cNvPicPr/>
+                        </pic:nvPicPr>
+                        <pic:blipFill>
+                          <a:blip r:embed="rId10"/>
+                          <a:stretch>
+                            <a:fillRect/>
+                          </a:stretch>
+                        </pic:blipFill>
+                        <pic:spPr>
+                          <a:xfrm>
+                            <a:off x="0" y="0"/>
+                            <a:ext cx="1097280" cy="617220"/>
+                          </a:xfrm>
+                          <a:prstGeom prst="rect"/>
+                        </pic:spPr>
+                      </pic:pic>
+                    </a:graphicData>
+                  </a:graphic>
+                </wp:inline>
+              </w:drawing>
             </w:r>
           </w:p>
         </w:tc>
@@ -742,7 +1734,38 @@
           </w:tcPr>
           <w:p>
             <w:r>
-              <w:t>frame_1772.jpg</w:t>
+              <w:drawing>
+                <wp:inline xmlns:a="http://schemas.openxmlformats.org/drawingml/2006/main" xmlns:pic="http://schemas.openxmlformats.org/drawingml/2006/picture">
+                  <wp:extent cx="1097280" cy="617220"/>
+                  <wp:docPr id="33" name="Picture 33"/>
+                  <wp:cNvGraphicFramePr>
+                    <a:graphicFrameLocks noChangeAspect="1"/>
+                  </wp:cNvGraphicFramePr>
+                  <a:graphic>
+                    <a:graphicData uri="http://schemas.openxmlformats.org/drawingml/2006/picture">
+                      <pic:pic>
+                        <pic:nvPicPr>
+                          <pic:cNvPr id="0" name="frame_1772.jpg"/>
+                          <pic:cNvPicPr/>
+                        </pic:nvPicPr>
+                        <pic:blipFill>
+                          <a:blip r:embed="rId11"/>
+                          <a:stretch>
+                            <a:fillRect/>
+                          </a:stretch>
+                        </pic:blipFill>
+                        <pic:spPr>
+                          <a:xfrm>
+                            <a:off x="0" y="0"/>
+                            <a:ext cx="1097280" cy="617220"/>
+                          </a:xfrm>
+                          <a:prstGeom prst="rect"/>
+                        </pic:spPr>
+                      </pic:pic>
+                    </a:graphicData>
+                  </a:graphic>
+                </wp:inline>
+              </w:drawing>
             </w:r>
           </w:p>
         </w:tc>
@@ -781,7 +1804,38 @@
           </w:tcPr>
           <w:p>
             <w:r>
-              <w:t>frame_0000.jpg</w:t>
+              <w:drawing>
+                <wp:inline xmlns:a="http://schemas.openxmlformats.org/drawingml/2006/main" xmlns:pic="http://schemas.openxmlformats.org/drawingml/2006/picture">
+                  <wp:extent cx="1097280" cy="617220"/>
+                  <wp:docPr id="34" name="Picture 34"/>
+                  <wp:cNvGraphicFramePr>
+                    <a:graphicFrameLocks noChangeAspect="1"/>
+                  </wp:cNvGraphicFramePr>
+                  <a:graphic>
+                    <a:graphicData uri="http://schemas.openxmlformats.org/drawingml/2006/picture">
+                      <pic:pic>
+                        <pic:nvPicPr>
+                          <pic:cNvPr id="0" name="frame_0000.jpg"/>
+                          <pic:cNvPicPr/>
+                        </pic:nvPicPr>
+                        <pic:blipFill>
+                          <a:blip r:embed="rId9"/>
+                          <a:stretch>
+                            <a:fillRect/>
+                          </a:stretch>
+                        </pic:blipFill>
+                        <pic:spPr>
+                          <a:xfrm>
+                            <a:off x="0" y="0"/>
+                            <a:ext cx="1097280" cy="617220"/>
+                          </a:xfrm>
+                          <a:prstGeom prst="rect"/>
+                        </pic:spPr>
+                      </pic:pic>
+                    </a:graphicData>
+                  </a:graphic>
+                </wp:inline>
+              </w:drawing>
             </w:r>
           </w:p>
         </w:tc>
@@ -791,7 +1845,38 @@
           </w:tcPr>
           <w:p>
             <w:r>
-              <w:t>frame_0886.jpg</w:t>
+              <w:drawing>
+                <wp:inline xmlns:a="http://schemas.openxmlformats.org/drawingml/2006/main" xmlns:pic="http://schemas.openxmlformats.org/drawingml/2006/picture">
+                  <wp:extent cx="1097280" cy="617220"/>
+                  <wp:docPr id="35" name="Picture 35"/>
+                  <wp:cNvGraphicFramePr>
+                    <a:graphicFrameLocks noChangeAspect="1"/>
+                  </wp:cNvGraphicFramePr>
+                  <a:graphic>
+                    <a:graphicData uri="http://schemas.openxmlformats.org/drawingml/2006/picture">
+                      <pic:pic>
+                        <pic:nvPicPr>
+                          <pic:cNvPr id="0" name="frame_0886.jpg"/>
+                          <pic:cNvPicPr/>
+                        </pic:nvPicPr>
+                        <pic:blipFill>
+                          <a:blip r:embed="rId10"/>
+                          <a:stretch>
+                            <a:fillRect/>
+                          </a:stretch>
+                        </pic:blipFill>
+                        <pic:spPr>
+                          <a:xfrm>
+                            <a:off x="0" y="0"/>
+                            <a:ext cx="1097280" cy="617220"/>
+                          </a:xfrm>
+                          <a:prstGeom prst="rect"/>
+                        </pic:spPr>
+                      </pic:pic>
+                    </a:graphicData>
+                  </a:graphic>
+                </wp:inline>
+              </w:drawing>
             </w:r>
           </w:p>
         </w:tc>
@@ -801,7 +1886,38 @@
           </w:tcPr>
           <w:p>
             <w:r>
-              <w:t>frame_1772.jpg</w:t>
+              <w:drawing>
+                <wp:inline xmlns:a="http://schemas.openxmlformats.org/drawingml/2006/main" xmlns:pic="http://schemas.openxmlformats.org/drawingml/2006/picture">
+                  <wp:extent cx="1097280" cy="617220"/>
+                  <wp:docPr id="36" name="Picture 36"/>
+                  <wp:cNvGraphicFramePr>
+                    <a:graphicFrameLocks noChangeAspect="1"/>
+                  </wp:cNvGraphicFramePr>
+                  <a:graphic>
+                    <a:graphicData uri="http://schemas.openxmlformats.org/drawingml/2006/picture">
+                      <pic:pic>
+                        <pic:nvPicPr>
+                          <pic:cNvPr id="0" name="frame_1772.jpg"/>
+                          <pic:cNvPicPr/>
+                        </pic:nvPicPr>
+                        <pic:blipFill>
+                          <a:blip r:embed="rId11"/>
+                          <a:stretch>
+                            <a:fillRect/>
+                          </a:stretch>
+                        </pic:blipFill>
+                        <pic:spPr>
+                          <a:xfrm>
+                            <a:off x="0" y="0"/>
+                            <a:ext cx="1097280" cy="617220"/>
+                          </a:xfrm>
+                          <a:prstGeom prst="rect"/>
+                        </pic:spPr>
+                      </pic:pic>
+                    </a:graphicData>
+                  </a:graphic>
+                </wp:inline>
+              </w:drawing>
             </w:r>
           </w:p>
         </w:tc>
@@ -840,7 +1956,38 @@
           </w:tcPr>
           <w:p>
             <w:r>
-              <w:t>frame_0000.jpg</w:t>
+              <w:drawing>
+                <wp:inline xmlns:a="http://schemas.openxmlformats.org/drawingml/2006/main" xmlns:pic="http://schemas.openxmlformats.org/drawingml/2006/picture">
+                  <wp:extent cx="1097280" cy="617220"/>
+                  <wp:docPr id="37" name="Picture 37"/>
+                  <wp:cNvGraphicFramePr>
+                    <a:graphicFrameLocks noChangeAspect="1"/>
+                  </wp:cNvGraphicFramePr>
+                  <a:graphic>
+                    <a:graphicData uri="http://schemas.openxmlformats.org/drawingml/2006/picture">
+                      <pic:pic>
+                        <pic:nvPicPr>
+                          <pic:cNvPr id="0" name="frame_0000.jpg"/>
+                          <pic:cNvPicPr/>
+                        </pic:nvPicPr>
+                        <pic:blipFill>
+                          <a:blip r:embed="rId9"/>
+                          <a:stretch>
+                            <a:fillRect/>
+                          </a:stretch>
+                        </pic:blipFill>
+                        <pic:spPr>
+                          <a:xfrm>
+                            <a:off x="0" y="0"/>
+                            <a:ext cx="1097280" cy="617220"/>
+                          </a:xfrm>
+                          <a:prstGeom prst="rect"/>
+                        </pic:spPr>
+                      </pic:pic>
+                    </a:graphicData>
+                  </a:graphic>
+                </wp:inline>
+              </w:drawing>
             </w:r>
           </w:p>
         </w:tc>
@@ -850,7 +1997,38 @@
           </w:tcPr>
           <w:p>
             <w:r>
-              <w:t>frame_0886.jpg</w:t>
+              <w:drawing>
+                <wp:inline xmlns:a="http://schemas.openxmlformats.org/drawingml/2006/main" xmlns:pic="http://schemas.openxmlformats.org/drawingml/2006/picture">
+                  <wp:extent cx="1097280" cy="617220"/>
+                  <wp:docPr id="38" name="Picture 38"/>
+                  <wp:cNvGraphicFramePr>
+                    <a:graphicFrameLocks noChangeAspect="1"/>
+                  </wp:cNvGraphicFramePr>
+                  <a:graphic>
+                    <a:graphicData uri="http://schemas.openxmlformats.org/drawingml/2006/picture">
+                      <pic:pic>
+                        <pic:nvPicPr>
+                          <pic:cNvPr id="0" name="frame_0886.jpg"/>
+                          <pic:cNvPicPr/>
+                        </pic:nvPicPr>
+                        <pic:blipFill>
+                          <a:blip r:embed="rId10"/>
+                          <a:stretch>
+                            <a:fillRect/>
+                          </a:stretch>
+                        </pic:blipFill>
+                        <pic:spPr>
+                          <a:xfrm>
+                            <a:off x="0" y="0"/>
+                            <a:ext cx="1097280" cy="617220"/>
+                          </a:xfrm>
+                          <a:prstGeom prst="rect"/>
+                        </pic:spPr>
+                      </pic:pic>
+                    </a:graphicData>
+                  </a:graphic>
+                </wp:inline>
+              </w:drawing>
             </w:r>
           </w:p>
         </w:tc>
@@ -860,7 +2038,38 @@
           </w:tcPr>
           <w:p>
             <w:r>
-              <w:t>frame_1772.jpg</w:t>
+              <w:drawing>
+                <wp:inline xmlns:a="http://schemas.openxmlformats.org/drawingml/2006/main" xmlns:pic="http://schemas.openxmlformats.org/drawingml/2006/picture">
+                  <wp:extent cx="1097280" cy="617220"/>
+                  <wp:docPr id="39" name="Picture 39"/>
+                  <wp:cNvGraphicFramePr>
+                    <a:graphicFrameLocks noChangeAspect="1"/>
+                  </wp:cNvGraphicFramePr>
+                  <a:graphic>
+                    <a:graphicData uri="http://schemas.openxmlformats.org/drawingml/2006/picture">
+                      <pic:pic>
+                        <pic:nvPicPr>
+                          <pic:cNvPr id="0" name="frame_1772.jpg"/>
+                          <pic:cNvPicPr/>
+                        </pic:nvPicPr>
+                        <pic:blipFill>
+                          <a:blip r:embed="rId11"/>
+                          <a:stretch>
+                            <a:fillRect/>
+                          </a:stretch>
+                        </pic:blipFill>
+                        <pic:spPr>
+                          <a:xfrm>
+                            <a:off x="0" y="0"/>
+                            <a:ext cx="1097280" cy="617220"/>
+                          </a:xfrm>
+                          <a:prstGeom prst="rect"/>
+                        </pic:spPr>
+                      </pic:pic>
+                    </a:graphicData>
+                  </a:graphic>
+                </wp:inline>
+              </w:drawing>
             </w:r>
           </w:p>
         </w:tc>
@@ -899,7 +2108,38 @@
           </w:tcPr>
           <w:p>
             <w:r>
-              <w:t>frame_0000.jpg</w:t>
+              <w:drawing>
+                <wp:inline xmlns:a="http://schemas.openxmlformats.org/drawingml/2006/main" xmlns:pic="http://schemas.openxmlformats.org/drawingml/2006/picture">
+                  <wp:extent cx="1097280" cy="617220"/>
+                  <wp:docPr id="40" name="Picture 40"/>
+                  <wp:cNvGraphicFramePr>
+                    <a:graphicFrameLocks noChangeAspect="1"/>
+                  </wp:cNvGraphicFramePr>
+                  <a:graphic>
+                    <a:graphicData uri="http://schemas.openxmlformats.org/drawingml/2006/picture">
+                      <pic:pic>
+                        <pic:nvPicPr>
+                          <pic:cNvPr id="0" name="frame_0000.jpg"/>
+                          <pic:cNvPicPr/>
+                        </pic:nvPicPr>
+                        <pic:blipFill>
+                          <a:blip r:embed="rId9"/>
+                          <a:stretch>
+                            <a:fillRect/>
+                          </a:stretch>
+                        </pic:blipFill>
+                        <pic:spPr>
+                          <a:xfrm>
+                            <a:off x="0" y="0"/>
+                            <a:ext cx="1097280" cy="617220"/>
+                          </a:xfrm>
+                          <a:prstGeom prst="rect"/>
+                        </pic:spPr>
+                      </pic:pic>
+                    </a:graphicData>
+                  </a:graphic>
+                </wp:inline>
+              </w:drawing>
             </w:r>
           </w:p>
         </w:tc>
@@ -909,7 +2149,38 @@
           </w:tcPr>
           <w:p>
             <w:r>
-              <w:t>frame_0886.jpg</w:t>
+              <w:drawing>
+                <wp:inline xmlns:a="http://schemas.openxmlformats.org/drawingml/2006/main" xmlns:pic="http://schemas.openxmlformats.org/drawingml/2006/picture">
+                  <wp:extent cx="1097280" cy="617220"/>
+                  <wp:docPr id="41" name="Picture 41"/>
+                  <wp:cNvGraphicFramePr>
+                    <a:graphicFrameLocks noChangeAspect="1"/>
+                  </wp:cNvGraphicFramePr>
+                  <a:graphic>
+                    <a:graphicData uri="http://schemas.openxmlformats.org/drawingml/2006/picture">
+                      <pic:pic>
+                        <pic:nvPicPr>
+                          <pic:cNvPr id="0" name="frame_0886.jpg"/>
+                          <pic:cNvPicPr/>
+                        </pic:nvPicPr>
+                        <pic:blipFill>
+                          <a:blip r:embed="rId10"/>
+                          <a:stretch>
+                            <a:fillRect/>
+                          </a:stretch>
+                        </pic:blipFill>
+                        <pic:spPr>
+                          <a:xfrm>
+                            <a:off x="0" y="0"/>
+                            <a:ext cx="1097280" cy="617220"/>
+                          </a:xfrm>
+                          <a:prstGeom prst="rect"/>
+                        </pic:spPr>
+                      </pic:pic>
+                    </a:graphicData>
+                  </a:graphic>
+                </wp:inline>
+              </w:drawing>
             </w:r>
           </w:p>
         </w:tc>
@@ -919,7 +2190,38 @@
           </w:tcPr>
           <w:p>
             <w:r>
-              <w:t>frame_1772.jpg</w:t>
+              <w:drawing>
+                <wp:inline xmlns:a="http://schemas.openxmlformats.org/drawingml/2006/main" xmlns:pic="http://schemas.openxmlformats.org/drawingml/2006/picture">
+                  <wp:extent cx="1097280" cy="617220"/>
+                  <wp:docPr id="42" name="Picture 42"/>
+                  <wp:cNvGraphicFramePr>
+                    <a:graphicFrameLocks noChangeAspect="1"/>
+                  </wp:cNvGraphicFramePr>
+                  <a:graphic>
+                    <a:graphicData uri="http://schemas.openxmlformats.org/drawingml/2006/picture">
+                      <pic:pic>
+                        <pic:nvPicPr>
+                          <pic:cNvPr id="0" name="frame_1772.jpg"/>
+                          <pic:cNvPicPr/>
+                        </pic:nvPicPr>
+                        <pic:blipFill>
+                          <a:blip r:embed="rId11"/>
+                          <a:stretch>
+                            <a:fillRect/>
+                          </a:stretch>
+                        </pic:blipFill>
+                        <pic:spPr>
+                          <a:xfrm>
+                            <a:off x="0" y="0"/>
+                            <a:ext cx="1097280" cy="617220"/>
+                          </a:xfrm>
+                          <a:prstGeom prst="rect"/>
+                        </pic:spPr>
+                      </pic:pic>
+                    </a:graphicData>
+                  </a:graphic>
+                </wp:inline>
+              </w:drawing>
             </w:r>
           </w:p>
         </w:tc>
@@ -958,7 +2260,38 @@
           </w:tcPr>
           <w:p>
             <w:r>
-              <w:t>frame_0000.jpg</w:t>
+              <w:drawing>
+                <wp:inline xmlns:a="http://schemas.openxmlformats.org/drawingml/2006/main" xmlns:pic="http://schemas.openxmlformats.org/drawingml/2006/picture">
+                  <wp:extent cx="1097280" cy="617220"/>
+                  <wp:docPr id="43" name="Picture 43"/>
+                  <wp:cNvGraphicFramePr>
+                    <a:graphicFrameLocks noChangeAspect="1"/>
+                  </wp:cNvGraphicFramePr>
+                  <a:graphic>
+                    <a:graphicData uri="http://schemas.openxmlformats.org/drawingml/2006/picture">
+                      <pic:pic>
+                        <pic:nvPicPr>
+                          <pic:cNvPr id="0" name="frame_0000.jpg"/>
+                          <pic:cNvPicPr/>
+                        </pic:nvPicPr>
+                        <pic:blipFill>
+                          <a:blip r:embed="rId9"/>
+                          <a:stretch>
+                            <a:fillRect/>
+                          </a:stretch>
+                        </pic:blipFill>
+                        <pic:spPr>
+                          <a:xfrm>
+                            <a:off x="0" y="0"/>
+                            <a:ext cx="1097280" cy="617220"/>
+                          </a:xfrm>
+                          <a:prstGeom prst="rect"/>
+                        </pic:spPr>
+                      </pic:pic>
+                    </a:graphicData>
+                  </a:graphic>
+                </wp:inline>
+              </w:drawing>
             </w:r>
           </w:p>
         </w:tc>
@@ -968,7 +2301,38 @@
           </w:tcPr>
           <w:p>
             <w:r>
-              <w:t>frame_0886.jpg</w:t>
+              <w:drawing>
+                <wp:inline xmlns:a="http://schemas.openxmlformats.org/drawingml/2006/main" xmlns:pic="http://schemas.openxmlformats.org/drawingml/2006/picture">
+                  <wp:extent cx="1097280" cy="617220"/>
+                  <wp:docPr id="44" name="Picture 44"/>
+                  <wp:cNvGraphicFramePr>
+                    <a:graphicFrameLocks noChangeAspect="1"/>
+                  </wp:cNvGraphicFramePr>
+                  <a:graphic>
+                    <a:graphicData uri="http://schemas.openxmlformats.org/drawingml/2006/picture">
+                      <pic:pic>
+                        <pic:nvPicPr>
+                          <pic:cNvPr id="0" name="frame_0886.jpg"/>
+                          <pic:cNvPicPr/>
+                        </pic:nvPicPr>
+                        <pic:blipFill>
+                          <a:blip r:embed="rId10"/>
+                          <a:stretch>
+                            <a:fillRect/>
+                          </a:stretch>
+                        </pic:blipFill>
+                        <pic:spPr>
+                          <a:xfrm>
+                            <a:off x="0" y="0"/>
+                            <a:ext cx="1097280" cy="617220"/>
+                          </a:xfrm>
+                          <a:prstGeom prst="rect"/>
+                        </pic:spPr>
+                      </pic:pic>
+                    </a:graphicData>
+                  </a:graphic>
+                </wp:inline>
+              </w:drawing>
             </w:r>
           </w:p>
         </w:tc>
@@ -978,7 +2342,38 @@
           </w:tcPr>
           <w:p>
             <w:r>
-              <w:t>frame_1772.jpg</w:t>
+              <w:drawing>
+                <wp:inline xmlns:a="http://schemas.openxmlformats.org/drawingml/2006/main" xmlns:pic="http://schemas.openxmlformats.org/drawingml/2006/picture">
+                  <wp:extent cx="1097280" cy="617220"/>
+                  <wp:docPr id="45" name="Picture 45"/>
+                  <wp:cNvGraphicFramePr>
+                    <a:graphicFrameLocks noChangeAspect="1"/>
+                  </wp:cNvGraphicFramePr>
+                  <a:graphic>
+                    <a:graphicData uri="http://schemas.openxmlformats.org/drawingml/2006/picture">
+                      <pic:pic>
+                        <pic:nvPicPr>
+                          <pic:cNvPr id="0" name="frame_1772.jpg"/>
+                          <pic:cNvPicPr/>
+                        </pic:nvPicPr>
+                        <pic:blipFill>
+                          <a:blip r:embed="rId11"/>
+                          <a:stretch>
+                            <a:fillRect/>
+                          </a:stretch>
+                        </pic:blipFill>
+                        <pic:spPr>
+                          <a:xfrm>
+                            <a:off x="0" y="0"/>
+                            <a:ext cx="1097280" cy="617220"/>
+                          </a:xfrm>
+                          <a:prstGeom prst="rect"/>
+                        </pic:spPr>
+                      </pic:pic>
+                    </a:graphicData>
+                  </a:graphic>
+                </wp:inline>
+              </w:drawing>
             </w:r>
           </w:p>
         </w:tc>
@@ -1017,7 +2412,38 @@
           </w:tcPr>
           <w:p>
             <w:r>
-              <w:t>frame_0000.jpg</w:t>
+              <w:drawing>
+                <wp:inline xmlns:a="http://schemas.openxmlformats.org/drawingml/2006/main" xmlns:pic="http://schemas.openxmlformats.org/drawingml/2006/picture">
+                  <wp:extent cx="1097280" cy="617220"/>
+                  <wp:docPr id="46" name="Picture 46"/>
+                  <wp:cNvGraphicFramePr>
+                    <a:graphicFrameLocks noChangeAspect="1"/>
+                  </wp:cNvGraphicFramePr>
+                  <a:graphic>
+                    <a:graphicData uri="http://schemas.openxmlformats.org/drawingml/2006/picture">
+                      <pic:pic>
+                        <pic:nvPicPr>
+                          <pic:cNvPr id="0" name="frame_0000.jpg"/>
+                          <pic:cNvPicPr/>
+                        </pic:nvPicPr>
+                        <pic:blipFill>
+                          <a:blip r:embed="rId9"/>
+                          <a:stretch>
+                            <a:fillRect/>
+                          </a:stretch>
+                        </pic:blipFill>
+                        <pic:spPr>
+                          <a:xfrm>
+                            <a:off x="0" y="0"/>
+                            <a:ext cx="1097280" cy="617220"/>
+                          </a:xfrm>
+                          <a:prstGeom prst="rect"/>
+                        </pic:spPr>
+                      </pic:pic>
+                    </a:graphicData>
+                  </a:graphic>
+                </wp:inline>
+              </w:drawing>
             </w:r>
           </w:p>
         </w:tc>
@@ -1027,7 +2453,38 @@
           </w:tcPr>
           <w:p>
             <w:r>
-              <w:t>frame_0886.jpg</w:t>
+              <w:drawing>
+                <wp:inline xmlns:a="http://schemas.openxmlformats.org/drawingml/2006/main" xmlns:pic="http://schemas.openxmlformats.org/drawingml/2006/picture">
+                  <wp:extent cx="1097280" cy="617220"/>
+                  <wp:docPr id="47" name="Picture 47"/>
+                  <wp:cNvGraphicFramePr>
+                    <a:graphicFrameLocks noChangeAspect="1"/>
+                  </wp:cNvGraphicFramePr>
+                  <a:graphic>
+                    <a:graphicData uri="http://schemas.openxmlformats.org/drawingml/2006/picture">
+                      <pic:pic>
+                        <pic:nvPicPr>
+                          <pic:cNvPr id="0" name="frame_0886.jpg"/>
+                          <pic:cNvPicPr/>
+                        </pic:nvPicPr>
+                        <pic:blipFill>
+                          <a:blip r:embed="rId10"/>
+                          <a:stretch>
+                            <a:fillRect/>
+                          </a:stretch>
+                        </pic:blipFill>
+                        <pic:spPr>
+                          <a:xfrm>
+                            <a:off x="0" y="0"/>
+                            <a:ext cx="1097280" cy="617220"/>
+                          </a:xfrm>
+                          <a:prstGeom prst="rect"/>
+                        </pic:spPr>
+                      </pic:pic>
+                    </a:graphicData>
+                  </a:graphic>
+                </wp:inline>
+              </w:drawing>
             </w:r>
           </w:p>
         </w:tc>
@@ -1037,7 +2494,38 @@
           </w:tcPr>
           <w:p>
             <w:r>
-              <w:t>frame_1772.jpg</w:t>
+              <w:drawing>
+                <wp:inline xmlns:a="http://schemas.openxmlformats.org/drawingml/2006/main" xmlns:pic="http://schemas.openxmlformats.org/drawingml/2006/picture">
+                  <wp:extent cx="1097280" cy="617220"/>
+                  <wp:docPr id="48" name="Picture 48"/>
+                  <wp:cNvGraphicFramePr>
+                    <a:graphicFrameLocks noChangeAspect="1"/>
+                  </wp:cNvGraphicFramePr>
+                  <a:graphic>
+                    <a:graphicData uri="http://schemas.openxmlformats.org/drawingml/2006/picture">
+                      <pic:pic>
+                        <pic:nvPicPr>
+                          <pic:cNvPr id="0" name="frame_1772.jpg"/>
+                          <pic:cNvPicPr/>
+                        </pic:nvPicPr>
+                        <pic:blipFill>
+                          <a:blip r:embed="rId11"/>
+                          <a:stretch>
+                            <a:fillRect/>
+                          </a:stretch>
+                        </pic:blipFill>
+                        <pic:spPr>
+                          <a:xfrm>
+                            <a:off x="0" y="0"/>
+                            <a:ext cx="1097280" cy="617220"/>
+                          </a:xfrm>
+                          <a:prstGeom prst="rect"/>
+                        </pic:spPr>
+                      </pic:pic>
+                    </a:graphicData>
+                  </a:graphic>
+                </wp:inline>
+              </w:drawing>
             </w:r>
           </w:p>
         </w:tc>
@@ -1076,7 +2564,38 @@
           </w:tcPr>
           <w:p>
             <w:r>
-              <w:t>frame_0000.jpg</w:t>
+              <w:drawing>
+                <wp:inline xmlns:a="http://schemas.openxmlformats.org/drawingml/2006/main" xmlns:pic="http://schemas.openxmlformats.org/drawingml/2006/picture">
+                  <wp:extent cx="1097280" cy="617220"/>
+                  <wp:docPr id="49" name="Picture 49"/>
+                  <wp:cNvGraphicFramePr>
+                    <a:graphicFrameLocks noChangeAspect="1"/>
+                  </wp:cNvGraphicFramePr>
+                  <a:graphic>
+                    <a:graphicData uri="http://schemas.openxmlformats.org/drawingml/2006/picture">
+                      <pic:pic>
+                        <pic:nvPicPr>
+                          <pic:cNvPr id="0" name="frame_0000.jpg"/>
+                          <pic:cNvPicPr/>
+                        </pic:nvPicPr>
+                        <pic:blipFill>
+                          <a:blip r:embed="rId9"/>
+                          <a:stretch>
+                            <a:fillRect/>
+                          </a:stretch>
+                        </pic:blipFill>
+                        <pic:spPr>
+                          <a:xfrm>
+                            <a:off x="0" y="0"/>
+                            <a:ext cx="1097280" cy="617220"/>
+                          </a:xfrm>
+                          <a:prstGeom prst="rect"/>
+                        </pic:spPr>
+                      </pic:pic>
+                    </a:graphicData>
+                  </a:graphic>
+                </wp:inline>
+              </w:drawing>
             </w:r>
           </w:p>
         </w:tc>
@@ -1086,7 +2605,38 @@
           </w:tcPr>
           <w:p>
             <w:r>
-              <w:t>frame_0886.jpg</w:t>
+              <w:drawing>
+                <wp:inline xmlns:a="http://schemas.openxmlformats.org/drawingml/2006/main" xmlns:pic="http://schemas.openxmlformats.org/drawingml/2006/picture">
+                  <wp:extent cx="1097280" cy="617220"/>
+                  <wp:docPr id="50" name="Picture 50"/>
+                  <wp:cNvGraphicFramePr>
+                    <a:graphicFrameLocks noChangeAspect="1"/>
+                  </wp:cNvGraphicFramePr>
+                  <a:graphic>
+                    <a:graphicData uri="http://schemas.openxmlformats.org/drawingml/2006/picture">
+                      <pic:pic>
+                        <pic:nvPicPr>
+                          <pic:cNvPr id="0" name="frame_0886.jpg"/>
+                          <pic:cNvPicPr/>
+                        </pic:nvPicPr>
+                        <pic:blipFill>
+                          <a:blip r:embed="rId10"/>
+                          <a:stretch>
+                            <a:fillRect/>
+                          </a:stretch>
+                        </pic:blipFill>
+                        <pic:spPr>
+                          <a:xfrm>
+                            <a:off x="0" y="0"/>
+                            <a:ext cx="1097280" cy="617220"/>
+                          </a:xfrm>
+                          <a:prstGeom prst="rect"/>
+                        </pic:spPr>
+                      </pic:pic>
+                    </a:graphicData>
+                  </a:graphic>
+                </wp:inline>
+              </w:drawing>
             </w:r>
           </w:p>
         </w:tc>
@@ -1096,7 +2646,38 @@
           </w:tcPr>
           <w:p>
             <w:r>
-              <w:t>frame_1772.jpg</w:t>
+              <w:drawing>
+                <wp:inline xmlns:a="http://schemas.openxmlformats.org/drawingml/2006/main" xmlns:pic="http://schemas.openxmlformats.org/drawingml/2006/picture">
+                  <wp:extent cx="1097280" cy="617220"/>
+                  <wp:docPr id="51" name="Picture 51"/>
+                  <wp:cNvGraphicFramePr>
+                    <a:graphicFrameLocks noChangeAspect="1"/>
+                  </wp:cNvGraphicFramePr>
+                  <a:graphic>
+                    <a:graphicData uri="http://schemas.openxmlformats.org/drawingml/2006/picture">
+                      <pic:pic>
+                        <pic:nvPicPr>
+                          <pic:cNvPr id="0" name="frame_1772.jpg"/>
+                          <pic:cNvPicPr/>
+                        </pic:nvPicPr>
+                        <pic:blipFill>
+                          <a:blip r:embed="rId11"/>
+                          <a:stretch>
+                            <a:fillRect/>
+                          </a:stretch>
+                        </pic:blipFill>
+                        <pic:spPr>
+                          <a:xfrm>
+                            <a:off x="0" y="0"/>
+                            <a:ext cx="1097280" cy="617220"/>
+                          </a:xfrm>
+                          <a:prstGeom prst="rect"/>
+                        </pic:spPr>
+                      </pic:pic>
+                    </a:graphicData>
+                  </a:graphic>
+                </wp:inline>
+              </w:drawing>
             </w:r>
           </w:p>
         </w:tc>
@@ -1135,7 +2716,38 @@
           </w:tcPr>
           <w:p>
             <w:r>
-              <w:t>frame_0000.jpg</w:t>
+              <w:drawing>
+                <wp:inline xmlns:a="http://schemas.openxmlformats.org/drawingml/2006/main" xmlns:pic="http://schemas.openxmlformats.org/drawingml/2006/picture">
+                  <wp:extent cx="1097280" cy="617220"/>
+                  <wp:docPr id="52" name="Picture 52"/>
+                  <wp:cNvGraphicFramePr>
+                    <a:graphicFrameLocks noChangeAspect="1"/>
+                  </wp:cNvGraphicFramePr>
+                  <a:graphic>
+                    <a:graphicData uri="http://schemas.openxmlformats.org/drawingml/2006/picture">
+                      <pic:pic>
+                        <pic:nvPicPr>
+                          <pic:cNvPr id="0" name="frame_0000.jpg"/>
+                          <pic:cNvPicPr/>
+                        </pic:nvPicPr>
+                        <pic:blipFill>
+                          <a:blip r:embed="rId9"/>
+                          <a:stretch>
+                            <a:fillRect/>
+                          </a:stretch>
+                        </pic:blipFill>
+                        <pic:spPr>
+                          <a:xfrm>
+                            <a:off x="0" y="0"/>
+                            <a:ext cx="1097280" cy="617220"/>
+                          </a:xfrm>
+                          <a:prstGeom prst="rect"/>
+                        </pic:spPr>
+                      </pic:pic>
+                    </a:graphicData>
+                  </a:graphic>
+                </wp:inline>
+              </w:drawing>
             </w:r>
           </w:p>
         </w:tc>
@@ -1145,7 +2757,38 @@
           </w:tcPr>
           <w:p>
             <w:r>
-              <w:t>frame_0886.jpg</w:t>
+              <w:drawing>
+                <wp:inline xmlns:a="http://schemas.openxmlformats.org/drawingml/2006/main" xmlns:pic="http://schemas.openxmlformats.org/drawingml/2006/picture">
+                  <wp:extent cx="1097280" cy="617220"/>
+                  <wp:docPr id="53" name="Picture 53"/>
+                  <wp:cNvGraphicFramePr>
+                    <a:graphicFrameLocks noChangeAspect="1"/>
+                  </wp:cNvGraphicFramePr>
+                  <a:graphic>
+                    <a:graphicData uri="http://schemas.openxmlformats.org/drawingml/2006/picture">
+                      <pic:pic>
+                        <pic:nvPicPr>
+                          <pic:cNvPr id="0" name="frame_0886.jpg"/>
+                          <pic:cNvPicPr/>
+                        </pic:nvPicPr>
+                        <pic:blipFill>
+                          <a:blip r:embed="rId10"/>
+                          <a:stretch>
+                            <a:fillRect/>
+                          </a:stretch>
+                        </pic:blipFill>
+                        <pic:spPr>
+                          <a:xfrm>
+                            <a:off x="0" y="0"/>
+                            <a:ext cx="1097280" cy="617220"/>
+                          </a:xfrm>
+                          <a:prstGeom prst="rect"/>
+                        </pic:spPr>
+                      </pic:pic>
+                    </a:graphicData>
+                  </a:graphic>
+                </wp:inline>
+              </w:drawing>
             </w:r>
           </w:p>
         </w:tc>
@@ -1155,7 +2798,38 @@
           </w:tcPr>
           <w:p>
             <w:r>
-              <w:t>frame_1772.jpg</w:t>
+              <w:drawing>
+                <wp:inline xmlns:a="http://schemas.openxmlformats.org/drawingml/2006/main" xmlns:pic="http://schemas.openxmlformats.org/drawingml/2006/picture">
+                  <wp:extent cx="1097280" cy="617220"/>
+                  <wp:docPr id="54" name="Picture 54"/>
+                  <wp:cNvGraphicFramePr>
+                    <a:graphicFrameLocks noChangeAspect="1"/>
+                  </wp:cNvGraphicFramePr>
+                  <a:graphic>
+                    <a:graphicData uri="http://schemas.openxmlformats.org/drawingml/2006/picture">
+                      <pic:pic>
+                        <pic:nvPicPr>
+                          <pic:cNvPr id="0" name="frame_1772.jpg"/>
+                          <pic:cNvPicPr/>
+                        </pic:nvPicPr>
+                        <pic:blipFill>
+                          <a:blip r:embed="rId11"/>
+                          <a:stretch>
+                            <a:fillRect/>
+                          </a:stretch>
+                        </pic:blipFill>
+                        <pic:spPr>
+                          <a:xfrm>
+                            <a:off x="0" y="0"/>
+                            <a:ext cx="1097280" cy="617220"/>
+                          </a:xfrm>
+                          <a:prstGeom prst="rect"/>
+                        </pic:spPr>
+                      </pic:pic>
+                    </a:graphicData>
+                  </a:graphic>
+                </wp:inline>
+              </w:drawing>
             </w:r>
           </w:p>
         </w:tc>
@@ -1194,7 +2868,38 @@
           </w:tcPr>
           <w:p>
             <w:r>
-              <w:t>frame_0000.jpg</w:t>
+              <w:drawing>
+                <wp:inline xmlns:a="http://schemas.openxmlformats.org/drawingml/2006/main" xmlns:pic="http://schemas.openxmlformats.org/drawingml/2006/picture">
+                  <wp:extent cx="1097280" cy="617220"/>
+                  <wp:docPr id="55" name="Picture 55"/>
+                  <wp:cNvGraphicFramePr>
+                    <a:graphicFrameLocks noChangeAspect="1"/>
+                  </wp:cNvGraphicFramePr>
+                  <a:graphic>
+                    <a:graphicData uri="http://schemas.openxmlformats.org/drawingml/2006/picture">
+                      <pic:pic>
+                        <pic:nvPicPr>
+                          <pic:cNvPr id="0" name="frame_0000.jpg"/>
+                          <pic:cNvPicPr/>
+                        </pic:nvPicPr>
+                        <pic:blipFill>
+                          <a:blip r:embed="rId9"/>
+                          <a:stretch>
+                            <a:fillRect/>
+                          </a:stretch>
+                        </pic:blipFill>
+                        <pic:spPr>
+                          <a:xfrm>
+                            <a:off x="0" y="0"/>
+                            <a:ext cx="1097280" cy="617220"/>
+                          </a:xfrm>
+                          <a:prstGeom prst="rect"/>
+                        </pic:spPr>
+                      </pic:pic>
+                    </a:graphicData>
+                  </a:graphic>
+                </wp:inline>
+              </w:drawing>
             </w:r>
           </w:p>
         </w:tc>
@@ -1204,7 +2909,38 @@
           </w:tcPr>
           <w:p>
             <w:r>
-              <w:t>frame_0886.jpg</w:t>
+              <w:drawing>
+                <wp:inline xmlns:a="http://schemas.openxmlformats.org/drawingml/2006/main" xmlns:pic="http://schemas.openxmlformats.org/drawingml/2006/picture">
+                  <wp:extent cx="1097280" cy="617220"/>
+                  <wp:docPr id="56" name="Picture 56"/>
+                  <wp:cNvGraphicFramePr>
+                    <a:graphicFrameLocks noChangeAspect="1"/>
+                  </wp:cNvGraphicFramePr>
+                  <a:graphic>
+                    <a:graphicData uri="http://schemas.openxmlformats.org/drawingml/2006/picture">
+                      <pic:pic>
+                        <pic:nvPicPr>
+                          <pic:cNvPr id="0" name="frame_0886.jpg"/>
+                          <pic:cNvPicPr/>
+                        </pic:nvPicPr>
+                        <pic:blipFill>
+                          <a:blip r:embed="rId10"/>
+                          <a:stretch>
+                            <a:fillRect/>
+                          </a:stretch>
+                        </pic:blipFill>
+                        <pic:spPr>
+                          <a:xfrm>
+                            <a:off x="0" y="0"/>
+                            <a:ext cx="1097280" cy="617220"/>
+                          </a:xfrm>
+                          <a:prstGeom prst="rect"/>
+                        </pic:spPr>
+                      </pic:pic>
+                    </a:graphicData>
+                  </a:graphic>
+                </wp:inline>
+              </w:drawing>
             </w:r>
           </w:p>
         </w:tc>
@@ -1214,7 +2950,38 @@
           </w:tcPr>
           <w:p>
             <w:r>
-              <w:t>frame_1772.jpg</w:t>
+              <w:drawing>
+                <wp:inline xmlns:a="http://schemas.openxmlformats.org/drawingml/2006/main" xmlns:pic="http://schemas.openxmlformats.org/drawingml/2006/picture">
+                  <wp:extent cx="1097280" cy="617220"/>
+                  <wp:docPr id="57" name="Picture 57"/>
+                  <wp:cNvGraphicFramePr>
+                    <a:graphicFrameLocks noChangeAspect="1"/>
+                  </wp:cNvGraphicFramePr>
+                  <a:graphic>
+                    <a:graphicData uri="http://schemas.openxmlformats.org/drawingml/2006/picture">
+                      <pic:pic>
+                        <pic:nvPicPr>
+                          <pic:cNvPr id="0" name="frame_1772.jpg"/>
+                          <pic:cNvPicPr/>
+                        </pic:nvPicPr>
+                        <pic:blipFill>
+                          <a:blip r:embed="rId11"/>
+                          <a:stretch>
+                            <a:fillRect/>
+                          </a:stretch>
+                        </pic:blipFill>
+                        <pic:spPr>
+                          <a:xfrm>
+                            <a:off x="0" y="0"/>
+                            <a:ext cx="1097280" cy="617220"/>
+                          </a:xfrm>
+                          <a:prstGeom prst="rect"/>
+                        </pic:spPr>
+                      </pic:pic>
+                    </a:graphicData>
+                  </a:graphic>
+                </wp:inline>
+              </w:drawing>
             </w:r>
           </w:p>
         </w:tc>
@@ -1253,7 +3020,38 @@
           </w:tcPr>
           <w:p>
             <w:r>
-              <w:t>frame_0000.jpg</w:t>
+              <w:drawing>
+                <wp:inline xmlns:a="http://schemas.openxmlformats.org/drawingml/2006/main" xmlns:pic="http://schemas.openxmlformats.org/drawingml/2006/picture">
+                  <wp:extent cx="1097280" cy="617220"/>
+                  <wp:docPr id="58" name="Picture 58"/>
+                  <wp:cNvGraphicFramePr>
+                    <a:graphicFrameLocks noChangeAspect="1"/>
+                  </wp:cNvGraphicFramePr>
+                  <a:graphic>
+                    <a:graphicData uri="http://schemas.openxmlformats.org/drawingml/2006/picture">
+                      <pic:pic>
+                        <pic:nvPicPr>
+                          <pic:cNvPr id="0" name="frame_0000.jpg"/>
+                          <pic:cNvPicPr/>
+                        </pic:nvPicPr>
+                        <pic:blipFill>
+                          <a:blip r:embed="rId9"/>
+                          <a:stretch>
+                            <a:fillRect/>
+                          </a:stretch>
+                        </pic:blipFill>
+                        <pic:spPr>
+                          <a:xfrm>
+                            <a:off x="0" y="0"/>
+                            <a:ext cx="1097280" cy="617220"/>
+                          </a:xfrm>
+                          <a:prstGeom prst="rect"/>
+                        </pic:spPr>
+                      </pic:pic>
+                    </a:graphicData>
+                  </a:graphic>
+                </wp:inline>
+              </w:drawing>
             </w:r>
           </w:p>
         </w:tc>
@@ -1263,7 +3061,38 @@
           </w:tcPr>
           <w:p>
             <w:r>
-              <w:t>frame_0886.jpg</w:t>
+              <w:drawing>
+                <wp:inline xmlns:a="http://schemas.openxmlformats.org/drawingml/2006/main" xmlns:pic="http://schemas.openxmlformats.org/drawingml/2006/picture">
+                  <wp:extent cx="1097280" cy="617220"/>
+                  <wp:docPr id="59" name="Picture 59"/>
+                  <wp:cNvGraphicFramePr>
+                    <a:graphicFrameLocks noChangeAspect="1"/>
+                  </wp:cNvGraphicFramePr>
+                  <a:graphic>
+                    <a:graphicData uri="http://schemas.openxmlformats.org/drawingml/2006/picture">
+                      <pic:pic>
+                        <pic:nvPicPr>
+                          <pic:cNvPr id="0" name="frame_0886.jpg"/>
+                          <pic:cNvPicPr/>
+                        </pic:nvPicPr>
+                        <pic:blipFill>
+                          <a:blip r:embed="rId10"/>
+                          <a:stretch>
+                            <a:fillRect/>
+                          </a:stretch>
+                        </pic:blipFill>
+                        <pic:spPr>
+                          <a:xfrm>
+                            <a:off x="0" y="0"/>
+                            <a:ext cx="1097280" cy="617220"/>
+                          </a:xfrm>
+                          <a:prstGeom prst="rect"/>
+                        </pic:spPr>
+                      </pic:pic>
+                    </a:graphicData>
+                  </a:graphic>
+                </wp:inline>
+              </w:drawing>
             </w:r>
           </w:p>
         </w:tc>
@@ -1273,7 +3102,38 @@
           </w:tcPr>
           <w:p>
             <w:r>
-              <w:t>frame_1772.jpg</w:t>
+              <w:drawing>
+                <wp:inline xmlns:a="http://schemas.openxmlformats.org/drawingml/2006/main" xmlns:pic="http://schemas.openxmlformats.org/drawingml/2006/picture">
+                  <wp:extent cx="1097280" cy="617220"/>
+                  <wp:docPr id="60" name="Picture 60"/>
+                  <wp:cNvGraphicFramePr>
+                    <a:graphicFrameLocks noChangeAspect="1"/>
+                  </wp:cNvGraphicFramePr>
+                  <a:graphic>
+                    <a:graphicData uri="http://schemas.openxmlformats.org/drawingml/2006/picture">
+                      <pic:pic>
+                        <pic:nvPicPr>
+                          <pic:cNvPr id="0" name="frame_1772.jpg"/>
+                          <pic:cNvPicPr/>
+                        </pic:nvPicPr>
+                        <pic:blipFill>
+                          <a:blip r:embed="rId11"/>
+                          <a:stretch>
+                            <a:fillRect/>
+                          </a:stretch>
+                        </pic:blipFill>
+                        <pic:spPr>
+                          <a:xfrm>
+                            <a:off x="0" y="0"/>
+                            <a:ext cx="1097280" cy="617220"/>
+                          </a:xfrm>
+                          <a:prstGeom prst="rect"/>
+                        </pic:spPr>
+                      </pic:pic>
+                    </a:graphicData>
+                  </a:graphic>
+                </wp:inline>
+              </w:drawing>
             </w:r>
           </w:p>
         </w:tc>
@@ -1327,7 +3187,38 @@
           </w:tcPr>
           <w:p>
             <w:r>
-              <w:t>frame_0000.jpg</w:t>
+              <w:drawing>
+                <wp:inline xmlns:a="http://schemas.openxmlformats.org/drawingml/2006/main" xmlns:pic="http://schemas.openxmlformats.org/drawingml/2006/picture">
+                  <wp:extent cx="1097280" cy="617220"/>
+                  <wp:docPr id="61" name="Picture 61"/>
+                  <wp:cNvGraphicFramePr>
+                    <a:graphicFrameLocks noChangeAspect="1"/>
+                  </wp:cNvGraphicFramePr>
+                  <a:graphic>
+                    <a:graphicData uri="http://schemas.openxmlformats.org/drawingml/2006/picture">
+                      <pic:pic>
+                        <pic:nvPicPr>
+                          <pic:cNvPr id="0" name="frame_0000.jpg"/>
+                          <pic:cNvPicPr/>
+                        </pic:nvPicPr>
+                        <pic:blipFill>
+                          <a:blip r:embed="rId9"/>
+                          <a:stretch>
+                            <a:fillRect/>
+                          </a:stretch>
+                        </pic:blipFill>
+                        <pic:spPr>
+                          <a:xfrm>
+                            <a:off x="0" y="0"/>
+                            <a:ext cx="1097280" cy="617220"/>
+                          </a:xfrm>
+                          <a:prstGeom prst="rect"/>
+                        </pic:spPr>
+                      </pic:pic>
+                    </a:graphicData>
+                  </a:graphic>
+                </wp:inline>
+              </w:drawing>
             </w:r>
           </w:p>
         </w:tc>
@@ -1337,7 +3228,38 @@
           </w:tcPr>
           <w:p>
             <w:r>
-              <w:t>frame_0886.jpg</w:t>
+              <w:drawing>
+                <wp:inline xmlns:a="http://schemas.openxmlformats.org/drawingml/2006/main" xmlns:pic="http://schemas.openxmlformats.org/drawingml/2006/picture">
+                  <wp:extent cx="1097280" cy="617220"/>
+                  <wp:docPr id="62" name="Picture 62"/>
+                  <wp:cNvGraphicFramePr>
+                    <a:graphicFrameLocks noChangeAspect="1"/>
+                  </wp:cNvGraphicFramePr>
+                  <a:graphic>
+                    <a:graphicData uri="http://schemas.openxmlformats.org/drawingml/2006/picture">
+                      <pic:pic>
+                        <pic:nvPicPr>
+                          <pic:cNvPr id="0" name="frame_0886.jpg"/>
+                          <pic:cNvPicPr/>
+                        </pic:nvPicPr>
+                        <pic:blipFill>
+                          <a:blip r:embed="rId10"/>
+                          <a:stretch>
+                            <a:fillRect/>
+                          </a:stretch>
+                        </pic:blipFill>
+                        <pic:spPr>
+                          <a:xfrm>
+                            <a:off x="0" y="0"/>
+                            <a:ext cx="1097280" cy="617220"/>
+                          </a:xfrm>
+                          <a:prstGeom prst="rect"/>
+                        </pic:spPr>
+                      </pic:pic>
+                    </a:graphicData>
+                  </a:graphic>
+                </wp:inline>
+              </w:drawing>
             </w:r>
           </w:p>
         </w:tc>
@@ -1347,7 +3269,38 @@
           </w:tcPr>
           <w:p>
             <w:r>
-              <w:t>frame_1772.jpg</w:t>
+              <w:drawing>
+                <wp:inline xmlns:a="http://schemas.openxmlformats.org/drawingml/2006/main" xmlns:pic="http://schemas.openxmlformats.org/drawingml/2006/picture">
+                  <wp:extent cx="1097280" cy="617220"/>
+                  <wp:docPr id="63" name="Picture 63"/>
+                  <wp:cNvGraphicFramePr>
+                    <a:graphicFrameLocks noChangeAspect="1"/>
+                  </wp:cNvGraphicFramePr>
+                  <a:graphic>
+                    <a:graphicData uri="http://schemas.openxmlformats.org/drawingml/2006/picture">
+                      <pic:pic>
+                        <pic:nvPicPr>
+                          <pic:cNvPr id="0" name="frame_1772.jpg"/>
+                          <pic:cNvPicPr/>
+                        </pic:nvPicPr>
+                        <pic:blipFill>
+                          <a:blip r:embed="rId11"/>
+                          <a:stretch>
+                            <a:fillRect/>
+                          </a:stretch>
+                        </pic:blipFill>
+                        <pic:spPr>
+                          <a:xfrm>
+                            <a:off x="0" y="0"/>
+                            <a:ext cx="1097280" cy="617220"/>
+                          </a:xfrm>
+                          <a:prstGeom prst="rect"/>
+                        </pic:spPr>
+                      </pic:pic>
+                    </a:graphicData>
+                  </a:graphic>
+                </wp:inline>
+              </w:drawing>
             </w:r>
           </w:p>
         </w:tc>
@@ -1386,7 +3339,38 @@
           </w:tcPr>
           <w:p>
             <w:r>
-              <w:t>frame_0000.jpg</w:t>
+              <w:drawing>
+                <wp:inline xmlns:a="http://schemas.openxmlformats.org/drawingml/2006/main" xmlns:pic="http://schemas.openxmlformats.org/drawingml/2006/picture">
+                  <wp:extent cx="1097280" cy="617220"/>
+                  <wp:docPr id="64" name="Picture 64"/>
+                  <wp:cNvGraphicFramePr>
+                    <a:graphicFrameLocks noChangeAspect="1"/>
+                  </wp:cNvGraphicFramePr>
+                  <a:graphic>
+                    <a:graphicData uri="http://schemas.openxmlformats.org/drawingml/2006/picture">
+                      <pic:pic>
+                        <pic:nvPicPr>
+                          <pic:cNvPr id="0" name="frame_0000.jpg"/>
+                          <pic:cNvPicPr/>
+                        </pic:nvPicPr>
+                        <pic:blipFill>
+                          <a:blip r:embed="rId9"/>
+                          <a:stretch>
+                            <a:fillRect/>
+                          </a:stretch>
+                        </pic:blipFill>
+                        <pic:spPr>
+                          <a:xfrm>
+                            <a:off x="0" y="0"/>
+                            <a:ext cx="1097280" cy="617220"/>
+                          </a:xfrm>
+                          <a:prstGeom prst="rect"/>
+                        </pic:spPr>
+                      </pic:pic>
+                    </a:graphicData>
+                  </a:graphic>
+                </wp:inline>
+              </w:drawing>
             </w:r>
           </w:p>
         </w:tc>
@@ -1396,7 +3380,38 @@
           </w:tcPr>
           <w:p>
             <w:r>
-              <w:t>frame_0886.jpg</w:t>
+              <w:drawing>
+                <wp:inline xmlns:a="http://schemas.openxmlformats.org/drawingml/2006/main" xmlns:pic="http://schemas.openxmlformats.org/drawingml/2006/picture">
+                  <wp:extent cx="1097280" cy="617220"/>
+                  <wp:docPr id="65" name="Picture 65"/>
+                  <wp:cNvGraphicFramePr>
+                    <a:graphicFrameLocks noChangeAspect="1"/>
+                  </wp:cNvGraphicFramePr>
+                  <a:graphic>
+                    <a:graphicData uri="http://schemas.openxmlformats.org/drawingml/2006/picture">
+                      <pic:pic>
+                        <pic:nvPicPr>
+                          <pic:cNvPr id="0" name="frame_0886.jpg"/>
+                          <pic:cNvPicPr/>
+                        </pic:nvPicPr>
+                        <pic:blipFill>
+                          <a:blip r:embed="rId10"/>
+                          <a:stretch>
+                            <a:fillRect/>
+                          </a:stretch>
+                        </pic:blipFill>
+                        <pic:spPr>
+                          <a:xfrm>
+                            <a:off x="0" y="0"/>
+                            <a:ext cx="1097280" cy="617220"/>
+                          </a:xfrm>
+                          <a:prstGeom prst="rect"/>
+                        </pic:spPr>
+                      </pic:pic>
+                    </a:graphicData>
+                  </a:graphic>
+                </wp:inline>
+              </w:drawing>
             </w:r>
           </w:p>
         </w:tc>
@@ -1406,7 +3421,38 @@
           </w:tcPr>
           <w:p>
             <w:r>
-              <w:t>frame_1772.jpg</w:t>
+              <w:drawing>
+                <wp:inline xmlns:a="http://schemas.openxmlformats.org/drawingml/2006/main" xmlns:pic="http://schemas.openxmlformats.org/drawingml/2006/picture">
+                  <wp:extent cx="1097280" cy="617220"/>
+                  <wp:docPr id="66" name="Picture 66"/>
+                  <wp:cNvGraphicFramePr>
+                    <a:graphicFrameLocks noChangeAspect="1"/>
+                  </wp:cNvGraphicFramePr>
+                  <a:graphic>
+                    <a:graphicData uri="http://schemas.openxmlformats.org/drawingml/2006/picture">
+                      <pic:pic>
+                        <pic:nvPicPr>
+                          <pic:cNvPr id="0" name="frame_1772.jpg"/>
+                          <pic:cNvPicPr/>
+                        </pic:nvPicPr>
+                        <pic:blipFill>
+                          <a:blip r:embed="rId11"/>
+                          <a:stretch>
+                            <a:fillRect/>
+                          </a:stretch>
+                        </pic:blipFill>
+                        <pic:spPr>
+                          <a:xfrm>
+                            <a:off x="0" y="0"/>
+                            <a:ext cx="1097280" cy="617220"/>
+                          </a:xfrm>
+                          <a:prstGeom prst="rect"/>
+                        </pic:spPr>
+                      </pic:pic>
+                    </a:graphicData>
+                  </a:graphic>
+                </wp:inline>
+              </w:drawing>
             </w:r>
           </w:p>
         </w:tc>
@@ -1451,7 +3497,38 @@
           </w:tcPr>
           <w:p>
             <w:r>
-              <w:t>frame_0000.jpg</w:t>
+              <w:drawing>
+                <wp:inline xmlns:a="http://schemas.openxmlformats.org/drawingml/2006/main" xmlns:pic="http://schemas.openxmlformats.org/drawingml/2006/picture">
+                  <wp:extent cx="1097280" cy="617220"/>
+                  <wp:docPr id="67" name="Picture 67"/>
+                  <wp:cNvGraphicFramePr>
+                    <a:graphicFrameLocks noChangeAspect="1"/>
+                  </wp:cNvGraphicFramePr>
+                  <a:graphic>
+                    <a:graphicData uri="http://schemas.openxmlformats.org/drawingml/2006/picture">
+                      <pic:pic>
+                        <pic:nvPicPr>
+                          <pic:cNvPr id="0" name="frame_0000.jpg"/>
+                          <pic:cNvPicPr/>
+                        </pic:nvPicPr>
+                        <pic:blipFill>
+                          <a:blip r:embed="rId9"/>
+                          <a:stretch>
+                            <a:fillRect/>
+                          </a:stretch>
+                        </pic:blipFill>
+                        <pic:spPr>
+                          <a:xfrm>
+                            <a:off x="0" y="0"/>
+                            <a:ext cx="1097280" cy="617220"/>
+                          </a:xfrm>
+                          <a:prstGeom prst="rect"/>
+                        </pic:spPr>
+                      </pic:pic>
+                    </a:graphicData>
+                  </a:graphic>
+                </wp:inline>
+              </w:drawing>
             </w:r>
           </w:p>
         </w:tc>
@@ -1461,7 +3538,38 @@
           </w:tcPr>
           <w:p>
             <w:r>
-              <w:t>frame_0886.jpg</w:t>
+              <w:drawing>
+                <wp:inline xmlns:a="http://schemas.openxmlformats.org/drawingml/2006/main" xmlns:pic="http://schemas.openxmlformats.org/drawingml/2006/picture">
+                  <wp:extent cx="1097280" cy="617220"/>
+                  <wp:docPr id="68" name="Picture 68"/>
+                  <wp:cNvGraphicFramePr>
+                    <a:graphicFrameLocks noChangeAspect="1"/>
+                  </wp:cNvGraphicFramePr>
+                  <a:graphic>
+                    <a:graphicData uri="http://schemas.openxmlformats.org/drawingml/2006/picture">
+                      <pic:pic>
+                        <pic:nvPicPr>
+                          <pic:cNvPr id="0" name="frame_0886.jpg"/>
+                          <pic:cNvPicPr/>
+                        </pic:nvPicPr>
+                        <pic:blipFill>
+                          <a:blip r:embed="rId10"/>
+                          <a:stretch>
+                            <a:fillRect/>
+                          </a:stretch>
+                        </pic:blipFill>
+                        <pic:spPr>
+                          <a:xfrm>
+                            <a:off x="0" y="0"/>
+                            <a:ext cx="1097280" cy="617220"/>
+                          </a:xfrm>
+                          <a:prstGeom prst="rect"/>
+                        </pic:spPr>
+                      </pic:pic>
+                    </a:graphicData>
+                  </a:graphic>
+                </wp:inline>
+              </w:drawing>
             </w:r>
           </w:p>
         </w:tc>
@@ -1471,7 +3579,38 @@
           </w:tcPr>
           <w:p>
             <w:r>
-              <w:t>frame_1772.jpg</w:t>
+              <w:drawing>
+                <wp:inline xmlns:a="http://schemas.openxmlformats.org/drawingml/2006/main" xmlns:pic="http://schemas.openxmlformats.org/drawingml/2006/picture">
+                  <wp:extent cx="1097280" cy="617220"/>
+                  <wp:docPr id="69" name="Picture 69"/>
+                  <wp:cNvGraphicFramePr>
+                    <a:graphicFrameLocks noChangeAspect="1"/>
+                  </wp:cNvGraphicFramePr>
+                  <a:graphic>
+                    <a:graphicData uri="http://schemas.openxmlformats.org/drawingml/2006/picture">
+                      <pic:pic>
+                        <pic:nvPicPr>
+                          <pic:cNvPr id="0" name="frame_1772.jpg"/>
+                          <pic:cNvPicPr/>
+                        </pic:nvPicPr>
+                        <pic:blipFill>
+                          <a:blip r:embed="rId11"/>
+                          <a:stretch>
+                            <a:fillRect/>
+                          </a:stretch>
+                        </pic:blipFill>
+                        <pic:spPr>
+                          <a:xfrm>
+                            <a:off x="0" y="0"/>
+                            <a:ext cx="1097280" cy="617220"/>
+                          </a:xfrm>
+                          <a:prstGeom prst="rect"/>
+                        </pic:spPr>
+                      </pic:pic>
+                    </a:graphicData>
+                  </a:graphic>
+                </wp:inline>
+              </w:drawing>
             </w:r>
           </w:p>
         </w:tc>
@@ -1510,7 +3649,38 @@
           </w:tcPr>
           <w:p>
             <w:r>
-              <w:t>frame_0000.jpg</w:t>
+              <w:drawing>
+                <wp:inline xmlns:a="http://schemas.openxmlformats.org/drawingml/2006/main" xmlns:pic="http://schemas.openxmlformats.org/drawingml/2006/picture">
+                  <wp:extent cx="1097280" cy="617220"/>
+                  <wp:docPr id="70" name="Picture 70"/>
+                  <wp:cNvGraphicFramePr>
+                    <a:graphicFrameLocks noChangeAspect="1"/>
+                  </wp:cNvGraphicFramePr>
+                  <a:graphic>
+                    <a:graphicData uri="http://schemas.openxmlformats.org/drawingml/2006/picture">
+                      <pic:pic>
+                        <pic:nvPicPr>
+                          <pic:cNvPr id="0" name="frame_0000.jpg"/>
+                          <pic:cNvPicPr/>
+                        </pic:nvPicPr>
+                        <pic:blipFill>
+                          <a:blip r:embed="rId9"/>
+                          <a:stretch>
+                            <a:fillRect/>
+                          </a:stretch>
+                        </pic:blipFill>
+                        <pic:spPr>
+                          <a:xfrm>
+                            <a:off x="0" y="0"/>
+                            <a:ext cx="1097280" cy="617220"/>
+                          </a:xfrm>
+                          <a:prstGeom prst="rect"/>
+                        </pic:spPr>
+                      </pic:pic>
+                    </a:graphicData>
+                  </a:graphic>
+                </wp:inline>
+              </w:drawing>
             </w:r>
           </w:p>
         </w:tc>
@@ -1520,7 +3690,38 @@
           </w:tcPr>
           <w:p>
             <w:r>
-              <w:t>frame_0886.jpg</w:t>
+              <w:drawing>
+                <wp:inline xmlns:a="http://schemas.openxmlformats.org/drawingml/2006/main" xmlns:pic="http://schemas.openxmlformats.org/drawingml/2006/picture">
+                  <wp:extent cx="1097280" cy="617220"/>
+                  <wp:docPr id="71" name="Picture 71"/>
+                  <wp:cNvGraphicFramePr>
+                    <a:graphicFrameLocks noChangeAspect="1"/>
+                  </wp:cNvGraphicFramePr>
+                  <a:graphic>
+                    <a:graphicData uri="http://schemas.openxmlformats.org/drawingml/2006/picture">
+                      <pic:pic>
+                        <pic:nvPicPr>
+                          <pic:cNvPr id="0" name="frame_0886.jpg"/>
+                          <pic:cNvPicPr/>
+                        </pic:nvPicPr>
+                        <pic:blipFill>
+                          <a:blip r:embed="rId10"/>
+                          <a:stretch>
+                            <a:fillRect/>
+                          </a:stretch>
+                        </pic:blipFill>
+                        <pic:spPr>
+                          <a:xfrm>
+                            <a:off x="0" y="0"/>
+                            <a:ext cx="1097280" cy="617220"/>
+                          </a:xfrm>
+                          <a:prstGeom prst="rect"/>
+                        </pic:spPr>
+                      </pic:pic>
+                    </a:graphicData>
+                  </a:graphic>
+                </wp:inline>
+              </w:drawing>
             </w:r>
           </w:p>
         </w:tc>
@@ -1530,7 +3731,38 @@
           </w:tcPr>
           <w:p>
             <w:r>
-              <w:t>frame_1772.jpg</w:t>
+              <w:drawing>
+                <wp:inline xmlns:a="http://schemas.openxmlformats.org/drawingml/2006/main" xmlns:pic="http://schemas.openxmlformats.org/drawingml/2006/picture">
+                  <wp:extent cx="1097280" cy="617220"/>
+                  <wp:docPr id="72" name="Picture 72"/>
+                  <wp:cNvGraphicFramePr>
+                    <a:graphicFrameLocks noChangeAspect="1"/>
+                  </wp:cNvGraphicFramePr>
+                  <a:graphic>
+                    <a:graphicData uri="http://schemas.openxmlformats.org/drawingml/2006/picture">
+                      <pic:pic>
+                        <pic:nvPicPr>
+                          <pic:cNvPr id="0" name="frame_1772.jpg"/>
+                          <pic:cNvPicPr/>
+                        </pic:nvPicPr>
+                        <pic:blipFill>
+                          <a:blip r:embed="rId11"/>
+                          <a:stretch>
+                            <a:fillRect/>
+                          </a:stretch>
+                        </pic:blipFill>
+                        <pic:spPr>
+                          <a:xfrm>
+                            <a:off x="0" y="0"/>
+                            <a:ext cx="1097280" cy="617220"/>
+                          </a:xfrm>
+                          <a:prstGeom prst="rect"/>
+                        </pic:spPr>
+                      </pic:pic>
+                    </a:graphicData>
+                  </a:graphic>
+                </wp:inline>
+              </w:drawing>
             </w:r>
           </w:p>
         </w:tc>
@@ -1569,7 +3801,38 @@
           </w:tcPr>
           <w:p>
             <w:r>
-              <w:t>frame_0000.jpg</w:t>
+              <w:drawing>
+                <wp:inline xmlns:a="http://schemas.openxmlformats.org/drawingml/2006/main" xmlns:pic="http://schemas.openxmlformats.org/drawingml/2006/picture">
+                  <wp:extent cx="1097280" cy="617220"/>
+                  <wp:docPr id="73" name="Picture 73"/>
+                  <wp:cNvGraphicFramePr>
+                    <a:graphicFrameLocks noChangeAspect="1"/>
+                  </wp:cNvGraphicFramePr>
+                  <a:graphic>
+                    <a:graphicData uri="http://schemas.openxmlformats.org/drawingml/2006/picture">
+                      <pic:pic>
+                        <pic:nvPicPr>
+                          <pic:cNvPr id="0" name="frame_0000.jpg"/>
+                          <pic:cNvPicPr/>
+                        </pic:nvPicPr>
+                        <pic:blipFill>
+                          <a:blip r:embed="rId9"/>
+                          <a:stretch>
+                            <a:fillRect/>
+                          </a:stretch>
+                        </pic:blipFill>
+                        <pic:spPr>
+                          <a:xfrm>
+                            <a:off x="0" y="0"/>
+                            <a:ext cx="1097280" cy="617220"/>
+                          </a:xfrm>
+                          <a:prstGeom prst="rect"/>
+                        </pic:spPr>
+                      </pic:pic>
+                    </a:graphicData>
+                  </a:graphic>
+                </wp:inline>
+              </w:drawing>
             </w:r>
           </w:p>
         </w:tc>
@@ -1579,7 +3842,38 @@
           </w:tcPr>
           <w:p>
             <w:r>
-              <w:t>frame_0886.jpg</w:t>
+              <w:drawing>
+                <wp:inline xmlns:a="http://schemas.openxmlformats.org/drawingml/2006/main" xmlns:pic="http://schemas.openxmlformats.org/drawingml/2006/picture">
+                  <wp:extent cx="1097280" cy="617220"/>
+                  <wp:docPr id="74" name="Picture 74"/>
+                  <wp:cNvGraphicFramePr>
+                    <a:graphicFrameLocks noChangeAspect="1"/>
+                  </wp:cNvGraphicFramePr>
+                  <a:graphic>
+                    <a:graphicData uri="http://schemas.openxmlformats.org/drawingml/2006/picture">
+                      <pic:pic>
+                        <pic:nvPicPr>
+                          <pic:cNvPr id="0" name="frame_0886.jpg"/>
+                          <pic:cNvPicPr/>
+                        </pic:nvPicPr>
+                        <pic:blipFill>
+                          <a:blip r:embed="rId10"/>
+                          <a:stretch>
+                            <a:fillRect/>
+                          </a:stretch>
+                        </pic:blipFill>
+                        <pic:spPr>
+                          <a:xfrm>
+                            <a:off x="0" y="0"/>
+                            <a:ext cx="1097280" cy="617220"/>
+                          </a:xfrm>
+                          <a:prstGeom prst="rect"/>
+                        </pic:spPr>
+                      </pic:pic>
+                    </a:graphicData>
+                  </a:graphic>
+                </wp:inline>
+              </w:drawing>
             </w:r>
           </w:p>
         </w:tc>
@@ -1589,7 +3883,38 @@
           </w:tcPr>
           <w:p>
             <w:r>
-              <w:t>frame_1772.jpg</w:t>
+              <w:drawing>
+                <wp:inline xmlns:a="http://schemas.openxmlformats.org/drawingml/2006/main" xmlns:pic="http://schemas.openxmlformats.org/drawingml/2006/picture">
+                  <wp:extent cx="1097280" cy="617220"/>
+                  <wp:docPr id="75" name="Picture 75"/>
+                  <wp:cNvGraphicFramePr>
+                    <a:graphicFrameLocks noChangeAspect="1"/>
+                  </wp:cNvGraphicFramePr>
+                  <a:graphic>
+                    <a:graphicData uri="http://schemas.openxmlformats.org/drawingml/2006/picture">
+                      <pic:pic>
+                        <pic:nvPicPr>
+                          <pic:cNvPr id="0" name="frame_1772.jpg"/>
+                          <pic:cNvPicPr/>
+                        </pic:nvPicPr>
+                        <pic:blipFill>
+                          <a:blip r:embed="rId11"/>
+                          <a:stretch>
+                            <a:fillRect/>
+                          </a:stretch>
+                        </pic:blipFill>
+                        <pic:spPr>
+                          <a:xfrm>
+                            <a:off x="0" y="0"/>
+                            <a:ext cx="1097280" cy="617220"/>
+                          </a:xfrm>
+                          <a:prstGeom prst="rect"/>
+                        </pic:spPr>
+                      </pic:pic>
+                    </a:graphicData>
+                  </a:graphic>
+                </wp:inline>
+              </w:drawing>
             </w:r>
           </w:p>
         </w:tc>
@@ -1628,7 +3953,38 @@
           </w:tcPr>
           <w:p>
             <w:r>
-              <w:t>frame_0000.jpg</w:t>
+              <w:drawing>
+                <wp:inline xmlns:a="http://schemas.openxmlformats.org/drawingml/2006/main" xmlns:pic="http://schemas.openxmlformats.org/drawingml/2006/picture">
+                  <wp:extent cx="1097280" cy="617220"/>
+                  <wp:docPr id="76" name="Picture 76"/>
+                  <wp:cNvGraphicFramePr>
+                    <a:graphicFrameLocks noChangeAspect="1"/>
+                  </wp:cNvGraphicFramePr>
+                  <a:graphic>
+                    <a:graphicData uri="http://schemas.openxmlformats.org/drawingml/2006/picture">
+                      <pic:pic>
+                        <pic:nvPicPr>
+                          <pic:cNvPr id="0" name="frame_0000.jpg"/>
+                          <pic:cNvPicPr/>
+                        </pic:nvPicPr>
+                        <pic:blipFill>
+                          <a:blip r:embed="rId9"/>
+                          <a:stretch>
+                            <a:fillRect/>
+                          </a:stretch>
+                        </pic:blipFill>
+                        <pic:spPr>
+                          <a:xfrm>
+                            <a:off x="0" y="0"/>
+                            <a:ext cx="1097280" cy="617220"/>
+                          </a:xfrm>
+                          <a:prstGeom prst="rect"/>
+                        </pic:spPr>
+                      </pic:pic>
+                    </a:graphicData>
+                  </a:graphic>
+                </wp:inline>
+              </w:drawing>
             </w:r>
           </w:p>
         </w:tc>
@@ -1638,7 +3994,38 @@
           </w:tcPr>
           <w:p>
             <w:r>
-              <w:t>frame_0886.jpg</w:t>
+              <w:drawing>
+                <wp:inline xmlns:a="http://schemas.openxmlformats.org/drawingml/2006/main" xmlns:pic="http://schemas.openxmlformats.org/drawingml/2006/picture">
+                  <wp:extent cx="1097280" cy="617220"/>
+                  <wp:docPr id="77" name="Picture 77"/>
+                  <wp:cNvGraphicFramePr>
+                    <a:graphicFrameLocks noChangeAspect="1"/>
+                  </wp:cNvGraphicFramePr>
+                  <a:graphic>
+                    <a:graphicData uri="http://schemas.openxmlformats.org/drawingml/2006/picture">
+                      <pic:pic>
+                        <pic:nvPicPr>
+                          <pic:cNvPr id="0" name="frame_0886.jpg"/>
+                          <pic:cNvPicPr/>
+                        </pic:nvPicPr>
+                        <pic:blipFill>
+                          <a:blip r:embed="rId10"/>
+                          <a:stretch>
+                            <a:fillRect/>
+                          </a:stretch>
+                        </pic:blipFill>
+                        <pic:spPr>
+                          <a:xfrm>
+                            <a:off x="0" y="0"/>
+                            <a:ext cx="1097280" cy="617220"/>
+                          </a:xfrm>
+                          <a:prstGeom prst="rect"/>
+                        </pic:spPr>
+                      </pic:pic>
+                    </a:graphicData>
+                  </a:graphic>
+                </wp:inline>
+              </w:drawing>
             </w:r>
           </w:p>
         </w:tc>
@@ -1648,7 +4035,38 @@
           </w:tcPr>
           <w:p>
             <w:r>
-              <w:t>frame_1772.jpg</w:t>
+              <w:drawing>
+                <wp:inline xmlns:a="http://schemas.openxmlformats.org/drawingml/2006/main" xmlns:pic="http://schemas.openxmlformats.org/drawingml/2006/picture">
+                  <wp:extent cx="1097280" cy="617220"/>
+                  <wp:docPr id="78" name="Picture 78"/>
+                  <wp:cNvGraphicFramePr>
+                    <a:graphicFrameLocks noChangeAspect="1"/>
+                  </wp:cNvGraphicFramePr>
+                  <a:graphic>
+                    <a:graphicData uri="http://schemas.openxmlformats.org/drawingml/2006/picture">
+                      <pic:pic>
+                        <pic:nvPicPr>
+                          <pic:cNvPr id="0" name="frame_1772.jpg"/>
+                          <pic:cNvPicPr/>
+                        </pic:nvPicPr>
+                        <pic:blipFill>
+                          <a:blip r:embed="rId11"/>
+                          <a:stretch>
+                            <a:fillRect/>
+                          </a:stretch>
+                        </pic:blipFill>
+                        <pic:spPr>
+                          <a:xfrm>
+                            <a:off x="0" y="0"/>
+                            <a:ext cx="1097280" cy="617220"/>
+                          </a:xfrm>
+                          <a:prstGeom prst="rect"/>
+                        </pic:spPr>
+                      </pic:pic>
+                    </a:graphicData>
+                  </a:graphic>
+                </wp:inline>
+              </w:drawing>
             </w:r>
           </w:p>
         </w:tc>
@@ -1687,7 +4105,38 @@
           </w:tcPr>
           <w:p>
             <w:r>
-              <w:t>frame_0000.jpg</w:t>
+              <w:drawing>
+                <wp:inline xmlns:a="http://schemas.openxmlformats.org/drawingml/2006/main" xmlns:pic="http://schemas.openxmlformats.org/drawingml/2006/picture">
+                  <wp:extent cx="1097280" cy="617220"/>
+                  <wp:docPr id="79" name="Picture 79"/>
+                  <wp:cNvGraphicFramePr>
+                    <a:graphicFrameLocks noChangeAspect="1"/>
+                  </wp:cNvGraphicFramePr>
+                  <a:graphic>
+                    <a:graphicData uri="http://schemas.openxmlformats.org/drawingml/2006/picture">
+                      <pic:pic>
+                        <pic:nvPicPr>
+                          <pic:cNvPr id="0" name="frame_0000.jpg"/>
+                          <pic:cNvPicPr/>
+                        </pic:nvPicPr>
+                        <pic:blipFill>
+                          <a:blip r:embed="rId9"/>
+                          <a:stretch>
+                            <a:fillRect/>
+                          </a:stretch>
+                        </pic:blipFill>
+                        <pic:spPr>
+                          <a:xfrm>
+                            <a:off x="0" y="0"/>
+                            <a:ext cx="1097280" cy="617220"/>
+                          </a:xfrm>
+                          <a:prstGeom prst="rect"/>
+                        </pic:spPr>
+                      </pic:pic>
+                    </a:graphicData>
+                  </a:graphic>
+                </wp:inline>
+              </w:drawing>
             </w:r>
           </w:p>
         </w:tc>
@@ -1697,7 +4146,38 @@
           </w:tcPr>
           <w:p>
             <w:r>
-              <w:t>frame_0886.jpg</w:t>
+              <w:drawing>
+                <wp:inline xmlns:a="http://schemas.openxmlformats.org/drawingml/2006/main" xmlns:pic="http://schemas.openxmlformats.org/drawingml/2006/picture">
+                  <wp:extent cx="1097280" cy="617220"/>
+                  <wp:docPr id="80" name="Picture 80"/>
+                  <wp:cNvGraphicFramePr>
+                    <a:graphicFrameLocks noChangeAspect="1"/>
+                  </wp:cNvGraphicFramePr>
+                  <a:graphic>
+                    <a:graphicData uri="http://schemas.openxmlformats.org/drawingml/2006/picture">
+                      <pic:pic>
+                        <pic:nvPicPr>
+                          <pic:cNvPr id="0" name="frame_0886.jpg"/>
+                          <pic:cNvPicPr/>
+                        </pic:nvPicPr>
+                        <pic:blipFill>
+                          <a:blip r:embed="rId10"/>
+                          <a:stretch>
+                            <a:fillRect/>
+                          </a:stretch>
+                        </pic:blipFill>
+                        <pic:spPr>
+                          <a:xfrm>
+                            <a:off x="0" y="0"/>
+                            <a:ext cx="1097280" cy="617220"/>
+                          </a:xfrm>
+                          <a:prstGeom prst="rect"/>
+                        </pic:spPr>
+                      </pic:pic>
+                    </a:graphicData>
+                  </a:graphic>
+                </wp:inline>
+              </w:drawing>
             </w:r>
           </w:p>
         </w:tc>
@@ -1707,7 +4187,38 @@
           </w:tcPr>
           <w:p>
             <w:r>
-              <w:t>frame_1772.jpg</w:t>
+              <w:drawing>
+                <wp:inline xmlns:a="http://schemas.openxmlformats.org/drawingml/2006/main" xmlns:pic="http://schemas.openxmlformats.org/drawingml/2006/picture">
+                  <wp:extent cx="1097280" cy="617220"/>
+                  <wp:docPr id="81" name="Picture 81"/>
+                  <wp:cNvGraphicFramePr>
+                    <a:graphicFrameLocks noChangeAspect="1"/>
+                  </wp:cNvGraphicFramePr>
+                  <a:graphic>
+                    <a:graphicData uri="http://schemas.openxmlformats.org/drawingml/2006/picture">
+                      <pic:pic>
+                        <pic:nvPicPr>
+                          <pic:cNvPr id="0" name="frame_1772.jpg"/>
+                          <pic:cNvPicPr/>
+                        </pic:nvPicPr>
+                        <pic:blipFill>
+                          <a:blip r:embed="rId11"/>
+                          <a:stretch>
+                            <a:fillRect/>
+                          </a:stretch>
+                        </pic:blipFill>
+                        <pic:spPr>
+                          <a:xfrm>
+                            <a:off x="0" y="0"/>
+                            <a:ext cx="1097280" cy="617220"/>
+                          </a:xfrm>
+                          <a:prstGeom prst="rect"/>
+                        </pic:spPr>
+                      </pic:pic>
+                    </a:graphicData>
+                  </a:graphic>
+                </wp:inline>
+              </w:drawing>
             </w:r>
           </w:p>
         </w:tc>
@@ -1752,7 +4263,38 @@
           </w:tcPr>
           <w:p>
             <w:r>
-              <w:t>frame_0000.jpg</w:t>
+              <w:drawing>
+                <wp:inline xmlns:a="http://schemas.openxmlformats.org/drawingml/2006/main" xmlns:pic="http://schemas.openxmlformats.org/drawingml/2006/picture">
+                  <wp:extent cx="1097280" cy="617220"/>
+                  <wp:docPr id="82" name="Picture 82"/>
+                  <wp:cNvGraphicFramePr>
+                    <a:graphicFrameLocks noChangeAspect="1"/>
+                  </wp:cNvGraphicFramePr>
+                  <a:graphic>
+                    <a:graphicData uri="http://schemas.openxmlformats.org/drawingml/2006/picture">
+                      <pic:pic>
+                        <pic:nvPicPr>
+                          <pic:cNvPr id="0" name="frame_0000.jpg"/>
+                          <pic:cNvPicPr/>
+                        </pic:nvPicPr>
+                        <pic:blipFill>
+                          <a:blip r:embed="rId9"/>
+                          <a:stretch>
+                            <a:fillRect/>
+                          </a:stretch>
+                        </pic:blipFill>
+                        <pic:spPr>
+                          <a:xfrm>
+                            <a:off x="0" y="0"/>
+                            <a:ext cx="1097280" cy="617220"/>
+                          </a:xfrm>
+                          <a:prstGeom prst="rect"/>
+                        </pic:spPr>
+                      </pic:pic>
+                    </a:graphicData>
+                  </a:graphic>
+                </wp:inline>
+              </w:drawing>
             </w:r>
           </w:p>
         </w:tc>
@@ -1762,7 +4304,38 @@
           </w:tcPr>
           <w:p>
             <w:r>
-              <w:t>frame_0886.jpg</w:t>
+              <w:drawing>
+                <wp:inline xmlns:a="http://schemas.openxmlformats.org/drawingml/2006/main" xmlns:pic="http://schemas.openxmlformats.org/drawingml/2006/picture">
+                  <wp:extent cx="1097280" cy="617220"/>
+                  <wp:docPr id="83" name="Picture 83"/>
+                  <wp:cNvGraphicFramePr>
+                    <a:graphicFrameLocks noChangeAspect="1"/>
+                  </wp:cNvGraphicFramePr>
+                  <a:graphic>
+                    <a:graphicData uri="http://schemas.openxmlformats.org/drawingml/2006/picture">
+                      <pic:pic>
+                        <pic:nvPicPr>
+                          <pic:cNvPr id="0" name="frame_0886.jpg"/>
+                          <pic:cNvPicPr/>
+                        </pic:nvPicPr>
+                        <pic:blipFill>
+                          <a:blip r:embed="rId10"/>
+                          <a:stretch>
+                            <a:fillRect/>
+                          </a:stretch>
+                        </pic:blipFill>
+                        <pic:spPr>
+                          <a:xfrm>
+                            <a:off x="0" y="0"/>
+                            <a:ext cx="1097280" cy="617220"/>
+                          </a:xfrm>
+                          <a:prstGeom prst="rect"/>
+                        </pic:spPr>
+                      </pic:pic>
+                    </a:graphicData>
+                  </a:graphic>
+                </wp:inline>
+              </w:drawing>
             </w:r>
           </w:p>
         </w:tc>
@@ -1772,7 +4345,38 @@
           </w:tcPr>
           <w:p>
             <w:r>
-              <w:t>frame_1772.jpg</w:t>
+              <w:drawing>
+                <wp:inline xmlns:a="http://schemas.openxmlformats.org/drawingml/2006/main" xmlns:pic="http://schemas.openxmlformats.org/drawingml/2006/picture">
+                  <wp:extent cx="1097280" cy="617220"/>
+                  <wp:docPr id="84" name="Picture 84"/>
+                  <wp:cNvGraphicFramePr>
+                    <a:graphicFrameLocks noChangeAspect="1"/>
+                  </wp:cNvGraphicFramePr>
+                  <a:graphic>
+                    <a:graphicData uri="http://schemas.openxmlformats.org/drawingml/2006/picture">
+                      <pic:pic>
+                        <pic:nvPicPr>
+                          <pic:cNvPr id="0" name="frame_1772.jpg"/>
+                          <pic:cNvPicPr/>
+                        </pic:nvPicPr>
+                        <pic:blipFill>
+                          <a:blip r:embed="rId11"/>
+                          <a:stretch>
+                            <a:fillRect/>
+                          </a:stretch>
+                        </pic:blipFill>
+                        <pic:spPr>
+                          <a:xfrm>
+                            <a:off x="0" y="0"/>
+                            <a:ext cx="1097280" cy="617220"/>
+                          </a:xfrm>
+                          <a:prstGeom prst="rect"/>
+                        </pic:spPr>
+                      </pic:pic>
+                    </a:graphicData>
+                  </a:graphic>
+                </wp:inline>
+              </w:drawing>
             </w:r>
           </w:p>
         </w:tc>
@@ -1811,7 +4415,38 @@
           </w:tcPr>
           <w:p>
             <w:r>
-              <w:t>frame_0000.jpg</w:t>
+              <w:drawing>
+                <wp:inline xmlns:a="http://schemas.openxmlformats.org/drawingml/2006/main" xmlns:pic="http://schemas.openxmlformats.org/drawingml/2006/picture">
+                  <wp:extent cx="1097280" cy="617220"/>
+                  <wp:docPr id="85" name="Picture 85"/>
+                  <wp:cNvGraphicFramePr>
+                    <a:graphicFrameLocks noChangeAspect="1"/>
+                  </wp:cNvGraphicFramePr>
+                  <a:graphic>
+                    <a:graphicData uri="http://schemas.openxmlformats.org/drawingml/2006/picture">
+                      <pic:pic>
+                        <pic:nvPicPr>
+                          <pic:cNvPr id="0" name="frame_0000.jpg"/>
+                          <pic:cNvPicPr/>
+                        </pic:nvPicPr>
+                        <pic:blipFill>
+                          <a:blip r:embed="rId9"/>
+                          <a:stretch>
+                            <a:fillRect/>
+                          </a:stretch>
+                        </pic:blipFill>
+                        <pic:spPr>
+                          <a:xfrm>
+                            <a:off x="0" y="0"/>
+                            <a:ext cx="1097280" cy="617220"/>
+                          </a:xfrm>
+                          <a:prstGeom prst="rect"/>
+                        </pic:spPr>
+                      </pic:pic>
+                    </a:graphicData>
+                  </a:graphic>
+                </wp:inline>
+              </w:drawing>
             </w:r>
           </w:p>
         </w:tc>
@@ -1821,7 +4456,38 @@
           </w:tcPr>
           <w:p>
             <w:r>
-              <w:t>frame_0886.jpg</w:t>
+              <w:drawing>
+                <wp:inline xmlns:a="http://schemas.openxmlformats.org/drawingml/2006/main" xmlns:pic="http://schemas.openxmlformats.org/drawingml/2006/picture">
+                  <wp:extent cx="1097280" cy="617220"/>
+                  <wp:docPr id="86" name="Picture 86"/>
+                  <wp:cNvGraphicFramePr>
+                    <a:graphicFrameLocks noChangeAspect="1"/>
+                  </wp:cNvGraphicFramePr>
+                  <a:graphic>
+                    <a:graphicData uri="http://schemas.openxmlformats.org/drawingml/2006/picture">
+                      <pic:pic>
+                        <pic:nvPicPr>
+                          <pic:cNvPr id="0" name="frame_0886.jpg"/>
+                          <pic:cNvPicPr/>
+                        </pic:nvPicPr>
+                        <pic:blipFill>
+                          <a:blip r:embed="rId10"/>
+                          <a:stretch>
+                            <a:fillRect/>
+                          </a:stretch>
+                        </pic:blipFill>
+                        <pic:spPr>
+                          <a:xfrm>
+                            <a:off x="0" y="0"/>
+                            <a:ext cx="1097280" cy="617220"/>
+                          </a:xfrm>
+                          <a:prstGeom prst="rect"/>
+                        </pic:spPr>
+                      </pic:pic>
+                    </a:graphicData>
+                  </a:graphic>
+                </wp:inline>
+              </w:drawing>
             </w:r>
           </w:p>
         </w:tc>
@@ -1831,7 +4497,38 @@
           </w:tcPr>
           <w:p>
             <w:r>
-              <w:t>frame_1772.jpg</w:t>
+              <w:drawing>
+                <wp:inline xmlns:a="http://schemas.openxmlformats.org/drawingml/2006/main" xmlns:pic="http://schemas.openxmlformats.org/drawingml/2006/picture">
+                  <wp:extent cx="1097280" cy="617220"/>
+                  <wp:docPr id="87" name="Picture 87"/>
+                  <wp:cNvGraphicFramePr>
+                    <a:graphicFrameLocks noChangeAspect="1"/>
+                  </wp:cNvGraphicFramePr>
+                  <a:graphic>
+                    <a:graphicData uri="http://schemas.openxmlformats.org/drawingml/2006/picture">
+                      <pic:pic>
+                        <pic:nvPicPr>
+                          <pic:cNvPr id="0" name="frame_1772.jpg"/>
+                          <pic:cNvPicPr/>
+                        </pic:nvPicPr>
+                        <pic:blipFill>
+                          <a:blip r:embed="rId11"/>
+                          <a:stretch>
+                            <a:fillRect/>
+                          </a:stretch>
+                        </pic:blipFill>
+                        <pic:spPr>
+                          <a:xfrm>
+                            <a:off x="0" y="0"/>
+                            <a:ext cx="1097280" cy="617220"/>
+                          </a:xfrm>
+                          <a:prstGeom prst="rect"/>
+                        </pic:spPr>
+                      </pic:pic>
+                    </a:graphicData>
+                  </a:graphic>
+                </wp:inline>
+              </w:drawing>
             </w:r>
           </w:p>
         </w:tc>
@@ -1870,7 +4567,38 @@
           </w:tcPr>
           <w:p>
             <w:r>
-              <w:t>frame_0000.jpg</w:t>
+              <w:drawing>
+                <wp:inline xmlns:a="http://schemas.openxmlformats.org/drawingml/2006/main" xmlns:pic="http://schemas.openxmlformats.org/drawingml/2006/picture">
+                  <wp:extent cx="1097280" cy="617220"/>
+                  <wp:docPr id="88" name="Picture 88"/>
+                  <wp:cNvGraphicFramePr>
+                    <a:graphicFrameLocks noChangeAspect="1"/>
+                  </wp:cNvGraphicFramePr>
+                  <a:graphic>
+                    <a:graphicData uri="http://schemas.openxmlformats.org/drawingml/2006/picture">
+                      <pic:pic>
+                        <pic:nvPicPr>
+                          <pic:cNvPr id="0" name="frame_0000.jpg"/>
+                          <pic:cNvPicPr/>
+                        </pic:nvPicPr>
+                        <pic:blipFill>
+                          <a:blip r:embed="rId9"/>
+                          <a:stretch>
+                            <a:fillRect/>
+                          </a:stretch>
+                        </pic:blipFill>
+                        <pic:spPr>
+                          <a:xfrm>
+                            <a:off x="0" y="0"/>
+                            <a:ext cx="1097280" cy="617220"/>
+                          </a:xfrm>
+                          <a:prstGeom prst="rect"/>
+                        </pic:spPr>
+                      </pic:pic>
+                    </a:graphicData>
+                  </a:graphic>
+                </wp:inline>
+              </w:drawing>
             </w:r>
           </w:p>
         </w:tc>
@@ -1880,7 +4608,38 @@
           </w:tcPr>
           <w:p>
             <w:r>
-              <w:t>frame_0886.jpg</w:t>
+              <w:drawing>
+                <wp:inline xmlns:a="http://schemas.openxmlformats.org/drawingml/2006/main" xmlns:pic="http://schemas.openxmlformats.org/drawingml/2006/picture">
+                  <wp:extent cx="1097280" cy="617220"/>
+                  <wp:docPr id="89" name="Picture 89"/>
+                  <wp:cNvGraphicFramePr>
+                    <a:graphicFrameLocks noChangeAspect="1"/>
+                  </wp:cNvGraphicFramePr>
+                  <a:graphic>
+                    <a:graphicData uri="http://schemas.openxmlformats.org/drawingml/2006/picture">
+                      <pic:pic>
+                        <pic:nvPicPr>
+                          <pic:cNvPr id="0" name="frame_0886.jpg"/>
+                          <pic:cNvPicPr/>
+                        </pic:nvPicPr>
+                        <pic:blipFill>
+                          <a:blip r:embed="rId10"/>
+                          <a:stretch>
+                            <a:fillRect/>
+                          </a:stretch>
+                        </pic:blipFill>
+                        <pic:spPr>
+                          <a:xfrm>
+                            <a:off x="0" y="0"/>
+                            <a:ext cx="1097280" cy="617220"/>
+                          </a:xfrm>
+                          <a:prstGeom prst="rect"/>
+                        </pic:spPr>
+                      </pic:pic>
+                    </a:graphicData>
+                  </a:graphic>
+                </wp:inline>
+              </w:drawing>
             </w:r>
           </w:p>
         </w:tc>
@@ -1890,7 +4649,38 @@
           </w:tcPr>
           <w:p>
             <w:r>
-              <w:t>frame_1772.jpg</w:t>
+              <w:drawing>
+                <wp:inline xmlns:a="http://schemas.openxmlformats.org/drawingml/2006/main" xmlns:pic="http://schemas.openxmlformats.org/drawingml/2006/picture">
+                  <wp:extent cx="1097280" cy="617220"/>
+                  <wp:docPr id="90" name="Picture 90"/>
+                  <wp:cNvGraphicFramePr>
+                    <a:graphicFrameLocks noChangeAspect="1"/>
+                  </wp:cNvGraphicFramePr>
+                  <a:graphic>
+                    <a:graphicData uri="http://schemas.openxmlformats.org/drawingml/2006/picture">
+                      <pic:pic>
+                        <pic:nvPicPr>
+                          <pic:cNvPr id="0" name="frame_1772.jpg"/>
+                          <pic:cNvPicPr/>
+                        </pic:nvPicPr>
+                        <pic:blipFill>
+                          <a:blip r:embed="rId11"/>
+                          <a:stretch>
+                            <a:fillRect/>
+                          </a:stretch>
+                        </pic:blipFill>
+                        <pic:spPr>
+                          <a:xfrm>
+                            <a:off x="0" y="0"/>
+                            <a:ext cx="1097280" cy="617220"/>
+                          </a:xfrm>
+                          <a:prstGeom prst="rect"/>
+                        </pic:spPr>
+                      </pic:pic>
+                    </a:graphicData>
+                  </a:graphic>
+                </wp:inline>
+              </w:drawing>
             </w:r>
           </w:p>
         </w:tc>
@@ -1934,7 +4724,38 @@
           </w:tcPr>
           <w:p>
             <w:r>
-              <w:t>frame_0000.jpg</w:t>
+              <w:drawing>
+                <wp:inline xmlns:a="http://schemas.openxmlformats.org/drawingml/2006/main" xmlns:pic="http://schemas.openxmlformats.org/drawingml/2006/picture">
+                  <wp:extent cx="1097280" cy="617220"/>
+                  <wp:docPr id="91" name="Picture 91"/>
+                  <wp:cNvGraphicFramePr>
+                    <a:graphicFrameLocks noChangeAspect="1"/>
+                  </wp:cNvGraphicFramePr>
+                  <a:graphic>
+                    <a:graphicData uri="http://schemas.openxmlformats.org/drawingml/2006/picture">
+                      <pic:pic>
+                        <pic:nvPicPr>
+                          <pic:cNvPr id="0" name="frame_0000.jpg"/>
+                          <pic:cNvPicPr/>
+                        </pic:nvPicPr>
+                        <pic:blipFill>
+                          <a:blip r:embed="rId9"/>
+                          <a:stretch>
+                            <a:fillRect/>
+                          </a:stretch>
+                        </pic:blipFill>
+                        <pic:spPr>
+                          <a:xfrm>
+                            <a:off x="0" y="0"/>
+                            <a:ext cx="1097280" cy="617220"/>
+                          </a:xfrm>
+                          <a:prstGeom prst="rect"/>
+                        </pic:spPr>
+                      </pic:pic>
+                    </a:graphicData>
+                  </a:graphic>
+                </wp:inline>
+              </w:drawing>
             </w:r>
           </w:p>
         </w:tc>
@@ -1944,7 +4765,38 @@
           </w:tcPr>
           <w:p>
             <w:r>
-              <w:t>frame_0886.jpg</w:t>
+              <w:drawing>
+                <wp:inline xmlns:a="http://schemas.openxmlformats.org/drawingml/2006/main" xmlns:pic="http://schemas.openxmlformats.org/drawingml/2006/picture">
+                  <wp:extent cx="1097280" cy="617220"/>
+                  <wp:docPr id="92" name="Picture 92"/>
+                  <wp:cNvGraphicFramePr>
+                    <a:graphicFrameLocks noChangeAspect="1"/>
+                  </wp:cNvGraphicFramePr>
+                  <a:graphic>
+                    <a:graphicData uri="http://schemas.openxmlformats.org/drawingml/2006/picture">
+                      <pic:pic>
+                        <pic:nvPicPr>
+                          <pic:cNvPr id="0" name="frame_0886.jpg"/>
+                          <pic:cNvPicPr/>
+                        </pic:nvPicPr>
+                        <pic:blipFill>
+                          <a:blip r:embed="rId10"/>
+                          <a:stretch>
+                            <a:fillRect/>
+                          </a:stretch>
+                        </pic:blipFill>
+                        <pic:spPr>
+                          <a:xfrm>
+                            <a:off x="0" y="0"/>
+                            <a:ext cx="1097280" cy="617220"/>
+                          </a:xfrm>
+                          <a:prstGeom prst="rect"/>
+                        </pic:spPr>
+                      </pic:pic>
+                    </a:graphicData>
+                  </a:graphic>
+                </wp:inline>
+              </w:drawing>
             </w:r>
           </w:p>
         </w:tc>
@@ -1954,7 +4806,38 @@
           </w:tcPr>
           <w:p>
             <w:r>
-              <w:t>frame_1772.jpg</w:t>
+              <w:drawing>
+                <wp:inline xmlns:a="http://schemas.openxmlformats.org/drawingml/2006/main" xmlns:pic="http://schemas.openxmlformats.org/drawingml/2006/picture">
+                  <wp:extent cx="1097280" cy="617220"/>
+                  <wp:docPr id="93" name="Picture 93"/>
+                  <wp:cNvGraphicFramePr>
+                    <a:graphicFrameLocks noChangeAspect="1"/>
+                  </wp:cNvGraphicFramePr>
+                  <a:graphic>
+                    <a:graphicData uri="http://schemas.openxmlformats.org/drawingml/2006/picture">
+                      <pic:pic>
+                        <pic:nvPicPr>
+                          <pic:cNvPr id="0" name="frame_1772.jpg"/>
+                          <pic:cNvPicPr/>
+                        </pic:nvPicPr>
+                        <pic:blipFill>
+                          <a:blip r:embed="rId11"/>
+                          <a:stretch>
+                            <a:fillRect/>
+                          </a:stretch>
+                        </pic:blipFill>
+                        <pic:spPr>
+                          <a:xfrm>
+                            <a:off x="0" y="0"/>
+                            <a:ext cx="1097280" cy="617220"/>
+                          </a:xfrm>
+                          <a:prstGeom prst="rect"/>
+                        </pic:spPr>
+                      </pic:pic>
+                    </a:graphicData>
+                  </a:graphic>
+                </wp:inline>
+              </w:drawing>
             </w:r>
           </w:p>
         </w:tc>
@@ -1993,7 +4876,38 @@
           </w:tcPr>
           <w:p>
             <w:r>
-              <w:t>frame_0000.jpg</w:t>
+              <w:drawing>
+                <wp:inline xmlns:a="http://schemas.openxmlformats.org/drawingml/2006/main" xmlns:pic="http://schemas.openxmlformats.org/drawingml/2006/picture">
+                  <wp:extent cx="1097280" cy="617220"/>
+                  <wp:docPr id="94" name="Picture 94"/>
+                  <wp:cNvGraphicFramePr>
+                    <a:graphicFrameLocks noChangeAspect="1"/>
+                  </wp:cNvGraphicFramePr>
+                  <a:graphic>
+                    <a:graphicData uri="http://schemas.openxmlformats.org/drawingml/2006/picture">
+                      <pic:pic>
+                        <pic:nvPicPr>
+                          <pic:cNvPr id="0" name="frame_0000.jpg"/>
+                          <pic:cNvPicPr/>
+                        </pic:nvPicPr>
+                        <pic:blipFill>
+                          <a:blip r:embed="rId9"/>
+                          <a:stretch>
+                            <a:fillRect/>
+                          </a:stretch>
+                        </pic:blipFill>
+                        <pic:spPr>
+                          <a:xfrm>
+                            <a:off x="0" y="0"/>
+                            <a:ext cx="1097280" cy="617220"/>
+                          </a:xfrm>
+                          <a:prstGeom prst="rect"/>
+                        </pic:spPr>
+                      </pic:pic>
+                    </a:graphicData>
+                  </a:graphic>
+                </wp:inline>
+              </w:drawing>
             </w:r>
           </w:p>
         </w:tc>
@@ -2003,7 +4917,38 @@
           </w:tcPr>
           <w:p>
             <w:r>
-              <w:t>frame_0886.jpg</w:t>
+              <w:drawing>
+                <wp:inline xmlns:a="http://schemas.openxmlformats.org/drawingml/2006/main" xmlns:pic="http://schemas.openxmlformats.org/drawingml/2006/picture">
+                  <wp:extent cx="1097280" cy="617220"/>
+                  <wp:docPr id="95" name="Picture 95"/>
+                  <wp:cNvGraphicFramePr>
+                    <a:graphicFrameLocks noChangeAspect="1"/>
+                  </wp:cNvGraphicFramePr>
+                  <a:graphic>
+                    <a:graphicData uri="http://schemas.openxmlformats.org/drawingml/2006/picture">
+                      <pic:pic>
+                        <pic:nvPicPr>
+                          <pic:cNvPr id="0" name="frame_0886.jpg"/>
+                          <pic:cNvPicPr/>
+                        </pic:nvPicPr>
+                        <pic:blipFill>
+                          <a:blip r:embed="rId10"/>
+                          <a:stretch>
+                            <a:fillRect/>
+                          </a:stretch>
+                        </pic:blipFill>
+                        <pic:spPr>
+                          <a:xfrm>
+                            <a:off x="0" y="0"/>
+                            <a:ext cx="1097280" cy="617220"/>
+                          </a:xfrm>
+                          <a:prstGeom prst="rect"/>
+                        </pic:spPr>
+                      </pic:pic>
+                    </a:graphicData>
+                  </a:graphic>
+                </wp:inline>
+              </w:drawing>
             </w:r>
           </w:p>
         </w:tc>
@@ -2013,7 +4958,38 @@
           </w:tcPr>
           <w:p>
             <w:r>
-              <w:t>frame_1772.jpg</w:t>
+              <w:drawing>
+                <wp:inline xmlns:a="http://schemas.openxmlformats.org/drawingml/2006/main" xmlns:pic="http://schemas.openxmlformats.org/drawingml/2006/picture">
+                  <wp:extent cx="1097280" cy="617220"/>
+                  <wp:docPr id="96" name="Picture 96"/>
+                  <wp:cNvGraphicFramePr>
+                    <a:graphicFrameLocks noChangeAspect="1"/>
+                  </wp:cNvGraphicFramePr>
+                  <a:graphic>
+                    <a:graphicData uri="http://schemas.openxmlformats.org/drawingml/2006/picture">
+                      <pic:pic>
+                        <pic:nvPicPr>
+                          <pic:cNvPr id="0" name="frame_1772.jpg"/>
+                          <pic:cNvPicPr/>
+                        </pic:nvPicPr>
+                        <pic:blipFill>
+                          <a:blip r:embed="rId11"/>
+                          <a:stretch>
+                            <a:fillRect/>
+                          </a:stretch>
+                        </pic:blipFill>
+                        <pic:spPr>
+                          <a:xfrm>
+                            <a:off x="0" y="0"/>
+                            <a:ext cx="1097280" cy="617220"/>
+                          </a:xfrm>
+                          <a:prstGeom prst="rect"/>
+                        </pic:spPr>
+                      </pic:pic>
+                    </a:graphicData>
+                  </a:graphic>
+                </wp:inline>
+              </w:drawing>
             </w:r>
           </w:p>
         </w:tc>
@@ -2052,7 +5028,38 @@
           </w:tcPr>
           <w:p>
             <w:r>
-              <w:t>frame_0000.jpg</w:t>
+              <w:drawing>
+                <wp:inline xmlns:a="http://schemas.openxmlformats.org/drawingml/2006/main" xmlns:pic="http://schemas.openxmlformats.org/drawingml/2006/picture">
+                  <wp:extent cx="1097280" cy="617220"/>
+                  <wp:docPr id="97" name="Picture 97"/>
+                  <wp:cNvGraphicFramePr>
+                    <a:graphicFrameLocks noChangeAspect="1"/>
+                  </wp:cNvGraphicFramePr>
+                  <a:graphic>
+                    <a:graphicData uri="http://schemas.openxmlformats.org/drawingml/2006/picture">
+                      <pic:pic>
+                        <pic:nvPicPr>
+                          <pic:cNvPr id="0" name="frame_0000.jpg"/>
+                          <pic:cNvPicPr/>
+                        </pic:nvPicPr>
+                        <pic:blipFill>
+                          <a:blip r:embed="rId9"/>
+                          <a:stretch>
+                            <a:fillRect/>
+                          </a:stretch>
+                        </pic:blipFill>
+                        <pic:spPr>
+                          <a:xfrm>
+                            <a:off x="0" y="0"/>
+                            <a:ext cx="1097280" cy="617220"/>
+                          </a:xfrm>
+                          <a:prstGeom prst="rect"/>
+                        </pic:spPr>
+                      </pic:pic>
+                    </a:graphicData>
+                  </a:graphic>
+                </wp:inline>
+              </w:drawing>
             </w:r>
           </w:p>
         </w:tc>
@@ -2062,7 +5069,38 @@
           </w:tcPr>
           <w:p>
             <w:r>
-              <w:t>frame_0886.jpg</w:t>
+              <w:drawing>
+                <wp:inline xmlns:a="http://schemas.openxmlformats.org/drawingml/2006/main" xmlns:pic="http://schemas.openxmlformats.org/drawingml/2006/picture">
+                  <wp:extent cx="1097280" cy="617220"/>
+                  <wp:docPr id="98" name="Picture 98"/>
+                  <wp:cNvGraphicFramePr>
+                    <a:graphicFrameLocks noChangeAspect="1"/>
+                  </wp:cNvGraphicFramePr>
+                  <a:graphic>
+                    <a:graphicData uri="http://schemas.openxmlformats.org/drawingml/2006/picture">
+                      <pic:pic>
+                        <pic:nvPicPr>
+                          <pic:cNvPr id="0" name="frame_0886.jpg"/>
+                          <pic:cNvPicPr/>
+                        </pic:nvPicPr>
+                        <pic:blipFill>
+                          <a:blip r:embed="rId10"/>
+                          <a:stretch>
+                            <a:fillRect/>
+                          </a:stretch>
+                        </pic:blipFill>
+                        <pic:spPr>
+                          <a:xfrm>
+                            <a:off x="0" y="0"/>
+                            <a:ext cx="1097280" cy="617220"/>
+                          </a:xfrm>
+                          <a:prstGeom prst="rect"/>
+                        </pic:spPr>
+                      </pic:pic>
+                    </a:graphicData>
+                  </a:graphic>
+                </wp:inline>
+              </w:drawing>
             </w:r>
           </w:p>
         </w:tc>
@@ -2072,7 +5110,38 @@
           </w:tcPr>
           <w:p>
             <w:r>
-              <w:t>frame_1772.jpg</w:t>
+              <w:drawing>
+                <wp:inline xmlns:a="http://schemas.openxmlformats.org/drawingml/2006/main" xmlns:pic="http://schemas.openxmlformats.org/drawingml/2006/picture">
+                  <wp:extent cx="1097280" cy="617220"/>
+                  <wp:docPr id="99" name="Picture 99"/>
+                  <wp:cNvGraphicFramePr>
+                    <a:graphicFrameLocks noChangeAspect="1"/>
+                  </wp:cNvGraphicFramePr>
+                  <a:graphic>
+                    <a:graphicData uri="http://schemas.openxmlformats.org/drawingml/2006/picture">
+                      <pic:pic>
+                        <pic:nvPicPr>
+                          <pic:cNvPr id="0" name="frame_1772.jpg"/>
+                          <pic:cNvPicPr/>
+                        </pic:nvPicPr>
+                        <pic:blipFill>
+                          <a:blip r:embed="rId11"/>
+                          <a:stretch>
+                            <a:fillRect/>
+                          </a:stretch>
+                        </pic:blipFill>
+                        <pic:spPr>
+                          <a:xfrm>
+                            <a:off x="0" y="0"/>
+                            <a:ext cx="1097280" cy="617220"/>
+                          </a:xfrm>
+                          <a:prstGeom prst="rect"/>
+                        </pic:spPr>
+                      </pic:pic>
+                    </a:graphicData>
+                  </a:graphic>
+                </wp:inline>
+              </w:drawing>
             </w:r>
           </w:p>
         </w:tc>
@@ -2111,7 +5180,38 @@
           </w:tcPr>
           <w:p>
             <w:r>
-              <w:t>frame_0000.jpg</w:t>
+              <w:drawing>
+                <wp:inline xmlns:a="http://schemas.openxmlformats.org/drawingml/2006/main" xmlns:pic="http://schemas.openxmlformats.org/drawingml/2006/picture">
+                  <wp:extent cx="1097280" cy="617220"/>
+                  <wp:docPr id="100" name="Picture 100"/>
+                  <wp:cNvGraphicFramePr>
+                    <a:graphicFrameLocks noChangeAspect="1"/>
+                  </wp:cNvGraphicFramePr>
+                  <a:graphic>
+                    <a:graphicData uri="http://schemas.openxmlformats.org/drawingml/2006/picture">
+                      <pic:pic>
+                        <pic:nvPicPr>
+                          <pic:cNvPr id="0" name="frame_0000.jpg"/>
+                          <pic:cNvPicPr/>
+                        </pic:nvPicPr>
+                        <pic:blipFill>
+                          <a:blip r:embed="rId9"/>
+                          <a:stretch>
+                            <a:fillRect/>
+                          </a:stretch>
+                        </pic:blipFill>
+                        <pic:spPr>
+                          <a:xfrm>
+                            <a:off x="0" y="0"/>
+                            <a:ext cx="1097280" cy="617220"/>
+                          </a:xfrm>
+                          <a:prstGeom prst="rect"/>
+                        </pic:spPr>
+                      </pic:pic>
+                    </a:graphicData>
+                  </a:graphic>
+                </wp:inline>
+              </w:drawing>
             </w:r>
           </w:p>
         </w:tc>
@@ -2121,7 +5221,38 @@
           </w:tcPr>
           <w:p>
             <w:r>
-              <w:t>frame_0886.jpg</w:t>
+              <w:drawing>
+                <wp:inline xmlns:a="http://schemas.openxmlformats.org/drawingml/2006/main" xmlns:pic="http://schemas.openxmlformats.org/drawingml/2006/picture">
+                  <wp:extent cx="1097280" cy="617220"/>
+                  <wp:docPr id="101" name="Picture 101"/>
+                  <wp:cNvGraphicFramePr>
+                    <a:graphicFrameLocks noChangeAspect="1"/>
+                  </wp:cNvGraphicFramePr>
+                  <a:graphic>
+                    <a:graphicData uri="http://schemas.openxmlformats.org/drawingml/2006/picture">
+                      <pic:pic>
+                        <pic:nvPicPr>
+                          <pic:cNvPr id="0" name="frame_0886.jpg"/>
+                          <pic:cNvPicPr/>
+                        </pic:nvPicPr>
+                        <pic:blipFill>
+                          <a:blip r:embed="rId10"/>
+                          <a:stretch>
+                            <a:fillRect/>
+                          </a:stretch>
+                        </pic:blipFill>
+                        <pic:spPr>
+                          <a:xfrm>
+                            <a:off x="0" y="0"/>
+                            <a:ext cx="1097280" cy="617220"/>
+                          </a:xfrm>
+                          <a:prstGeom prst="rect"/>
+                        </pic:spPr>
+                      </pic:pic>
+                    </a:graphicData>
+                  </a:graphic>
+                </wp:inline>
+              </w:drawing>
             </w:r>
           </w:p>
         </w:tc>
@@ -2131,7 +5262,38 @@
           </w:tcPr>
           <w:p>
             <w:r>
-              <w:t>frame_1772.jpg</w:t>
+              <w:drawing>
+                <wp:inline xmlns:a="http://schemas.openxmlformats.org/drawingml/2006/main" xmlns:pic="http://schemas.openxmlformats.org/drawingml/2006/picture">
+                  <wp:extent cx="1097280" cy="617220"/>
+                  <wp:docPr id="102" name="Picture 102"/>
+                  <wp:cNvGraphicFramePr>
+                    <a:graphicFrameLocks noChangeAspect="1"/>
+                  </wp:cNvGraphicFramePr>
+                  <a:graphic>
+                    <a:graphicData uri="http://schemas.openxmlformats.org/drawingml/2006/picture">
+                      <pic:pic>
+                        <pic:nvPicPr>
+                          <pic:cNvPr id="0" name="frame_1772.jpg"/>
+                          <pic:cNvPicPr/>
+                        </pic:nvPicPr>
+                        <pic:blipFill>
+                          <a:blip r:embed="rId11"/>
+                          <a:stretch>
+                            <a:fillRect/>
+                          </a:stretch>
+                        </pic:blipFill>
+                        <pic:spPr>
+                          <a:xfrm>
+                            <a:off x="0" y="0"/>
+                            <a:ext cx="1097280" cy="617220"/>
+                          </a:xfrm>
+                          <a:prstGeom prst="rect"/>
+                        </pic:spPr>
+                      </pic:pic>
+                    </a:graphicData>
+                  </a:graphic>
+                </wp:inline>
+              </w:drawing>
             </w:r>
           </w:p>
         </w:tc>
@@ -2170,7 +5332,38 @@
           </w:tcPr>
           <w:p>
             <w:r>
-              <w:t>frame_0000.jpg</w:t>
+              <w:drawing>
+                <wp:inline xmlns:a="http://schemas.openxmlformats.org/drawingml/2006/main" xmlns:pic="http://schemas.openxmlformats.org/drawingml/2006/picture">
+                  <wp:extent cx="1097280" cy="617220"/>
+                  <wp:docPr id="103" name="Picture 103"/>
+                  <wp:cNvGraphicFramePr>
+                    <a:graphicFrameLocks noChangeAspect="1"/>
+                  </wp:cNvGraphicFramePr>
+                  <a:graphic>
+                    <a:graphicData uri="http://schemas.openxmlformats.org/drawingml/2006/picture">
+                      <pic:pic>
+                        <pic:nvPicPr>
+                          <pic:cNvPr id="0" name="frame_0000.jpg"/>
+                          <pic:cNvPicPr/>
+                        </pic:nvPicPr>
+                        <pic:blipFill>
+                          <a:blip r:embed="rId9"/>
+                          <a:stretch>
+                            <a:fillRect/>
+                          </a:stretch>
+                        </pic:blipFill>
+                        <pic:spPr>
+                          <a:xfrm>
+                            <a:off x="0" y="0"/>
+                            <a:ext cx="1097280" cy="617220"/>
+                          </a:xfrm>
+                          <a:prstGeom prst="rect"/>
+                        </pic:spPr>
+                      </pic:pic>
+                    </a:graphicData>
+                  </a:graphic>
+                </wp:inline>
+              </w:drawing>
             </w:r>
           </w:p>
         </w:tc>
@@ -2180,7 +5373,38 @@
           </w:tcPr>
           <w:p>
             <w:r>
-              <w:t>frame_0886.jpg</w:t>
+              <w:drawing>
+                <wp:inline xmlns:a="http://schemas.openxmlformats.org/drawingml/2006/main" xmlns:pic="http://schemas.openxmlformats.org/drawingml/2006/picture">
+                  <wp:extent cx="1097280" cy="617220"/>
+                  <wp:docPr id="104" name="Picture 104"/>
+                  <wp:cNvGraphicFramePr>
+                    <a:graphicFrameLocks noChangeAspect="1"/>
+                  </wp:cNvGraphicFramePr>
+                  <a:graphic>
+                    <a:graphicData uri="http://schemas.openxmlformats.org/drawingml/2006/picture">
+                      <pic:pic>
+                        <pic:nvPicPr>
+                          <pic:cNvPr id="0" name="frame_0886.jpg"/>
+                          <pic:cNvPicPr/>
+                        </pic:nvPicPr>
+                        <pic:blipFill>
+                          <a:blip r:embed="rId10"/>
+                          <a:stretch>
+                            <a:fillRect/>
+                          </a:stretch>
+                        </pic:blipFill>
+                        <pic:spPr>
+                          <a:xfrm>
+                            <a:off x="0" y="0"/>
+                            <a:ext cx="1097280" cy="617220"/>
+                          </a:xfrm>
+                          <a:prstGeom prst="rect"/>
+                        </pic:spPr>
+                      </pic:pic>
+                    </a:graphicData>
+                  </a:graphic>
+                </wp:inline>
+              </w:drawing>
             </w:r>
           </w:p>
         </w:tc>
@@ -2190,7 +5414,38 @@
           </w:tcPr>
           <w:p>
             <w:r>
-              <w:t>frame_1772.jpg</w:t>
+              <w:drawing>
+                <wp:inline xmlns:a="http://schemas.openxmlformats.org/drawingml/2006/main" xmlns:pic="http://schemas.openxmlformats.org/drawingml/2006/picture">
+                  <wp:extent cx="1097280" cy="617220"/>
+                  <wp:docPr id="105" name="Picture 105"/>
+                  <wp:cNvGraphicFramePr>
+                    <a:graphicFrameLocks noChangeAspect="1"/>
+                  </wp:cNvGraphicFramePr>
+                  <a:graphic>
+                    <a:graphicData uri="http://schemas.openxmlformats.org/drawingml/2006/picture">
+                      <pic:pic>
+                        <pic:nvPicPr>
+                          <pic:cNvPr id="0" name="frame_1772.jpg"/>
+                          <pic:cNvPicPr/>
+                        </pic:nvPicPr>
+                        <pic:blipFill>
+                          <a:blip r:embed="rId11"/>
+                          <a:stretch>
+                            <a:fillRect/>
+                          </a:stretch>
+                        </pic:blipFill>
+                        <pic:spPr>
+                          <a:xfrm>
+                            <a:off x="0" y="0"/>
+                            <a:ext cx="1097280" cy="617220"/>
+                          </a:xfrm>
+                          <a:prstGeom prst="rect"/>
+                        </pic:spPr>
+                      </pic:pic>
+                    </a:graphicData>
+                  </a:graphic>
+                </wp:inline>
+              </w:drawing>
             </w:r>
           </w:p>
         </w:tc>
@@ -2235,7 +5490,38 @@
           </w:tcPr>
           <w:p>
             <w:r>
-              <w:t>frame_0000.jpg</w:t>
+              <w:drawing>
+                <wp:inline xmlns:a="http://schemas.openxmlformats.org/drawingml/2006/main" xmlns:pic="http://schemas.openxmlformats.org/drawingml/2006/picture">
+                  <wp:extent cx="1097280" cy="617220"/>
+                  <wp:docPr id="106" name="Picture 106"/>
+                  <wp:cNvGraphicFramePr>
+                    <a:graphicFrameLocks noChangeAspect="1"/>
+                  </wp:cNvGraphicFramePr>
+                  <a:graphic>
+                    <a:graphicData uri="http://schemas.openxmlformats.org/drawingml/2006/picture">
+                      <pic:pic>
+                        <pic:nvPicPr>
+                          <pic:cNvPr id="0" name="frame_0000.jpg"/>
+                          <pic:cNvPicPr/>
+                        </pic:nvPicPr>
+                        <pic:blipFill>
+                          <a:blip r:embed="rId9"/>
+                          <a:stretch>
+                            <a:fillRect/>
+                          </a:stretch>
+                        </pic:blipFill>
+                        <pic:spPr>
+                          <a:xfrm>
+                            <a:off x="0" y="0"/>
+                            <a:ext cx="1097280" cy="617220"/>
+                          </a:xfrm>
+                          <a:prstGeom prst="rect"/>
+                        </pic:spPr>
+                      </pic:pic>
+                    </a:graphicData>
+                  </a:graphic>
+                </wp:inline>
+              </w:drawing>
             </w:r>
           </w:p>
         </w:tc>
@@ -2245,7 +5531,38 @@
           </w:tcPr>
           <w:p>
             <w:r>
-              <w:t>frame_0886.jpg</w:t>
+              <w:drawing>
+                <wp:inline xmlns:a="http://schemas.openxmlformats.org/drawingml/2006/main" xmlns:pic="http://schemas.openxmlformats.org/drawingml/2006/picture">
+                  <wp:extent cx="1097280" cy="617220"/>
+                  <wp:docPr id="107" name="Picture 107"/>
+                  <wp:cNvGraphicFramePr>
+                    <a:graphicFrameLocks noChangeAspect="1"/>
+                  </wp:cNvGraphicFramePr>
+                  <a:graphic>
+                    <a:graphicData uri="http://schemas.openxmlformats.org/drawingml/2006/picture">
+                      <pic:pic>
+                        <pic:nvPicPr>
+                          <pic:cNvPr id="0" name="frame_0886.jpg"/>
+                          <pic:cNvPicPr/>
+                        </pic:nvPicPr>
+                        <pic:blipFill>
+                          <a:blip r:embed="rId10"/>
+                          <a:stretch>
+                            <a:fillRect/>
+                          </a:stretch>
+                        </pic:blipFill>
+                        <pic:spPr>
+                          <a:xfrm>
+                            <a:off x="0" y="0"/>
+                            <a:ext cx="1097280" cy="617220"/>
+                          </a:xfrm>
+                          <a:prstGeom prst="rect"/>
+                        </pic:spPr>
+                      </pic:pic>
+                    </a:graphicData>
+                  </a:graphic>
+                </wp:inline>
+              </w:drawing>
             </w:r>
           </w:p>
         </w:tc>
@@ -2255,7 +5572,38 @@
           </w:tcPr>
           <w:p>
             <w:r>
-              <w:t>frame_1772.jpg</w:t>
+              <w:drawing>
+                <wp:inline xmlns:a="http://schemas.openxmlformats.org/drawingml/2006/main" xmlns:pic="http://schemas.openxmlformats.org/drawingml/2006/picture">
+                  <wp:extent cx="1097280" cy="617220"/>
+                  <wp:docPr id="108" name="Picture 108"/>
+                  <wp:cNvGraphicFramePr>
+                    <a:graphicFrameLocks noChangeAspect="1"/>
+                  </wp:cNvGraphicFramePr>
+                  <a:graphic>
+                    <a:graphicData uri="http://schemas.openxmlformats.org/drawingml/2006/picture">
+                      <pic:pic>
+                        <pic:nvPicPr>
+                          <pic:cNvPr id="0" name="frame_1772.jpg"/>
+                          <pic:cNvPicPr/>
+                        </pic:nvPicPr>
+                        <pic:blipFill>
+                          <a:blip r:embed="rId11"/>
+                          <a:stretch>
+                            <a:fillRect/>
+                          </a:stretch>
+                        </pic:blipFill>
+                        <pic:spPr>
+                          <a:xfrm>
+                            <a:off x="0" y="0"/>
+                            <a:ext cx="1097280" cy="617220"/>
+                          </a:xfrm>
+                          <a:prstGeom prst="rect"/>
+                        </pic:spPr>
+                      </pic:pic>
+                    </a:graphicData>
+                  </a:graphic>
+                </wp:inline>
+              </w:drawing>
             </w:r>
           </w:p>
         </w:tc>
@@ -2294,7 +5642,38 @@
           </w:tcPr>
           <w:p>
             <w:r>
-              <w:t>frame_0000.jpg</w:t>
+              <w:drawing>
+                <wp:inline xmlns:a="http://schemas.openxmlformats.org/drawingml/2006/main" xmlns:pic="http://schemas.openxmlformats.org/drawingml/2006/picture">
+                  <wp:extent cx="1097280" cy="617220"/>
+                  <wp:docPr id="109" name="Picture 109"/>
+                  <wp:cNvGraphicFramePr>
+                    <a:graphicFrameLocks noChangeAspect="1"/>
+                  </wp:cNvGraphicFramePr>
+                  <a:graphic>
+                    <a:graphicData uri="http://schemas.openxmlformats.org/drawingml/2006/picture">
+                      <pic:pic>
+                        <pic:nvPicPr>
+                          <pic:cNvPr id="0" name="frame_0000.jpg"/>
+                          <pic:cNvPicPr/>
+                        </pic:nvPicPr>
+                        <pic:blipFill>
+                          <a:blip r:embed="rId9"/>
+                          <a:stretch>
+                            <a:fillRect/>
+                          </a:stretch>
+                        </pic:blipFill>
+                        <pic:spPr>
+                          <a:xfrm>
+                            <a:off x="0" y="0"/>
+                            <a:ext cx="1097280" cy="617220"/>
+                          </a:xfrm>
+                          <a:prstGeom prst="rect"/>
+                        </pic:spPr>
+                      </pic:pic>
+                    </a:graphicData>
+                  </a:graphic>
+                </wp:inline>
+              </w:drawing>
             </w:r>
           </w:p>
         </w:tc>
@@ -2304,7 +5683,38 @@
           </w:tcPr>
           <w:p>
             <w:r>
-              <w:t>frame_0886.jpg</w:t>
+              <w:drawing>
+                <wp:inline xmlns:a="http://schemas.openxmlformats.org/drawingml/2006/main" xmlns:pic="http://schemas.openxmlformats.org/drawingml/2006/picture">
+                  <wp:extent cx="1097280" cy="617220"/>
+                  <wp:docPr id="110" name="Picture 110"/>
+                  <wp:cNvGraphicFramePr>
+                    <a:graphicFrameLocks noChangeAspect="1"/>
+                  </wp:cNvGraphicFramePr>
+                  <a:graphic>
+                    <a:graphicData uri="http://schemas.openxmlformats.org/drawingml/2006/picture">
+                      <pic:pic>
+                        <pic:nvPicPr>
+                          <pic:cNvPr id="0" name="frame_0886.jpg"/>
+                          <pic:cNvPicPr/>
+                        </pic:nvPicPr>
+                        <pic:blipFill>
+                          <a:blip r:embed="rId10"/>
+                          <a:stretch>
+                            <a:fillRect/>
+                          </a:stretch>
+                        </pic:blipFill>
+                        <pic:spPr>
+                          <a:xfrm>
+                            <a:off x="0" y="0"/>
+                            <a:ext cx="1097280" cy="617220"/>
+                          </a:xfrm>
+                          <a:prstGeom prst="rect"/>
+                        </pic:spPr>
+                      </pic:pic>
+                    </a:graphicData>
+                  </a:graphic>
+                </wp:inline>
+              </w:drawing>
             </w:r>
           </w:p>
         </w:tc>
@@ -2314,7 +5724,38 @@
           </w:tcPr>
           <w:p>
             <w:r>
-              <w:t>frame_1772.jpg</w:t>
+              <w:drawing>
+                <wp:inline xmlns:a="http://schemas.openxmlformats.org/drawingml/2006/main" xmlns:pic="http://schemas.openxmlformats.org/drawingml/2006/picture">
+                  <wp:extent cx="1097280" cy="617220"/>
+                  <wp:docPr id="111" name="Picture 111"/>
+                  <wp:cNvGraphicFramePr>
+                    <a:graphicFrameLocks noChangeAspect="1"/>
+                  </wp:cNvGraphicFramePr>
+                  <a:graphic>
+                    <a:graphicData uri="http://schemas.openxmlformats.org/drawingml/2006/picture">
+                      <pic:pic>
+                        <pic:nvPicPr>
+                          <pic:cNvPr id="0" name="frame_1772.jpg"/>
+                          <pic:cNvPicPr/>
+                        </pic:nvPicPr>
+                        <pic:blipFill>
+                          <a:blip r:embed="rId11"/>
+                          <a:stretch>
+                            <a:fillRect/>
+                          </a:stretch>
+                        </pic:blipFill>
+                        <pic:spPr>
+                          <a:xfrm>
+                            <a:off x="0" y="0"/>
+                            <a:ext cx="1097280" cy="617220"/>
+                          </a:xfrm>
+                          <a:prstGeom prst="rect"/>
+                        </pic:spPr>
+                      </pic:pic>
+                    </a:graphicData>
+                  </a:graphic>
+                </wp:inline>
+              </w:drawing>
             </w:r>
           </w:p>
         </w:tc>
@@ -2353,7 +5794,38 @@
           </w:tcPr>
           <w:p>
             <w:r>
-              <w:t>frame_0000.jpg</w:t>
+              <w:drawing>
+                <wp:inline xmlns:a="http://schemas.openxmlformats.org/drawingml/2006/main" xmlns:pic="http://schemas.openxmlformats.org/drawingml/2006/picture">
+                  <wp:extent cx="1097280" cy="617220"/>
+                  <wp:docPr id="112" name="Picture 112"/>
+                  <wp:cNvGraphicFramePr>
+                    <a:graphicFrameLocks noChangeAspect="1"/>
+                  </wp:cNvGraphicFramePr>
+                  <a:graphic>
+                    <a:graphicData uri="http://schemas.openxmlformats.org/drawingml/2006/picture">
+                      <pic:pic>
+                        <pic:nvPicPr>
+                          <pic:cNvPr id="0" name="frame_0000.jpg"/>
+                          <pic:cNvPicPr/>
+                        </pic:nvPicPr>
+                        <pic:blipFill>
+                          <a:blip r:embed="rId9"/>
+                          <a:stretch>
+                            <a:fillRect/>
+                          </a:stretch>
+                        </pic:blipFill>
+                        <pic:spPr>
+                          <a:xfrm>
+                            <a:off x="0" y="0"/>
+                            <a:ext cx="1097280" cy="617220"/>
+                          </a:xfrm>
+                          <a:prstGeom prst="rect"/>
+                        </pic:spPr>
+                      </pic:pic>
+                    </a:graphicData>
+                  </a:graphic>
+                </wp:inline>
+              </w:drawing>
             </w:r>
           </w:p>
         </w:tc>
@@ -2363,7 +5835,38 @@
           </w:tcPr>
           <w:p>
             <w:r>
-              <w:t>frame_0886.jpg</w:t>
+              <w:drawing>
+                <wp:inline xmlns:a="http://schemas.openxmlformats.org/drawingml/2006/main" xmlns:pic="http://schemas.openxmlformats.org/drawingml/2006/picture">
+                  <wp:extent cx="1097280" cy="617220"/>
+                  <wp:docPr id="113" name="Picture 113"/>
+                  <wp:cNvGraphicFramePr>
+                    <a:graphicFrameLocks noChangeAspect="1"/>
+                  </wp:cNvGraphicFramePr>
+                  <a:graphic>
+                    <a:graphicData uri="http://schemas.openxmlformats.org/drawingml/2006/picture">
+                      <pic:pic>
+                        <pic:nvPicPr>
+                          <pic:cNvPr id="0" name="frame_0886.jpg"/>
+                          <pic:cNvPicPr/>
+                        </pic:nvPicPr>
+                        <pic:blipFill>
+                          <a:blip r:embed="rId10"/>
+                          <a:stretch>
+                            <a:fillRect/>
+                          </a:stretch>
+                        </pic:blipFill>
+                        <pic:spPr>
+                          <a:xfrm>
+                            <a:off x="0" y="0"/>
+                            <a:ext cx="1097280" cy="617220"/>
+                          </a:xfrm>
+                          <a:prstGeom prst="rect"/>
+                        </pic:spPr>
+                      </pic:pic>
+                    </a:graphicData>
+                  </a:graphic>
+                </wp:inline>
+              </w:drawing>
             </w:r>
           </w:p>
         </w:tc>
@@ -2373,7 +5876,38 @@
           </w:tcPr>
           <w:p>
             <w:r>
-              <w:t>frame_1772.jpg</w:t>
+              <w:drawing>
+                <wp:inline xmlns:a="http://schemas.openxmlformats.org/drawingml/2006/main" xmlns:pic="http://schemas.openxmlformats.org/drawingml/2006/picture">
+                  <wp:extent cx="1097280" cy="617220"/>
+                  <wp:docPr id="114" name="Picture 114"/>
+                  <wp:cNvGraphicFramePr>
+                    <a:graphicFrameLocks noChangeAspect="1"/>
+                  </wp:cNvGraphicFramePr>
+                  <a:graphic>
+                    <a:graphicData uri="http://schemas.openxmlformats.org/drawingml/2006/picture">
+                      <pic:pic>
+                        <pic:nvPicPr>
+                          <pic:cNvPr id="0" name="frame_1772.jpg"/>
+                          <pic:cNvPicPr/>
+                        </pic:nvPicPr>
+                        <pic:blipFill>
+                          <a:blip r:embed="rId11"/>
+                          <a:stretch>
+                            <a:fillRect/>
+                          </a:stretch>
+                        </pic:blipFill>
+                        <pic:spPr>
+                          <a:xfrm>
+                            <a:off x="0" y="0"/>
+                            <a:ext cx="1097280" cy="617220"/>
+                          </a:xfrm>
+                          <a:prstGeom prst="rect"/>
+                        </pic:spPr>
+                      </pic:pic>
+                    </a:graphicData>
+                  </a:graphic>
+                </wp:inline>
+              </w:drawing>
             </w:r>
           </w:p>
         </w:tc>
@@ -2412,7 +5946,38 @@
           </w:tcPr>
           <w:p>
             <w:r>
-              <w:t>frame_0000.jpg</w:t>
+              <w:drawing>
+                <wp:inline xmlns:a="http://schemas.openxmlformats.org/drawingml/2006/main" xmlns:pic="http://schemas.openxmlformats.org/drawingml/2006/picture">
+                  <wp:extent cx="1097280" cy="617220"/>
+                  <wp:docPr id="115" name="Picture 115"/>
+                  <wp:cNvGraphicFramePr>
+                    <a:graphicFrameLocks noChangeAspect="1"/>
+                  </wp:cNvGraphicFramePr>
+                  <a:graphic>
+                    <a:graphicData uri="http://schemas.openxmlformats.org/drawingml/2006/picture">
+                      <pic:pic>
+                        <pic:nvPicPr>
+                          <pic:cNvPr id="0" name="frame_0000.jpg"/>
+                          <pic:cNvPicPr/>
+                        </pic:nvPicPr>
+                        <pic:blipFill>
+                          <a:blip r:embed="rId9"/>
+                          <a:stretch>
+                            <a:fillRect/>
+                          </a:stretch>
+                        </pic:blipFill>
+                        <pic:spPr>
+                          <a:xfrm>
+                            <a:off x="0" y="0"/>
+                            <a:ext cx="1097280" cy="617220"/>
+                          </a:xfrm>
+                          <a:prstGeom prst="rect"/>
+                        </pic:spPr>
+                      </pic:pic>
+                    </a:graphicData>
+                  </a:graphic>
+                </wp:inline>
+              </w:drawing>
             </w:r>
           </w:p>
         </w:tc>
@@ -2422,7 +5987,38 @@
           </w:tcPr>
           <w:p>
             <w:r>
-              <w:t>frame_0886.jpg</w:t>
+              <w:drawing>
+                <wp:inline xmlns:a="http://schemas.openxmlformats.org/drawingml/2006/main" xmlns:pic="http://schemas.openxmlformats.org/drawingml/2006/picture">
+                  <wp:extent cx="1097280" cy="617220"/>
+                  <wp:docPr id="116" name="Picture 116"/>
+                  <wp:cNvGraphicFramePr>
+                    <a:graphicFrameLocks noChangeAspect="1"/>
+                  </wp:cNvGraphicFramePr>
+                  <a:graphic>
+                    <a:graphicData uri="http://schemas.openxmlformats.org/drawingml/2006/picture">
+                      <pic:pic>
+                        <pic:nvPicPr>
+                          <pic:cNvPr id="0" name="frame_0886.jpg"/>
+                          <pic:cNvPicPr/>
+                        </pic:nvPicPr>
+                        <pic:blipFill>
+                          <a:blip r:embed="rId10"/>
+                          <a:stretch>
+                            <a:fillRect/>
+                          </a:stretch>
+                        </pic:blipFill>
+                        <pic:spPr>
+                          <a:xfrm>
+                            <a:off x="0" y="0"/>
+                            <a:ext cx="1097280" cy="617220"/>
+                          </a:xfrm>
+                          <a:prstGeom prst="rect"/>
+                        </pic:spPr>
+                      </pic:pic>
+                    </a:graphicData>
+                  </a:graphic>
+                </wp:inline>
+              </w:drawing>
             </w:r>
           </w:p>
         </w:tc>
@@ -2432,7 +6028,38 @@
           </w:tcPr>
           <w:p>
             <w:r>
-              <w:t>frame_1772.jpg</w:t>
+              <w:drawing>
+                <wp:inline xmlns:a="http://schemas.openxmlformats.org/drawingml/2006/main" xmlns:pic="http://schemas.openxmlformats.org/drawingml/2006/picture">
+                  <wp:extent cx="1097280" cy="617220"/>
+                  <wp:docPr id="117" name="Picture 117"/>
+                  <wp:cNvGraphicFramePr>
+                    <a:graphicFrameLocks noChangeAspect="1"/>
+                  </wp:cNvGraphicFramePr>
+                  <a:graphic>
+                    <a:graphicData uri="http://schemas.openxmlformats.org/drawingml/2006/picture">
+                      <pic:pic>
+                        <pic:nvPicPr>
+                          <pic:cNvPr id="0" name="frame_1772.jpg"/>
+                          <pic:cNvPicPr/>
+                        </pic:nvPicPr>
+                        <pic:blipFill>
+                          <a:blip r:embed="rId11"/>
+                          <a:stretch>
+                            <a:fillRect/>
+                          </a:stretch>
+                        </pic:blipFill>
+                        <pic:spPr>
+                          <a:xfrm>
+                            <a:off x="0" y="0"/>
+                            <a:ext cx="1097280" cy="617220"/>
+                          </a:xfrm>
+                          <a:prstGeom prst="rect"/>
+                        </pic:spPr>
+                      </pic:pic>
+                    </a:graphicData>
+                  </a:graphic>
+                </wp:inline>
+              </w:drawing>
             </w:r>
           </w:p>
         </w:tc>
@@ -2471,7 +6098,38 @@
           </w:tcPr>
           <w:p>
             <w:r>
-              <w:t>frame_0000.jpg</w:t>
+              <w:drawing>
+                <wp:inline xmlns:a="http://schemas.openxmlformats.org/drawingml/2006/main" xmlns:pic="http://schemas.openxmlformats.org/drawingml/2006/picture">
+                  <wp:extent cx="1097280" cy="617220"/>
+                  <wp:docPr id="118" name="Picture 118"/>
+                  <wp:cNvGraphicFramePr>
+                    <a:graphicFrameLocks noChangeAspect="1"/>
+                  </wp:cNvGraphicFramePr>
+                  <a:graphic>
+                    <a:graphicData uri="http://schemas.openxmlformats.org/drawingml/2006/picture">
+                      <pic:pic>
+                        <pic:nvPicPr>
+                          <pic:cNvPr id="0" name="frame_0000.jpg"/>
+                          <pic:cNvPicPr/>
+                        </pic:nvPicPr>
+                        <pic:blipFill>
+                          <a:blip r:embed="rId9"/>
+                          <a:stretch>
+                            <a:fillRect/>
+                          </a:stretch>
+                        </pic:blipFill>
+                        <pic:spPr>
+                          <a:xfrm>
+                            <a:off x="0" y="0"/>
+                            <a:ext cx="1097280" cy="617220"/>
+                          </a:xfrm>
+                          <a:prstGeom prst="rect"/>
+                        </pic:spPr>
+                      </pic:pic>
+                    </a:graphicData>
+                  </a:graphic>
+                </wp:inline>
+              </w:drawing>
             </w:r>
           </w:p>
         </w:tc>
@@ -2481,7 +6139,38 @@
           </w:tcPr>
           <w:p>
             <w:r>
-              <w:t>frame_0886.jpg</w:t>
+              <w:drawing>
+                <wp:inline xmlns:a="http://schemas.openxmlformats.org/drawingml/2006/main" xmlns:pic="http://schemas.openxmlformats.org/drawingml/2006/picture">
+                  <wp:extent cx="1097280" cy="617220"/>
+                  <wp:docPr id="119" name="Picture 119"/>
+                  <wp:cNvGraphicFramePr>
+                    <a:graphicFrameLocks noChangeAspect="1"/>
+                  </wp:cNvGraphicFramePr>
+                  <a:graphic>
+                    <a:graphicData uri="http://schemas.openxmlformats.org/drawingml/2006/picture">
+                      <pic:pic>
+                        <pic:nvPicPr>
+                          <pic:cNvPr id="0" name="frame_0886.jpg"/>
+                          <pic:cNvPicPr/>
+                        </pic:nvPicPr>
+                        <pic:blipFill>
+                          <a:blip r:embed="rId10"/>
+                          <a:stretch>
+                            <a:fillRect/>
+                          </a:stretch>
+                        </pic:blipFill>
+                        <pic:spPr>
+                          <a:xfrm>
+                            <a:off x="0" y="0"/>
+                            <a:ext cx="1097280" cy="617220"/>
+                          </a:xfrm>
+                          <a:prstGeom prst="rect"/>
+                        </pic:spPr>
+                      </pic:pic>
+                    </a:graphicData>
+                  </a:graphic>
+                </wp:inline>
+              </w:drawing>
             </w:r>
           </w:p>
         </w:tc>
@@ -2491,7 +6180,38 @@
           </w:tcPr>
           <w:p>
             <w:r>
-              <w:t>frame_1772.jpg</w:t>
+              <w:drawing>
+                <wp:inline xmlns:a="http://schemas.openxmlformats.org/drawingml/2006/main" xmlns:pic="http://schemas.openxmlformats.org/drawingml/2006/picture">
+                  <wp:extent cx="1097280" cy="617220"/>
+                  <wp:docPr id="120" name="Picture 120"/>
+                  <wp:cNvGraphicFramePr>
+                    <a:graphicFrameLocks noChangeAspect="1"/>
+                  </wp:cNvGraphicFramePr>
+                  <a:graphic>
+                    <a:graphicData uri="http://schemas.openxmlformats.org/drawingml/2006/picture">
+                      <pic:pic>
+                        <pic:nvPicPr>
+                          <pic:cNvPr id="0" name="frame_1772.jpg"/>
+                          <pic:cNvPicPr/>
+                        </pic:nvPicPr>
+                        <pic:blipFill>
+                          <a:blip r:embed="rId11"/>
+                          <a:stretch>
+                            <a:fillRect/>
+                          </a:stretch>
+                        </pic:blipFill>
+                        <pic:spPr>
+                          <a:xfrm>
+                            <a:off x="0" y="0"/>
+                            <a:ext cx="1097280" cy="617220"/>
+                          </a:xfrm>
+                          <a:prstGeom prst="rect"/>
+                        </pic:spPr>
+                      </pic:pic>
+                    </a:graphicData>
+                  </a:graphic>
+                </wp:inline>
+              </w:drawing>
             </w:r>
           </w:p>
         </w:tc>
@@ -2544,7 +6264,38 @@
           </w:tcPr>
           <w:p>
             <w:r>
-              <w:t>frame_0000.jpg</w:t>
+              <w:drawing>
+                <wp:inline xmlns:a="http://schemas.openxmlformats.org/drawingml/2006/main" xmlns:pic="http://schemas.openxmlformats.org/drawingml/2006/picture">
+                  <wp:extent cx="1280160" cy="720090"/>
+                  <wp:docPr id="121" name="Picture 121"/>
+                  <wp:cNvGraphicFramePr>
+                    <a:graphicFrameLocks noChangeAspect="1"/>
+                  </wp:cNvGraphicFramePr>
+                  <a:graphic>
+                    <a:graphicData uri="http://schemas.openxmlformats.org/drawingml/2006/picture">
+                      <pic:pic>
+                        <pic:nvPicPr>
+                          <pic:cNvPr id="0" name="frame_0000.jpg"/>
+                          <pic:cNvPicPr/>
+                        </pic:nvPicPr>
+                        <pic:blipFill>
+                          <a:blip r:embed="rId9"/>
+                          <a:stretch>
+                            <a:fillRect/>
+                          </a:stretch>
+                        </pic:blipFill>
+                        <pic:spPr>
+                          <a:xfrm>
+                            <a:off x="0" y="0"/>
+                            <a:ext cx="1280160" cy="720090"/>
+                          </a:xfrm>
+                          <a:prstGeom prst="rect"/>
+                        </pic:spPr>
+                      </pic:pic>
+                    </a:graphicData>
+                  </a:graphic>
+                </wp:inline>
+              </w:drawing>
             </w:r>
           </w:p>
         </w:tc>
@@ -2554,7 +6305,38 @@
           </w:tcPr>
           <w:p>
             <w:r>
-              <w:t>frame_0886.jpg</w:t>
+              <w:drawing>
+                <wp:inline xmlns:a="http://schemas.openxmlformats.org/drawingml/2006/main" xmlns:pic="http://schemas.openxmlformats.org/drawingml/2006/picture">
+                  <wp:extent cx="1280160" cy="720090"/>
+                  <wp:docPr id="122" name="Picture 122"/>
+                  <wp:cNvGraphicFramePr>
+                    <a:graphicFrameLocks noChangeAspect="1"/>
+                  </wp:cNvGraphicFramePr>
+                  <a:graphic>
+                    <a:graphicData uri="http://schemas.openxmlformats.org/drawingml/2006/picture">
+                      <pic:pic>
+                        <pic:nvPicPr>
+                          <pic:cNvPr id="0" name="frame_0886.jpg"/>
+                          <pic:cNvPicPr/>
+                        </pic:nvPicPr>
+                        <pic:blipFill>
+                          <a:blip r:embed="rId10"/>
+                          <a:stretch>
+                            <a:fillRect/>
+                          </a:stretch>
+                        </pic:blipFill>
+                        <pic:spPr>
+                          <a:xfrm>
+                            <a:off x="0" y="0"/>
+                            <a:ext cx="1280160" cy="720090"/>
+                          </a:xfrm>
+                          <a:prstGeom prst="rect"/>
+                        </pic:spPr>
+                      </pic:pic>
+                    </a:graphicData>
+                  </a:graphic>
+                </wp:inline>
+              </w:drawing>
             </w:r>
           </w:p>
         </w:tc>
@@ -2564,7 +6346,38 @@
           </w:tcPr>
           <w:p>
             <w:r>
-              <w:t>frame_1772.jpg</w:t>
+              <w:drawing>
+                <wp:inline xmlns:a="http://schemas.openxmlformats.org/drawingml/2006/main" xmlns:pic="http://schemas.openxmlformats.org/drawingml/2006/picture">
+                  <wp:extent cx="1280160" cy="720090"/>
+                  <wp:docPr id="123" name="Picture 123"/>
+                  <wp:cNvGraphicFramePr>
+                    <a:graphicFrameLocks noChangeAspect="1"/>
+                  </wp:cNvGraphicFramePr>
+                  <a:graphic>
+                    <a:graphicData uri="http://schemas.openxmlformats.org/drawingml/2006/picture">
+                      <pic:pic>
+                        <pic:nvPicPr>
+                          <pic:cNvPr id="0" name="frame_1772.jpg"/>
+                          <pic:cNvPicPr/>
+                        </pic:nvPicPr>
+                        <pic:blipFill>
+                          <a:blip r:embed="rId11"/>
+                          <a:stretch>
+                            <a:fillRect/>
+                          </a:stretch>
+                        </pic:blipFill>
+                        <pic:spPr>
+                          <a:xfrm>
+                            <a:off x="0" y="0"/>
+                            <a:ext cx="1280160" cy="720090"/>
+                          </a:xfrm>
+                          <a:prstGeom prst="rect"/>
+                        </pic:spPr>
+                      </pic:pic>
+                    </a:graphicData>
+                  </a:graphic>
+                </wp:inline>
+              </w:drawing>
             </w:r>
           </w:p>
         </w:tc>
@@ -2616,7 +6429,38 @@
           </w:tcPr>
           <w:p>
             <w:r>
-              <w:t>frame_0000.jpg</w:t>
+              <w:drawing>
+                <wp:inline xmlns:a="http://schemas.openxmlformats.org/drawingml/2006/main" xmlns:pic="http://schemas.openxmlformats.org/drawingml/2006/picture">
+                  <wp:extent cx="1280160" cy="720090"/>
+                  <wp:docPr id="124" name="Picture 124"/>
+                  <wp:cNvGraphicFramePr>
+                    <a:graphicFrameLocks noChangeAspect="1"/>
+                  </wp:cNvGraphicFramePr>
+                  <a:graphic>
+                    <a:graphicData uri="http://schemas.openxmlformats.org/drawingml/2006/picture">
+                      <pic:pic>
+                        <pic:nvPicPr>
+                          <pic:cNvPr id="0" name="frame_0000.jpg"/>
+                          <pic:cNvPicPr/>
+                        </pic:nvPicPr>
+                        <pic:blipFill>
+                          <a:blip r:embed="rId9"/>
+                          <a:stretch>
+                            <a:fillRect/>
+                          </a:stretch>
+                        </pic:blipFill>
+                        <pic:spPr>
+                          <a:xfrm>
+                            <a:off x="0" y="0"/>
+                            <a:ext cx="1280160" cy="720090"/>
+                          </a:xfrm>
+                          <a:prstGeom prst="rect"/>
+                        </pic:spPr>
+                      </pic:pic>
+                    </a:graphicData>
+                  </a:graphic>
+                </wp:inline>
+              </w:drawing>
             </w:r>
           </w:p>
         </w:tc>
@@ -2626,7 +6470,38 @@
           </w:tcPr>
           <w:p>
             <w:r>
-              <w:t>frame_0886.jpg</w:t>
+              <w:drawing>
+                <wp:inline xmlns:a="http://schemas.openxmlformats.org/drawingml/2006/main" xmlns:pic="http://schemas.openxmlformats.org/drawingml/2006/picture">
+                  <wp:extent cx="1280160" cy="720090"/>
+                  <wp:docPr id="125" name="Picture 125"/>
+                  <wp:cNvGraphicFramePr>
+                    <a:graphicFrameLocks noChangeAspect="1"/>
+                  </wp:cNvGraphicFramePr>
+                  <a:graphic>
+                    <a:graphicData uri="http://schemas.openxmlformats.org/drawingml/2006/picture">
+                      <pic:pic>
+                        <pic:nvPicPr>
+                          <pic:cNvPr id="0" name="frame_0886.jpg"/>
+                          <pic:cNvPicPr/>
+                        </pic:nvPicPr>
+                        <pic:blipFill>
+                          <a:blip r:embed="rId10"/>
+                          <a:stretch>
+                            <a:fillRect/>
+                          </a:stretch>
+                        </pic:blipFill>
+                        <pic:spPr>
+                          <a:xfrm>
+                            <a:off x="0" y="0"/>
+                            <a:ext cx="1280160" cy="720090"/>
+                          </a:xfrm>
+                          <a:prstGeom prst="rect"/>
+                        </pic:spPr>
+                      </pic:pic>
+                    </a:graphicData>
+                  </a:graphic>
+                </wp:inline>
+              </w:drawing>
             </w:r>
           </w:p>
         </w:tc>
@@ -2636,7 +6511,38 @@
           </w:tcPr>
           <w:p>
             <w:r>
-              <w:t>frame_1772.jpg</w:t>
+              <w:drawing>
+                <wp:inline xmlns:a="http://schemas.openxmlformats.org/drawingml/2006/main" xmlns:pic="http://schemas.openxmlformats.org/drawingml/2006/picture">
+                  <wp:extent cx="1280160" cy="720090"/>
+                  <wp:docPr id="126" name="Picture 126"/>
+                  <wp:cNvGraphicFramePr>
+                    <a:graphicFrameLocks noChangeAspect="1"/>
+                  </wp:cNvGraphicFramePr>
+                  <a:graphic>
+                    <a:graphicData uri="http://schemas.openxmlformats.org/drawingml/2006/picture">
+                      <pic:pic>
+                        <pic:nvPicPr>
+                          <pic:cNvPr id="0" name="frame_1772.jpg"/>
+                          <pic:cNvPicPr/>
+                        </pic:nvPicPr>
+                        <pic:blipFill>
+                          <a:blip r:embed="rId11"/>
+                          <a:stretch>
+                            <a:fillRect/>
+                          </a:stretch>
+                        </pic:blipFill>
+                        <pic:spPr>
+                          <a:xfrm>
+                            <a:off x="0" y="0"/>
+                            <a:ext cx="1280160" cy="720090"/>
+                          </a:xfrm>
+                          <a:prstGeom prst="rect"/>
+                        </pic:spPr>
+                      </pic:pic>
+                    </a:graphicData>
+                  </a:graphic>
+                </wp:inline>
+              </w:drawing>
             </w:r>
           </w:p>
         </w:tc>
@@ -2703,7 +6609,38 @@
           </w:tcPr>
           <w:p>
             <w:r>
-              <w:t>frame_0000.jpg</w:t>
+              <w:drawing>
+                <wp:inline xmlns:a="http://schemas.openxmlformats.org/drawingml/2006/main" xmlns:pic="http://schemas.openxmlformats.org/drawingml/2006/picture">
+                  <wp:extent cx="1280160" cy="720090"/>
+                  <wp:docPr id="127" name="Picture 127"/>
+                  <wp:cNvGraphicFramePr>
+                    <a:graphicFrameLocks noChangeAspect="1"/>
+                  </wp:cNvGraphicFramePr>
+                  <a:graphic>
+                    <a:graphicData uri="http://schemas.openxmlformats.org/drawingml/2006/picture">
+                      <pic:pic>
+                        <pic:nvPicPr>
+                          <pic:cNvPr id="0" name="frame_0000.jpg"/>
+                          <pic:cNvPicPr/>
+                        </pic:nvPicPr>
+                        <pic:blipFill>
+                          <a:blip r:embed="rId9"/>
+                          <a:stretch>
+                            <a:fillRect/>
+                          </a:stretch>
+                        </pic:blipFill>
+                        <pic:spPr>
+                          <a:xfrm>
+                            <a:off x="0" y="0"/>
+                            <a:ext cx="1280160" cy="720090"/>
+                          </a:xfrm>
+                          <a:prstGeom prst="rect"/>
+                        </pic:spPr>
+                      </pic:pic>
+                    </a:graphicData>
+                  </a:graphic>
+                </wp:inline>
+              </w:drawing>
             </w:r>
           </w:p>
         </w:tc>
@@ -2713,7 +6650,38 @@
           </w:tcPr>
           <w:p>
             <w:r>
-              <w:t>frame_0886.jpg</w:t>
+              <w:drawing>
+                <wp:inline xmlns:a="http://schemas.openxmlformats.org/drawingml/2006/main" xmlns:pic="http://schemas.openxmlformats.org/drawingml/2006/picture">
+                  <wp:extent cx="1280160" cy="720090"/>
+                  <wp:docPr id="128" name="Picture 128"/>
+                  <wp:cNvGraphicFramePr>
+                    <a:graphicFrameLocks noChangeAspect="1"/>
+                  </wp:cNvGraphicFramePr>
+                  <a:graphic>
+                    <a:graphicData uri="http://schemas.openxmlformats.org/drawingml/2006/picture">
+                      <pic:pic>
+                        <pic:nvPicPr>
+                          <pic:cNvPr id="0" name="frame_0886.jpg"/>
+                          <pic:cNvPicPr/>
+                        </pic:nvPicPr>
+                        <pic:blipFill>
+                          <a:blip r:embed="rId10"/>
+                          <a:stretch>
+                            <a:fillRect/>
+                          </a:stretch>
+                        </pic:blipFill>
+                        <pic:spPr>
+                          <a:xfrm>
+                            <a:off x="0" y="0"/>
+                            <a:ext cx="1280160" cy="720090"/>
+                          </a:xfrm>
+                          <a:prstGeom prst="rect"/>
+                        </pic:spPr>
+                      </pic:pic>
+                    </a:graphicData>
+                  </a:graphic>
+                </wp:inline>
+              </w:drawing>
             </w:r>
           </w:p>
         </w:tc>
@@ -2723,7 +6691,38 @@
           </w:tcPr>
           <w:p>
             <w:r>
-              <w:t>frame_1772.jpg</w:t>
+              <w:drawing>
+                <wp:inline xmlns:a="http://schemas.openxmlformats.org/drawingml/2006/main" xmlns:pic="http://schemas.openxmlformats.org/drawingml/2006/picture">
+                  <wp:extent cx="1280160" cy="720090"/>
+                  <wp:docPr id="129" name="Picture 129"/>
+                  <wp:cNvGraphicFramePr>
+                    <a:graphicFrameLocks noChangeAspect="1"/>
+                  </wp:cNvGraphicFramePr>
+                  <a:graphic>
+                    <a:graphicData uri="http://schemas.openxmlformats.org/drawingml/2006/picture">
+                      <pic:pic>
+                        <pic:nvPicPr>
+                          <pic:cNvPr id="0" name="frame_1772.jpg"/>
+                          <pic:cNvPicPr/>
+                        </pic:nvPicPr>
+                        <pic:blipFill>
+                          <a:blip r:embed="rId11"/>
+                          <a:stretch>
+                            <a:fillRect/>
+                          </a:stretch>
+                        </pic:blipFill>
+                        <pic:spPr>
+                          <a:xfrm>
+                            <a:off x="0" y="0"/>
+                            <a:ext cx="1280160" cy="720090"/>
+                          </a:xfrm>
+                          <a:prstGeom prst="rect"/>
+                        </pic:spPr>
+                      </pic:pic>
+                    </a:graphicData>
+                  </a:graphic>
+                </wp:inline>
+              </w:drawing>
             </w:r>
           </w:p>
         </w:tc>
@@ -2790,7 +6789,38 @@
           </w:tcPr>
           <w:p>
             <w:r>
-              <w:t>frame_0000.jpg</w:t>
+              <w:drawing>
+                <wp:inline xmlns:a="http://schemas.openxmlformats.org/drawingml/2006/main" xmlns:pic="http://schemas.openxmlformats.org/drawingml/2006/picture">
+                  <wp:extent cx="1280160" cy="720090"/>
+                  <wp:docPr id="130" name="Picture 130"/>
+                  <wp:cNvGraphicFramePr>
+                    <a:graphicFrameLocks noChangeAspect="1"/>
+                  </wp:cNvGraphicFramePr>
+                  <a:graphic>
+                    <a:graphicData uri="http://schemas.openxmlformats.org/drawingml/2006/picture">
+                      <pic:pic>
+                        <pic:nvPicPr>
+                          <pic:cNvPr id="0" name="frame_0000.jpg"/>
+                          <pic:cNvPicPr/>
+                        </pic:nvPicPr>
+                        <pic:blipFill>
+                          <a:blip r:embed="rId9"/>
+                          <a:stretch>
+                            <a:fillRect/>
+                          </a:stretch>
+                        </pic:blipFill>
+                        <pic:spPr>
+                          <a:xfrm>
+                            <a:off x="0" y="0"/>
+                            <a:ext cx="1280160" cy="720090"/>
+                          </a:xfrm>
+                          <a:prstGeom prst="rect"/>
+                        </pic:spPr>
+                      </pic:pic>
+                    </a:graphicData>
+                  </a:graphic>
+                </wp:inline>
+              </w:drawing>
             </w:r>
           </w:p>
         </w:tc>
@@ -2800,7 +6830,38 @@
           </w:tcPr>
           <w:p>
             <w:r>
-              <w:t>frame_0886.jpg</w:t>
+              <w:drawing>
+                <wp:inline xmlns:a="http://schemas.openxmlformats.org/drawingml/2006/main" xmlns:pic="http://schemas.openxmlformats.org/drawingml/2006/picture">
+                  <wp:extent cx="1280160" cy="720090"/>
+                  <wp:docPr id="131" name="Picture 131"/>
+                  <wp:cNvGraphicFramePr>
+                    <a:graphicFrameLocks noChangeAspect="1"/>
+                  </wp:cNvGraphicFramePr>
+                  <a:graphic>
+                    <a:graphicData uri="http://schemas.openxmlformats.org/drawingml/2006/picture">
+                      <pic:pic>
+                        <pic:nvPicPr>
+                          <pic:cNvPr id="0" name="frame_0886.jpg"/>
+                          <pic:cNvPicPr/>
+                        </pic:nvPicPr>
+                        <pic:blipFill>
+                          <a:blip r:embed="rId10"/>
+                          <a:stretch>
+                            <a:fillRect/>
+                          </a:stretch>
+                        </pic:blipFill>
+                        <pic:spPr>
+                          <a:xfrm>
+                            <a:off x="0" y="0"/>
+                            <a:ext cx="1280160" cy="720090"/>
+                          </a:xfrm>
+                          <a:prstGeom prst="rect"/>
+                        </pic:spPr>
+                      </pic:pic>
+                    </a:graphicData>
+                  </a:graphic>
+                </wp:inline>
+              </w:drawing>
             </w:r>
           </w:p>
         </w:tc>
@@ -2810,7 +6871,38 @@
           </w:tcPr>
           <w:p>
             <w:r>
-              <w:t>frame_1772.jpg</w:t>
+              <w:drawing>
+                <wp:inline xmlns:a="http://schemas.openxmlformats.org/drawingml/2006/main" xmlns:pic="http://schemas.openxmlformats.org/drawingml/2006/picture">
+                  <wp:extent cx="1280160" cy="720090"/>
+                  <wp:docPr id="132" name="Picture 132"/>
+                  <wp:cNvGraphicFramePr>
+                    <a:graphicFrameLocks noChangeAspect="1"/>
+                  </wp:cNvGraphicFramePr>
+                  <a:graphic>
+                    <a:graphicData uri="http://schemas.openxmlformats.org/drawingml/2006/picture">
+                      <pic:pic>
+                        <pic:nvPicPr>
+                          <pic:cNvPr id="0" name="frame_1772.jpg"/>
+                          <pic:cNvPicPr/>
+                        </pic:nvPicPr>
+                        <pic:blipFill>
+                          <a:blip r:embed="rId11"/>
+                          <a:stretch>
+                            <a:fillRect/>
+                          </a:stretch>
+                        </pic:blipFill>
+                        <pic:spPr>
+                          <a:xfrm>
+                            <a:off x="0" y="0"/>
+                            <a:ext cx="1280160" cy="720090"/>
+                          </a:xfrm>
+                          <a:prstGeom prst="rect"/>
+                        </pic:spPr>
+                      </pic:pic>
+                    </a:graphicData>
+                  </a:graphic>
+                </wp:inline>
+              </w:drawing>
             </w:r>
           </w:p>
         </w:tc>
@@ -2877,7 +6969,38 @@
           </w:tcPr>
           <w:p>
             <w:r>
-              <w:t>frame_0000.jpg</w:t>
+              <w:drawing>
+                <wp:inline xmlns:a="http://schemas.openxmlformats.org/drawingml/2006/main" xmlns:pic="http://schemas.openxmlformats.org/drawingml/2006/picture">
+                  <wp:extent cx="1280160" cy="720090"/>
+                  <wp:docPr id="133" name="Picture 133"/>
+                  <wp:cNvGraphicFramePr>
+                    <a:graphicFrameLocks noChangeAspect="1"/>
+                  </wp:cNvGraphicFramePr>
+                  <a:graphic>
+                    <a:graphicData uri="http://schemas.openxmlformats.org/drawingml/2006/picture">
+                      <pic:pic>
+                        <pic:nvPicPr>
+                          <pic:cNvPr id="0" name="frame_0000.jpg"/>
+                          <pic:cNvPicPr/>
+                        </pic:nvPicPr>
+                        <pic:blipFill>
+                          <a:blip r:embed="rId9"/>
+                          <a:stretch>
+                            <a:fillRect/>
+                          </a:stretch>
+                        </pic:blipFill>
+                        <pic:spPr>
+                          <a:xfrm>
+                            <a:off x="0" y="0"/>
+                            <a:ext cx="1280160" cy="720090"/>
+                          </a:xfrm>
+                          <a:prstGeom prst="rect"/>
+                        </pic:spPr>
+                      </pic:pic>
+                    </a:graphicData>
+                  </a:graphic>
+                </wp:inline>
+              </w:drawing>
             </w:r>
           </w:p>
         </w:tc>
@@ -2887,7 +7010,38 @@
           </w:tcPr>
           <w:p>
             <w:r>
-              <w:t>frame_0886.jpg</w:t>
+              <w:drawing>
+                <wp:inline xmlns:a="http://schemas.openxmlformats.org/drawingml/2006/main" xmlns:pic="http://schemas.openxmlformats.org/drawingml/2006/picture">
+                  <wp:extent cx="1280160" cy="720090"/>
+                  <wp:docPr id="134" name="Picture 134"/>
+                  <wp:cNvGraphicFramePr>
+                    <a:graphicFrameLocks noChangeAspect="1"/>
+                  </wp:cNvGraphicFramePr>
+                  <a:graphic>
+                    <a:graphicData uri="http://schemas.openxmlformats.org/drawingml/2006/picture">
+                      <pic:pic>
+                        <pic:nvPicPr>
+                          <pic:cNvPr id="0" name="frame_0886.jpg"/>
+                          <pic:cNvPicPr/>
+                        </pic:nvPicPr>
+                        <pic:blipFill>
+                          <a:blip r:embed="rId10"/>
+                          <a:stretch>
+                            <a:fillRect/>
+                          </a:stretch>
+                        </pic:blipFill>
+                        <pic:spPr>
+                          <a:xfrm>
+                            <a:off x="0" y="0"/>
+                            <a:ext cx="1280160" cy="720090"/>
+                          </a:xfrm>
+                          <a:prstGeom prst="rect"/>
+                        </pic:spPr>
+                      </pic:pic>
+                    </a:graphicData>
+                  </a:graphic>
+                </wp:inline>
+              </w:drawing>
             </w:r>
           </w:p>
         </w:tc>
@@ -2897,7 +7051,38 @@
           </w:tcPr>
           <w:p>
             <w:r>
-              <w:t>frame_1772.jpg</w:t>
+              <w:drawing>
+                <wp:inline xmlns:a="http://schemas.openxmlformats.org/drawingml/2006/main" xmlns:pic="http://schemas.openxmlformats.org/drawingml/2006/picture">
+                  <wp:extent cx="1280160" cy="720090"/>
+                  <wp:docPr id="135" name="Picture 135"/>
+                  <wp:cNvGraphicFramePr>
+                    <a:graphicFrameLocks noChangeAspect="1"/>
+                  </wp:cNvGraphicFramePr>
+                  <a:graphic>
+                    <a:graphicData uri="http://schemas.openxmlformats.org/drawingml/2006/picture">
+                      <pic:pic>
+                        <pic:nvPicPr>
+                          <pic:cNvPr id="0" name="frame_1772.jpg"/>
+                          <pic:cNvPicPr/>
+                        </pic:nvPicPr>
+                        <pic:blipFill>
+                          <a:blip r:embed="rId11"/>
+                          <a:stretch>
+                            <a:fillRect/>
+                          </a:stretch>
+                        </pic:blipFill>
+                        <pic:spPr>
+                          <a:xfrm>
+                            <a:off x="0" y="0"/>
+                            <a:ext cx="1280160" cy="720090"/>
+                          </a:xfrm>
+                          <a:prstGeom prst="rect"/>
+                        </pic:spPr>
+                      </pic:pic>
+                    </a:graphicData>
+                  </a:graphic>
+                </wp:inline>
+              </w:drawing>
             </w:r>
           </w:p>
         </w:tc>
@@ -2949,7 +7134,38 @@
           </w:tcPr>
           <w:p>
             <w:r>
-              <w:t>frame_0000.jpg</w:t>
+              <w:drawing>
+                <wp:inline xmlns:a="http://schemas.openxmlformats.org/drawingml/2006/main" xmlns:pic="http://schemas.openxmlformats.org/drawingml/2006/picture">
+                  <wp:extent cx="1280160" cy="720090"/>
+                  <wp:docPr id="136" name="Picture 136"/>
+                  <wp:cNvGraphicFramePr>
+                    <a:graphicFrameLocks noChangeAspect="1"/>
+                  </wp:cNvGraphicFramePr>
+                  <a:graphic>
+                    <a:graphicData uri="http://schemas.openxmlformats.org/drawingml/2006/picture">
+                      <pic:pic>
+                        <pic:nvPicPr>
+                          <pic:cNvPr id="0" name="frame_0000.jpg"/>
+                          <pic:cNvPicPr/>
+                        </pic:nvPicPr>
+                        <pic:blipFill>
+                          <a:blip r:embed="rId9"/>
+                          <a:stretch>
+                            <a:fillRect/>
+                          </a:stretch>
+                        </pic:blipFill>
+                        <pic:spPr>
+                          <a:xfrm>
+                            <a:off x="0" y="0"/>
+                            <a:ext cx="1280160" cy="720090"/>
+                          </a:xfrm>
+                          <a:prstGeom prst="rect"/>
+                        </pic:spPr>
+                      </pic:pic>
+                    </a:graphicData>
+                  </a:graphic>
+                </wp:inline>
+              </w:drawing>
             </w:r>
           </w:p>
         </w:tc>
@@ -2959,7 +7175,38 @@
           </w:tcPr>
           <w:p>
             <w:r>
-              <w:t>frame_0886.jpg</w:t>
+              <w:drawing>
+                <wp:inline xmlns:a="http://schemas.openxmlformats.org/drawingml/2006/main" xmlns:pic="http://schemas.openxmlformats.org/drawingml/2006/picture">
+                  <wp:extent cx="1280160" cy="720090"/>
+                  <wp:docPr id="137" name="Picture 137"/>
+                  <wp:cNvGraphicFramePr>
+                    <a:graphicFrameLocks noChangeAspect="1"/>
+                  </wp:cNvGraphicFramePr>
+                  <a:graphic>
+                    <a:graphicData uri="http://schemas.openxmlformats.org/drawingml/2006/picture">
+                      <pic:pic>
+                        <pic:nvPicPr>
+                          <pic:cNvPr id="0" name="frame_0886.jpg"/>
+                          <pic:cNvPicPr/>
+                        </pic:nvPicPr>
+                        <pic:blipFill>
+                          <a:blip r:embed="rId10"/>
+                          <a:stretch>
+                            <a:fillRect/>
+                          </a:stretch>
+                        </pic:blipFill>
+                        <pic:spPr>
+                          <a:xfrm>
+                            <a:off x="0" y="0"/>
+                            <a:ext cx="1280160" cy="720090"/>
+                          </a:xfrm>
+                          <a:prstGeom prst="rect"/>
+                        </pic:spPr>
+                      </pic:pic>
+                    </a:graphicData>
+                  </a:graphic>
+                </wp:inline>
+              </w:drawing>
             </w:r>
           </w:p>
         </w:tc>
@@ -2969,7 +7216,38 @@
           </w:tcPr>
           <w:p>
             <w:r>
-              <w:t>frame_1772.jpg</w:t>
+              <w:drawing>
+                <wp:inline xmlns:a="http://schemas.openxmlformats.org/drawingml/2006/main" xmlns:pic="http://schemas.openxmlformats.org/drawingml/2006/picture">
+                  <wp:extent cx="1280160" cy="720090"/>
+                  <wp:docPr id="138" name="Picture 138"/>
+                  <wp:cNvGraphicFramePr>
+                    <a:graphicFrameLocks noChangeAspect="1"/>
+                  </wp:cNvGraphicFramePr>
+                  <a:graphic>
+                    <a:graphicData uri="http://schemas.openxmlformats.org/drawingml/2006/picture">
+                      <pic:pic>
+                        <pic:nvPicPr>
+                          <pic:cNvPr id="0" name="frame_1772.jpg"/>
+                          <pic:cNvPicPr/>
+                        </pic:nvPicPr>
+                        <pic:blipFill>
+                          <a:blip r:embed="rId11"/>
+                          <a:stretch>
+                            <a:fillRect/>
+                          </a:stretch>
+                        </pic:blipFill>
+                        <pic:spPr>
+                          <a:xfrm>
+                            <a:off x="0" y="0"/>
+                            <a:ext cx="1280160" cy="720090"/>
+                          </a:xfrm>
+                          <a:prstGeom prst="rect"/>
+                        </pic:spPr>
+                      </pic:pic>
+                    </a:graphicData>
+                  </a:graphic>
+                </wp:inline>
+              </w:drawing>
             </w:r>
           </w:p>
         </w:tc>
@@ -3036,7 +7314,38 @@
           </w:tcPr>
           <w:p>
             <w:r>
-              <w:t>frame_0000.jpg</w:t>
+              <w:drawing>
+                <wp:inline xmlns:a="http://schemas.openxmlformats.org/drawingml/2006/main" xmlns:pic="http://schemas.openxmlformats.org/drawingml/2006/picture">
+                  <wp:extent cx="1280160" cy="720090"/>
+                  <wp:docPr id="139" name="Picture 139"/>
+                  <wp:cNvGraphicFramePr>
+                    <a:graphicFrameLocks noChangeAspect="1"/>
+                  </wp:cNvGraphicFramePr>
+                  <a:graphic>
+                    <a:graphicData uri="http://schemas.openxmlformats.org/drawingml/2006/picture">
+                      <pic:pic>
+                        <pic:nvPicPr>
+                          <pic:cNvPr id="0" name="frame_0000.jpg"/>
+                          <pic:cNvPicPr/>
+                        </pic:nvPicPr>
+                        <pic:blipFill>
+                          <a:blip r:embed="rId9"/>
+                          <a:stretch>
+                            <a:fillRect/>
+                          </a:stretch>
+                        </pic:blipFill>
+                        <pic:spPr>
+                          <a:xfrm>
+                            <a:off x="0" y="0"/>
+                            <a:ext cx="1280160" cy="720090"/>
+                          </a:xfrm>
+                          <a:prstGeom prst="rect"/>
+                        </pic:spPr>
+                      </pic:pic>
+                    </a:graphicData>
+                  </a:graphic>
+                </wp:inline>
+              </w:drawing>
             </w:r>
           </w:p>
         </w:tc>
@@ -3046,7 +7355,38 @@
           </w:tcPr>
           <w:p>
             <w:r>
-              <w:t>frame_0886.jpg</w:t>
+              <w:drawing>
+                <wp:inline xmlns:a="http://schemas.openxmlformats.org/drawingml/2006/main" xmlns:pic="http://schemas.openxmlformats.org/drawingml/2006/picture">
+                  <wp:extent cx="1280160" cy="720090"/>
+                  <wp:docPr id="140" name="Picture 140"/>
+                  <wp:cNvGraphicFramePr>
+                    <a:graphicFrameLocks noChangeAspect="1"/>
+                  </wp:cNvGraphicFramePr>
+                  <a:graphic>
+                    <a:graphicData uri="http://schemas.openxmlformats.org/drawingml/2006/picture">
+                      <pic:pic>
+                        <pic:nvPicPr>
+                          <pic:cNvPr id="0" name="frame_0886.jpg"/>
+                          <pic:cNvPicPr/>
+                        </pic:nvPicPr>
+                        <pic:blipFill>
+                          <a:blip r:embed="rId10"/>
+                          <a:stretch>
+                            <a:fillRect/>
+                          </a:stretch>
+                        </pic:blipFill>
+                        <pic:spPr>
+                          <a:xfrm>
+                            <a:off x="0" y="0"/>
+                            <a:ext cx="1280160" cy="720090"/>
+                          </a:xfrm>
+                          <a:prstGeom prst="rect"/>
+                        </pic:spPr>
+                      </pic:pic>
+                    </a:graphicData>
+                  </a:graphic>
+                </wp:inline>
+              </w:drawing>
             </w:r>
           </w:p>
         </w:tc>
@@ -3056,7 +7396,38 @@
           </w:tcPr>
           <w:p>
             <w:r>
-              <w:t>frame_1772.jpg</w:t>
+              <w:drawing>
+                <wp:inline xmlns:a="http://schemas.openxmlformats.org/drawingml/2006/main" xmlns:pic="http://schemas.openxmlformats.org/drawingml/2006/picture">
+                  <wp:extent cx="1280160" cy="720090"/>
+                  <wp:docPr id="141" name="Picture 141"/>
+                  <wp:cNvGraphicFramePr>
+                    <a:graphicFrameLocks noChangeAspect="1"/>
+                  </wp:cNvGraphicFramePr>
+                  <a:graphic>
+                    <a:graphicData uri="http://schemas.openxmlformats.org/drawingml/2006/picture">
+                      <pic:pic>
+                        <pic:nvPicPr>
+                          <pic:cNvPr id="0" name="frame_1772.jpg"/>
+                          <pic:cNvPicPr/>
+                        </pic:nvPicPr>
+                        <pic:blipFill>
+                          <a:blip r:embed="rId11"/>
+                          <a:stretch>
+                            <a:fillRect/>
+                          </a:stretch>
+                        </pic:blipFill>
+                        <pic:spPr>
+                          <a:xfrm>
+                            <a:off x="0" y="0"/>
+                            <a:ext cx="1280160" cy="720090"/>
+                          </a:xfrm>
+                          <a:prstGeom prst="rect"/>
+                        </pic:spPr>
+                      </pic:pic>
+                    </a:graphicData>
+                  </a:graphic>
+                </wp:inline>
+              </w:drawing>
             </w:r>
           </w:p>
         </w:tc>
@@ -3123,7 +7494,38 @@
           </w:tcPr>
           <w:p>
             <w:r>
-              <w:t>frame_0000.jpg</w:t>
+              <w:drawing>
+                <wp:inline xmlns:a="http://schemas.openxmlformats.org/drawingml/2006/main" xmlns:pic="http://schemas.openxmlformats.org/drawingml/2006/picture">
+                  <wp:extent cx="1280160" cy="720090"/>
+                  <wp:docPr id="142" name="Picture 142"/>
+                  <wp:cNvGraphicFramePr>
+                    <a:graphicFrameLocks noChangeAspect="1"/>
+                  </wp:cNvGraphicFramePr>
+                  <a:graphic>
+                    <a:graphicData uri="http://schemas.openxmlformats.org/drawingml/2006/picture">
+                      <pic:pic>
+                        <pic:nvPicPr>
+                          <pic:cNvPr id="0" name="frame_0000.jpg"/>
+                          <pic:cNvPicPr/>
+                        </pic:nvPicPr>
+                        <pic:blipFill>
+                          <a:blip r:embed="rId9"/>
+                          <a:stretch>
+                            <a:fillRect/>
+                          </a:stretch>
+                        </pic:blipFill>
+                        <pic:spPr>
+                          <a:xfrm>
+                            <a:off x="0" y="0"/>
+                            <a:ext cx="1280160" cy="720090"/>
+                          </a:xfrm>
+                          <a:prstGeom prst="rect"/>
+                        </pic:spPr>
+                      </pic:pic>
+                    </a:graphicData>
+                  </a:graphic>
+                </wp:inline>
+              </w:drawing>
             </w:r>
           </w:p>
         </w:tc>
@@ -3133,7 +7535,38 @@
           </w:tcPr>
           <w:p>
             <w:r>
-              <w:t>frame_0886.jpg</w:t>
+              <w:drawing>
+                <wp:inline xmlns:a="http://schemas.openxmlformats.org/drawingml/2006/main" xmlns:pic="http://schemas.openxmlformats.org/drawingml/2006/picture">
+                  <wp:extent cx="1280160" cy="720090"/>
+                  <wp:docPr id="143" name="Picture 143"/>
+                  <wp:cNvGraphicFramePr>
+                    <a:graphicFrameLocks noChangeAspect="1"/>
+                  </wp:cNvGraphicFramePr>
+                  <a:graphic>
+                    <a:graphicData uri="http://schemas.openxmlformats.org/drawingml/2006/picture">
+                      <pic:pic>
+                        <pic:nvPicPr>
+                          <pic:cNvPr id="0" name="frame_0886.jpg"/>
+                          <pic:cNvPicPr/>
+                        </pic:nvPicPr>
+                        <pic:blipFill>
+                          <a:blip r:embed="rId10"/>
+                          <a:stretch>
+                            <a:fillRect/>
+                          </a:stretch>
+                        </pic:blipFill>
+                        <pic:spPr>
+                          <a:xfrm>
+                            <a:off x="0" y="0"/>
+                            <a:ext cx="1280160" cy="720090"/>
+                          </a:xfrm>
+                          <a:prstGeom prst="rect"/>
+                        </pic:spPr>
+                      </pic:pic>
+                    </a:graphicData>
+                  </a:graphic>
+                </wp:inline>
+              </w:drawing>
             </w:r>
           </w:p>
         </w:tc>
@@ -3143,7 +7576,38 @@
           </w:tcPr>
           <w:p>
             <w:r>
-              <w:t>frame_1772.jpg</w:t>
+              <w:drawing>
+                <wp:inline xmlns:a="http://schemas.openxmlformats.org/drawingml/2006/main" xmlns:pic="http://schemas.openxmlformats.org/drawingml/2006/picture">
+                  <wp:extent cx="1280160" cy="720090"/>
+                  <wp:docPr id="144" name="Picture 144"/>
+                  <wp:cNvGraphicFramePr>
+                    <a:graphicFrameLocks noChangeAspect="1"/>
+                  </wp:cNvGraphicFramePr>
+                  <a:graphic>
+                    <a:graphicData uri="http://schemas.openxmlformats.org/drawingml/2006/picture">
+                      <pic:pic>
+                        <pic:nvPicPr>
+                          <pic:cNvPr id="0" name="frame_1772.jpg"/>
+                          <pic:cNvPicPr/>
+                        </pic:nvPicPr>
+                        <pic:blipFill>
+                          <a:blip r:embed="rId11"/>
+                          <a:stretch>
+                            <a:fillRect/>
+                          </a:stretch>
+                        </pic:blipFill>
+                        <pic:spPr>
+                          <a:xfrm>
+                            <a:off x="0" y="0"/>
+                            <a:ext cx="1280160" cy="720090"/>
+                          </a:xfrm>
+                          <a:prstGeom prst="rect"/>
+                        </pic:spPr>
+                      </pic:pic>
+                    </a:graphicData>
+                  </a:graphic>
+                </wp:inline>
+              </w:drawing>
             </w:r>
           </w:p>
         </w:tc>
@@ -3210,7 +7674,38 @@
           </w:tcPr>
           <w:p>
             <w:r>
-              <w:t>frame_0000.jpg</w:t>
+              <w:drawing>
+                <wp:inline xmlns:a="http://schemas.openxmlformats.org/drawingml/2006/main" xmlns:pic="http://schemas.openxmlformats.org/drawingml/2006/picture">
+                  <wp:extent cx="1280160" cy="720090"/>
+                  <wp:docPr id="145" name="Picture 145"/>
+                  <wp:cNvGraphicFramePr>
+                    <a:graphicFrameLocks noChangeAspect="1"/>
+                  </wp:cNvGraphicFramePr>
+                  <a:graphic>
+                    <a:graphicData uri="http://schemas.openxmlformats.org/drawingml/2006/picture">
+                      <pic:pic>
+                        <pic:nvPicPr>
+                          <pic:cNvPr id="0" name="frame_0000.jpg"/>
+                          <pic:cNvPicPr/>
+                        </pic:nvPicPr>
+                        <pic:blipFill>
+                          <a:blip r:embed="rId9"/>
+                          <a:stretch>
+                            <a:fillRect/>
+                          </a:stretch>
+                        </pic:blipFill>
+                        <pic:spPr>
+                          <a:xfrm>
+                            <a:off x="0" y="0"/>
+                            <a:ext cx="1280160" cy="720090"/>
+                          </a:xfrm>
+                          <a:prstGeom prst="rect"/>
+                        </pic:spPr>
+                      </pic:pic>
+                    </a:graphicData>
+                  </a:graphic>
+                </wp:inline>
+              </w:drawing>
             </w:r>
           </w:p>
         </w:tc>
@@ -3220,7 +7715,38 @@
           </w:tcPr>
           <w:p>
             <w:r>
-              <w:t>frame_0886.jpg</w:t>
+              <w:drawing>
+                <wp:inline xmlns:a="http://schemas.openxmlformats.org/drawingml/2006/main" xmlns:pic="http://schemas.openxmlformats.org/drawingml/2006/picture">
+                  <wp:extent cx="1280160" cy="720090"/>
+                  <wp:docPr id="146" name="Picture 146"/>
+                  <wp:cNvGraphicFramePr>
+                    <a:graphicFrameLocks noChangeAspect="1"/>
+                  </wp:cNvGraphicFramePr>
+                  <a:graphic>
+                    <a:graphicData uri="http://schemas.openxmlformats.org/drawingml/2006/picture">
+                      <pic:pic>
+                        <pic:nvPicPr>
+                          <pic:cNvPr id="0" name="frame_0886.jpg"/>
+                          <pic:cNvPicPr/>
+                        </pic:nvPicPr>
+                        <pic:blipFill>
+                          <a:blip r:embed="rId10"/>
+                          <a:stretch>
+                            <a:fillRect/>
+                          </a:stretch>
+                        </pic:blipFill>
+                        <pic:spPr>
+                          <a:xfrm>
+                            <a:off x="0" y="0"/>
+                            <a:ext cx="1280160" cy="720090"/>
+                          </a:xfrm>
+                          <a:prstGeom prst="rect"/>
+                        </pic:spPr>
+                      </pic:pic>
+                    </a:graphicData>
+                  </a:graphic>
+                </wp:inline>
+              </w:drawing>
             </w:r>
           </w:p>
         </w:tc>
@@ -3230,7 +7756,38 @@
           </w:tcPr>
           <w:p>
             <w:r>
-              <w:t>frame_1772.jpg</w:t>
+              <w:drawing>
+                <wp:inline xmlns:a="http://schemas.openxmlformats.org/drawingml/2006/main" xmlns:pic="http://schemas.openxmlformats.org/drawingml/2006/picture">
+                  <wp:extent cx="1280160" cy="720090"/>
+                  <wp:docPr id="147" name="Picture 147"/>
+                  <wp:cNvGraphicFramePr>
+                    <a:graphicFrameLocks noChangeAspect="1"/>
+                  </wp:cNvGraphicFramePr>
+                  <a:graphic>
+                    <a:graphicData uri="http://schemas.openxmlformats.org/drawingml/2006/picture">
+                      <pic:pic>
+                        <pic:nvPicPr>
+                          <pic:cNvPr id="0" name="frame_1772.jpg"/>
+                          <pic:cNvPicPr/>
+                        </pic:nvPicPr>
+                        <pic:blipFill>
+                          <a:blip r:embed="rId11"/>
+                          <a:stretch>
+                            <a:fillRect/>
+                          </a:stretch>
+                        </pic:blipFill>
+                        <pic:spPr>
+                          <a:xfrm>
+                            <a:off x="0" y="0"/>
+                            <a:ext cx="1280160" cy="720090"/>
+                          </a:xfrm>
+                          <a:prstGeom prst="rect"/>
+                        </pic:spPr>
+                      </pic:pic>
+                    </a:graphicData>
+                  </a:graphic>
+                </wp:inline>
+              </w:drawing>
             </w:r>
           </w:p>
         </w:tc>
@@ -3297,7 +7854,38 @@
           </w:tcPr>
           <w:p>
             <w:r>
-              <w:t>frame_0000.jpg</w:t>
+              <w:drawing>
+                <wp:inline xmlns:a="http://schemas.openxmlformats.org/drawingml/2006/main" xmlns:pic="http://schemas.openxmlformats.org/drawingml/2006/picture">
+                  <wp:extent cx="1280160" cy="720090"/>
+                  <wp:docPr id="148" name="Picture 148"/>
+                  <wp:cNvGraphicFramePr>
+                    <a:graphicFrameLocks noChangeAspect="1"/>
+                  </wp:cNvGraphicFramePr>
+                  <a:graphic>
+                    <a:graphicData uri="http://schemas.openxmlformats.org/drawingml/2006/picture">
+                      <pic:pic>
+                        <pic:nvPicPr>
+                          <pic:cNvPr id="0" name="frame_0000.jpg"/>
+                          <pic:cNvPicPr/>
+                        </pic:nvPicPr>
+                        <pic:blipFill>
+                          <a:blip r:embed="rId9"/>
+                          <a:stretch>
+                            <a:fillRect/>
+                          </a:stretch>
+                        </pic:blipFill>
+                        <pic:spPr>
+                          <a:xfrm>
+                            <a:off x="0" y="0"/>
+                            <a:ext cx="1280160" cy="720090"/>
+                          </a:xfrm>
+                          <a:prstGeom prst="rect"/>
+                        </pic:spPr>
+                      </pic:pic>
+                    </a:graphicData>
+                  </a:graphic>
+                </wp:inline>
+              </w:drawing>
             </w:r>
           </w:p>
         </w:tc>
@@ -3307,7 +7895,38 @@
           </w:tcPr>
           <w:p>
             <w:r>
-              <w:t>frame_0886.jpg</w:t>
+              <w:drawing>
+                <wp:inline xmlns:a="http://schemas.openxmlformats.org/drawingml/2006/main" xmlns:pic="http://schemas.openxmlformats.org/drawingml/2006/picture">
+                  <wp:extent cx="1280160" cy="720090"/>
+                  <wp:docPr id="149" name="Picture 149"/>
+                  <wp:cNvGraphicFramePr>
+                    <a:graphicFrameLocks noChangeAspect="1"/>
+                  </wp:cNvGraphicFramePr>
+                  <a:graphic>
+                    <a:graphicData uri="http://schemas.openxmlformats.org/drawingml/2006/picture">
+                      <pic:pic>
+                        <pic:nvPicPr>
+                          <pic:cNvPr id="0" name="frame_0886.jpg"/>
+                          <pic:cNvPicPr/>
+                        </pic:nvPicPr>
+                        <pic:blipFill>
+                          <a:blip r:embed="rId10"/>
+                          <a:stretch>
+                            <a:fillRect/>
+                          </a:stretch>
+                        </pic:blipFill>
+                        <pic:spPr>
+                          <a:xfrm>
+                            <a:off x="0" y="0"/>
+                            <a:ext cx="1280160" cy="720090"/>
+                          </a:xfrm>
+                          <a:prstGeom prst="rect"/>
+                        </pic:spPr>
+                      </pic:pic>
+                    </a:graphicData>
+                  </a:graphic>
+                </wp:inline>
+              </w:drawing>
             </w:r>
           </w:p>
         </w:tc>
@@ -3317,7 +7936,38 @@
           </w:tcPr>
           <w:p>
             <w:r>
-              <w:t>frame_1772.jpg</w:t>
+              <w:drawing>
+                <wp:inline xmlns:a="http://schemas.openxmlformats.org/drawingml/2006/main" xmlns:pic="http://schemas.openxmlformats.org/drawingml/2006/picture">
+                  <wp:extent cx="1280160" cy="720090"/>
+                  <wp:docPr id="150" name="Picture 150"/>
+                  <wp:cNvGraphicFramePr>
+                    <a:graphicFrameLocks noChangeAspect="1"/>
+                  </wp:cNvGraphicFramePr>
+                  <a:graphic>
+                    <a:graphicData uri="http://schemas.openxmlformats.org/drawingml/2006/picture">
+                      <pic:pic>
+                        <pic:nvPicPr>
+                          <pic:cNvPr id="0" name="frame_1772.jpg"/>
+                          <pic:cNvPicPr/>
+                        </pic:nvPicPr>
+                        <pic:blipFill>
+                          <a:blip r:embed="rId11"/>
+                          <a:stretch>
+                            <a:fillRect/>
+                          </a:stretch>
+                        </pic:blipFill>
+                        <pic:spPr>
+                          <a:xfrm>
+                            <a:off x="0" y="0"/>
+                            <a:ext cx="1280160" cy="720090"/>
+                          </a:xfrm>
+                          <a:prstGeom prst="rect"/>
+                        </pic:spPr>
+                      </pic:pic>
+                    </a:graphicData>
+                  </a:graphic>
+                </wp:inline>
+              </w:drawing>
             </w:r>
           </w:p>
         </w:tc>
@@ -3384,7 +8034,38 @@
           </w:tcPr>
           <w:p>
             <w:r>
-              <w:t>frame_0000.jpg</w:t>
+              <w:drawing>
+                <wp:inline xmlns:a="http://schemas.openxmlformats.org/drawingml/2006/main" xmlns:pic="http://schemas.openxmlformats.org/drawingml/2006/picture">
+                  <wp:extent cx="1280160" cy="720090"/>
+                  <wp:docPr id="151" name="Picture 151"/>
+                  <wp:cNvGraphicFramePr>
+                    <a:graphicFrameLocks noChangeAspect="1"/>
+                  </wp:cNvGraphicFramePr>
+                  <a:graphic>
+                    <a:graphicData uri="http://schemas.openxmlformats.org/drawingml/2006/picture">
+                      <pic:pic>
+                        <pic:nvPicPr>
+                          <pic:cNvPr id="0" name="frame_0000.jpg"/>
+                          <pic:cNvPicPr/>
+                        </pic:nvPicPr>
+                        <pic:blipFill>
+                          <a:blip r:embed="rId9"/>
+                          <a:stretch>
+                            <a:fillRect/>
+                          </a:stretch>
+                        </pic:blipFill>
+                        <pic:spPr>
+                          <a:xfrm>
+                            <a:off x="0" y="0"/>
+                            <a:ext cx="1280160" cy="720090"/>
+                          </a:xfrm>
+                          <a:prstGeom prst="rect"/>
+                        </pic:spPr>
+                      </pic:pic>
+                    </a:graphicData>
+                  </a:graphic>
+                </wp:inline>
+              </w:drawing>
             </w:r>
           </w:p>
         </w:tc>
@@ -3394,7 +8075,38 @@
           </w:tcPr>
           <w:p>
             <w:r>
-              <w:t>frame_0886.jpg</w:t>
+              <w:drawing>
+                <wp:inline xmlns:a="http://schemas.openxmlformats.org/drawingml/2006/main" xmlns:pic="http://schemas.openxmlformats.org/drawingml/2006/picture">
+                  <wp:extent cx="1280160" cy="720090"/>
+                  <wp:docPr id="152" name="Picture 152"/>
+                  <wp:cNvGraphicFramePr>
+                    <a:graphicFrameLocks noChangeAspect="1"/>
+                  </wp:cNvGraphicFramePr>
+                  <a:graphic>
+                    <a:graphicData uri="http://schemas.openxmlformats.org/drawingml/2006/picture">
+                      <pic:pic>
+                        <pic:nvPicPr>
+                          <pic:cNvPr id="0" name="frame_0886.jpg"/>
+                          <pic:cNvPicPr/>
+                        </pic:nvPicPr>
+                        <pic:blipFill>
+                          <a:blip r:embed="rId10"/>
+                          <a:stretch>
+                            <a:fillRect/>
+                          </a:stretch>
+                        </pic:blipFill>
+                        <pic:spPr>
+                          <a:xfrm>
+                            <a:off x="0" y="0"/>
+                            <a:ext cx="1280160" cy="720090"/>
+                          </a:xfrm>
+                          <a:prstGeom prst="rect"/>
+                        </pic:spPr>
+                      </pic:pic>
+                    </a:graphicData>
+                  </a:graphic>
+                </wp:inline>
+              </w:drawing>
             </w:r>
           </w:p>
         </w:tc>
@@ -3404,7 +8116,38 @@
           </w:tcPr>
           <w:p>
             <w:r>
-              <w:t>frame_1772.jpg</w:t>
+              <w:drawing>
+                <wp:inline xmlns:a="http://schemas.openxmlformats.org/drawingml/2006/main" xmlns:pic="http://schemas.openxmlformats.org/drawingml/2006/picture">
+                  <wp:extent cx="1280160" cy="720090"/>
+                  <wp:docPr id="153" name="Picture 153"/>
+                  <wp:cNvGraphicFramePr>
+                    <a:graphicFrameLocks noChangeAspect="1"/>
+                  </wp:cNvGraphicFramePr>
+                  <a:graphic>
+                    <a:graphicData uri="http://schemas.openxmlformats.org/drawingml/2006/picture">
+                      <pic:pic>
+                        <pic:nvPicPr>
+                          <pic:cNvPr id="0" name="frame_1772.jpg"/>
+                          <pic:cNvPicPr/>
+                        </pic:nvPicPr>
+                        <pic:blipFill>
+                          <a:blip r:embed="rId11"/>
+                          <a:stretch>
+                            <a:fillRect/>
+                          </a:stretch>
+                        </pic:blipFill>
+                        <pic:spPr>
+                          <a:xfrm>
+                            <a:off x="0" y="0"/>
+                            <a:ext cx="1280160" cy="720090"/>
+                          </a:xfrm>
+                          <a:prstGeom prst="rect"/>
+                        </pic:spPr>
+                      </pic:pic>
+                    </a:graphicData>
+                  </a:graphic>
+                </wp:inline>
+              </w:drawing>
             </w:r>
           </w:p>
         </w:tc>
